--- a/manuscript/manuscript.docx
+++ b/manuscript/manuscript.docx
@@ -994,7 +994,7 @@
       </w:r>
     </w:p>
     <w:bookmarkEnd w:id="10"/>
-    <w:bookmarkStart w:id="33" w:name="results"/>
+    <w:bookmarkStart w:id="40" w:name="results"/>
     <w:p>
       <w:pPr>
         <w:pStyle w:val="Heading1"/>
@@ -1749,6 +1749,145 @@
         <w:t xml:space="preserve">whole-protein score is uninformative.</w:t>
       </w:r>
     </w:p>
+    <w:p>
+      <w:pPr>
+        <w:pStyle w:val="Compact"/>
+        <w:numPr>
+          <w:ilvl w:val="0"/>
+          <w:numId w:val="1007"/>
+        </w:numPr>
+      </w:pPr>
+      <w:r>
+        <w:rPr>
+          <w:b/>
+          <w:bCs/>
+        </w:rPr>
+        <w:t xml:space="preserve">Region-level scoring completed across all 14 region-capable tools</w:t>
+      </w:r>
+      <w:r>
+        <w:t xml:space="preserve"> </w:t>
+      </w:r>
+      <w:r>
+        <w:t xml:space="preserve">(Fig 9): for each tool we now report, side by side, the whole-protein score,</w:t>
+      </w:r>
+      <w:r>
+        <w:t xml:space="preserve"> </w:t>
+      </w:r>
+      <w:r>
+        <w:t xml:space="preserve">the concatenated within-topology-class score (or, for the two</w:t>
+      </w:r>
+      <w:r>
+        <w:t xml:space="preserve"> </w:t>
+      </w:r>
+      <w:r>
+        <w:t xml:space="preserve">structure-based tools that lack a concatenated-sequence mode, the</w:t>
+      </w:r>
+      <w:r>
+        <w:t xml:space="preserve"> </w:t>
+      </w:r>
+      <w:r>
+        <w:t xml:space="preserve">structural</w:t>
+      </w:r>
+      <w:r>
+        <w:t xml:space="preserve"> </w:t>
+      </w:r>
+      <w:r>
+        <w:rPr>
+          <w:rStyle w:val="VerbatimChar"/>
+        </w:rPr>
+        <w:t xml:space="preserve">pdb_region</w:t>
+      </w:r>
+      <w:r>
+        <w:t xml:space="preserve"> </w:t>
+      </w:r>
+      <w:r>
+        <w:t xml:space="preserve">analogue scored directly on AlphaFold-model</w:t>
+      </w:r>
+      <w:r>
+        <w:t xml:space="preserve"> </w:t>
+      </w:r>
+      <w:r>
+        <w:t xml:space="preserve">fragments), and the per-segment scores. Sequence-based tools</w:t>
+      </w:r>
+      <w:r>
+        <w:t xml:space="preserve"> </w:t>
+      </w:r>
+      <w:r>
+        <w:t xml:space="preserve">(catGRANULE, PLAAC, PScore, ESpritz, SEG, ParSe2, LLPhyScore,</w:t>
+      </w:r>
+      <w:r>
+        <w:t xml:space="preserve"> </w:t>
+      </w:r>
+      <w:r>
+        <w:t xml:space="preserve">PSPsPredict, PSAP, FuzDrop, DeePhase, PSPHunter) expose all three levels;</w:t>
+      </w:r>
+      <w:r>
+        <w:t xml:space="preserve"> </w:t>
+      </w:r>
+      <w:r>
+        <w:t xml:space="preserve">PICNIC and PSPire, being structure/AlphaFold-based, have no</w:t>
+      </w:r>
+      <w:r>
+        <w:t xml:space="preserve"> </w:t>
+      </w:r>
+      <w:r>
+        <w:t xml:space="preserve">isolated-sequence mode and are scored only at</w:t>
+      </w:r>
+      <w:r>
+        <w:t xml:space="preserve"> </w:t>
+      </w:r>
+      <w:r>
+        <w:rPr>
+          <w:rStyle w:val="VerbatimChar"/>
+        </w:rPr>
+        <w:t xml:space="preserve">whole</w:t>
+      </w:r>
+      <w:r>
+        <w:t xml:space="preserve"> </w:t>
+      </w:r>
+      <w:r>
+        <w:t xml:space="preserve">and</w:t>
+      </w:r>
+      <w:r>
+        <w:t xml:space="preserve"> </w:t>
+      </w:r>
+      <w:r>
+        <w:rPr>
+          <w:rStyle w:val="VerbatimChar"/>
+        </w:rPr>
+        <w:t xml:space="preserve">pdb_region</w:t>
+      </w:r>
+      <w:r>
+        <w:t xml:space="preserve"> </w:t>
+      </w:r>
+      <w:r>
+        <w:t xml:space="preserve">granularity — this coverage difference is now made explicit (Methods;</w:t>
+      </w:r>
+      <w:r>
+        <w:t xml:space="preserve"> </w:t>
+      </w:r>
+      <w:r>
+        <w:t xml:space="preserve">Supplementary Table S2) rather than left as a silent gap in the region</w:t>
+      </w:r>
+      <w:r>
+        <w:t xml:space="preserve"> </w:t>
+      </w:r>
+      <w:r>
+        <w:t xml:space="preserve">table. The completed comparison reproduces the same topology pattern as</w:t>
+      </w:r>
+      <w:r>
+        <w:t xml:space="preserve"> </w:t>
+      </w:r>
+      <w:r>
+        <w:t xml:space="preserve">panel (b): TM segments score lowest for every tool except SEG, which</w:t>
+      </w:r>
+      <w:r>
+        <w:t xml:space="preserve"> </w:t>
+      </w:r>
+      <w:r>
+        <w:t xml:space="preserve">again inverts (TM highest), consistent with its lone reversal above.</w:t>
+      </w:r>
+    </w:p>
     <w:bookmarkEnd w:id="18"/>
     <w:bookmarkStart w:id="28" w:name="Xa3a597d32238ba0d880e0fa1cb4bee80624c6ab"/>
     <w:p>
@@ -2558,13 +2697,13 @@
       </w:r>
     </w:p>
     <w:bookmarkEnd w:id="28"/>
-    <w:bookmarkStart w:id="32" w:name="X1a6484599788a64832cbcfb583873db4696fa37"/>
+    <w:bookmarkStart w:id="35" w:name="X8f4eacafb16dcb1c961c9c808ef2debda86556c"/>
     <w:p>
       <w:pPr>
         <w:pStyle w:val="Heading2"/>
       </w:pPr>
       <w:r>
-        <w:t xml:space="preserve">4. Failure modes are architectural, not mechanistic</w:t>
+        <w:t xml:space="preserve">4. Consensus and discordance: which proteins do predictors agree on, and why</w:t>
       </w:r>
     </w:p>
     <w:p>
@@ -2574,20 +2713,547 @@
       <w:r>
         <w:drawing>
           <wp:inline>
-            <wp:extent cx="5334000" cy="2828427"/>
+            <wp:extent cx="5334000" cy="5268050"/>
             <wp:effectExtent b="0" l="0" r="0" t="0"/>
             <wp:docPr descr="" title="" id="30" name="Picture"/>
             <a:graphic>
               <a:graphicData uri="http://schemas.openxmlformats.org/drawingml/2006/picture">
                 <pic:pic>
                   <pic:nvPicPr>
-                    <pic:cNvPr descr="figures/fig4_functional.png" id="31" name="Picture"/>
+                    <pic:cNvPr descr="figures/fig7_consensus_discordance.png" id="31" name="Picture"/>
                     <pic:cNvPicPr>
                       <a:picLocks noChangeArrowheads="1" noChangeAspect="1"/>
                     </pic:cNvPicPr>
                   </pic:nvPicPr>
                   <pic:blipFill>
                     <a:blip r:embed="rId29"/>
+                    <a:stretch>
+                      <a:fillRect/>
+                    </a:stretch>
+                  </pic:blipFill>
+                  <pic:spPr bwMode="auto">
+                    <a:xfrm>
+                      <a:off x="0" y="0"/>
+                      <a:ext cx="5334000" cy="5268050"/>
+                    </a:xfrm>
+                    <a:prstGeom prst="rect">
+                      <a:avLst/>
+                    </a:prstGeom>
+                    <a:noFill/>
+                    <a:ln w="9525">
+                      <a:noFill/>
+                      <a:headEnd/>
+                      <a:tailEnd/>
+                    </a:ln>
+                  </pic:spPr>
+                </pic:pic>
+              </a:graphicData>
+            </a:graphic>
+          </wp:inline>
+        </w:drawing>
+      </w:r>
+    </w:p>
+    <w:p>
+      <w:pPr>
+        <w:pStyle w:val="Compact"/>
+        <w:numPr>
+          <w:ilvl w:val="0"/>
+          <w:numId w:val="1012"/>
+        </w:numPr>
+      </w:pPr>
+      <w:r>
+        <w:rPr>
+          <w:b/>
+          <w:bCs/>
+        </w:rPr>
+        <w:t xml:space="preserve">Classification</w:t>
+      </w:r>
+      <w:r>
+        <w:t xml:space="preserve"> </w:t>
+      </w:r>
+      <w:r>
+        <w:t xml:space="preserve">(Supplementary Table S3): using the plain mean rank and</w:t>
+      </w:r>
+      <w:r>
+        <w:t xml:space="preserve"> </w:t>
+      </w:r>
+      <w:r>
+        <w:t xml:space="preserve">its cross-predictor SD, each of the 60 proteins was scored against three</w:t>
+      </w:r>
+      <w:r>
+        <w:t xml:space="preserve"> </w:t>
+      </w:r>
+      <w:r>
+        <w:t xml:space="preserve">criteria —</w:t>
+      </w:r>
+      <w:r>
+        <w:t xml:space="preserve"> </w:t>
+      </w:r>
+      <w:r>
+        <w:rPr>
+          <w:i/>
+          <w:iCs/>
+        </w:rPr>
+        <w:t xml:space="preserve">rank-extreme-high</w:t>
+      </w:r>
+      <w:r>
+        <w:t xml:space="preserve"> </w:t>
+      </w:r>
+      <w:r>
+        <w:t xml:space="preserve">(top-10 by mean rank, restricted to those</w:t>
+      </w:r>
+      <w:r>
+        <w:t xml:space="preserve"> </w:t>
+      </w:r>
+      <w:r>
+        <w:t xml:space="preserve">where ≥ 60% of the 18 predictors independently place it in their own top</w:t>
+      </w:r>
+      <w:r>
+        <w:t xml:space="preserve"> </w:t>
+      </w:r>
+      <w:r>
+        <w:t xml:space="preserve">half),</w:t>
+      </w:r>
+      <w:r>
+        <w:t xml:space="preserve"> </w:t>
+      </w:r>
+      <w:r>
+        <w:rPr>
+          <w:i/>
+          <w:iCs/>
+        </w:rPr>
+        <w:t xml:space="preserve">rank-extreme-low</w:t>
+      </w:r>
+      <w:r>
+        <w:t xml:space="preserve"> </w:t>
+      </w:r>
+      <w:r>
+        <w:t xml:space="preserve">(bottom-10 by mean rank), and</w:t>
+      </w:r>
+      <w:r>
+        <w:t xml:space="preserve"> </w:t>
+      </w:r>
+      <w:r>
+        <w:rPr>
+          <w:i/>
+          <w:iCs/>
+        </w:rPr>
+        <w:t xml:space="preserve">high-disagreement</w:t>
+      </w:r>
+      <w:r>
+        <w:t xml:space="preserve"> </w:t>
+      </w:r>
+      <w:r>
+        <w:t xml:space="preserve">(top-10 by rank SD) — and assigned to a single primary group, with</w:t>
+      </w:r>
+      <w:r>
+        <w:t xml:space="preserve"> </w:t>
+      </w:r>
+      <w:r>
+        <w:t xml:space="preserve">disagreement taking priority when a protein qualified for both a</w:t>
+      </w:r>
+      <w:r>
+        <w:t xml:space="preserve"> </w:t>
+      </w:r>
+      <w:r>
+        <w:t xml:space="preserve">rank-extreme group and the disagreement group. Three proteins (NOTC1, MUC1</w:t>
+      </w:r>
+      <w:r>
+        <w:t xml:space="preserve"> </w:t>
+      </w:r>
+      <w:r>
+        <w:t xml:space="preserve">— both rank-extreme-high; COX7C — rank-extreme-low) were reassigned this</w:t>
+      </w:r>
+      <w:r>
+        <w:t xml:space="preserve"> </w:t>
+      </w:r>
+      <w:r>
+        <w:t xml:space="preserve">way and are reported under high-disagreement rather than their rank-extreme</w:t>
+      </w:r>
+      <w:r>
+        <w:t xml:space="preserve"> </w:t>
+      </w:r>
+      <w:r>
+        <w:t xml:space="preserve">group below. This leaves n = 8 consistently-high, n = 9</w:t>
+      </w:r>
+      <w:r>
+        <w:t xml:space="preserve"> </w:t>
+      </w:r>
+      <w:r>
+        <w:t xml:space="preserve">consistently-under-ranked, and n = 10 high-disagreement proteins.</w:t>
+      </w:r>
+    </w:p>
+    <w:p>
+      <w:pPr>
+        <w:pStyle w:val="Compact"/>
+        <w:numPr>
+          <w:ilvl w:val="0"/>
+          <w:numId w:val="1012"/>
+        </w:numPr>
+      </w:pPr>
+      <w:r>
+        <w:rPr>
+          <w:b/>
+          <w:bCs/>
+        </w:rPr>
+        <w:t xml:space="preserve">Consistently high is a closed topological class</w:t>
+      </w:r>
+      <w:r>
+        <w:t xml:space="preserve">: all 8 are single-pass</w:t>
+      </w:r>
+      <w:r>
+        <w:t xml:space="preserve"> </w:t>
+      </w:r>
+      <w:r>
+        <w:t xml:space="preserve">(JPH2, CKAP4, EGFR, ERBB2, MAVS, ALK, LRP6, LAT) — the same large</w:t>
+      </w:r>
+      <w:r>
+        <w:t xml:space="preserve"> </w:t>
+      </w:r>
+      <w:r>
+        <w:t xml:space="preserve">RTK/receptor cohort identified in Section 3.</w:t>
+      </w:r>
+    </w:p>
+    <w:p>
+      <w:pPr>
+        <w:pStyle w:val="Compact"/>
+        <w:numPr>
+          <w:ilvl w:val="0"/>
+          <w:numId w:val="1012"/>
+        </w:numPr>
+      </w:pPr>
+      <w:r>
+        <w:rPr>
+          <w:b/>
+          <w:bCs/>
+        </w:rPr>
+        <w:t xml:space="preserve">Consistently under-ranked is architecturally the mirror image</w:t>
+      </w:r>
+      <w:r>
+        <w:t xml:space="preserve">: 6/9 are</w:t>
+      </w:r>
+      <w:r>
+        <w:t xml:space="preserve"> </w:t>
+      </w:r>
+      <w:r>
+        <w:t xml:space="preserve">multi-pass (MALL, NPY2R, PAR3, MFSD1, CRLS1, SC6A4), and the single-pass</w:t>
+      </w:r>
+      <w:r>
+        <w:t xml:space="preserve"> </w:t>
+      </w:r>
+      <w:r>
+        <w:t xml:space="preserve">members of this group (TAZ, CAV1, CD28) are short or compact. The</w:t>
+      </w:r>
+      <w:r>
+        <w:t xml:space="preserve"> </w:t>
+      </w:r>
+      <w:r>
+        <w:t xml:space="preserve">single-pass-vs-multi-pass split between the high and under-ranked groups is</w:t>
+      </w:r>
+      <w:r>
+        <w:t xml:space="preserve"> </w:t>
+      </w:r>
+      <w:r>
+        <w:t xml:space="preserve">itself significant (Fisher’s exact, p = 9.1 × 10⁻³) — topology class alone</w:t>
+      </w:r>
+      <w:r>
+        <w:t xml:space="preserve"> </w:t>
+      </w:r>
+      <w:r>
+        <w:t xml:space="preserve">distinguishes the two extremes of the consensus, independent of the</w:t>
+      </w:r>
+      <w:r>
+        <w:t xml:space="preserve"> </w:t>
+      </w:r>
+      <w:r>
+        <w:t xml:space="preserve">continuous TMD-count correlation already reported.</w:t>
+      </w:r>
+    </w:p>
+    <w:p>
+      <w:pPr>
+        <w:pStyle w:val="Compact"/>
+        <w:numPr>
+          <w:ilvl w:val="0"/>
+          <w:numId w:val="1012"/>
+        </w:numPr>
+      </w:pPr>
+      <w:r>
+        <w:rPr>
+          <w:b/>
+          <w:bCs/>
+        </w:rPr>
+        <w:t xml:space="preserve">Disagreement is not explained by any measured feature.</w:t>
+      </w:r>
+      <w:r>
+        <w:t xml:space="preserve"> </w:t>
+      </w:r>
+      <w:r>
+        <w:t xml:space="preserve">Rank SD</w:t>
+      </w:r>
+      <w:r>
+        <w:t xml:space="preserve"> </w:t>
+      </w:r>
+      <w:r>
+        <w:t xml:space="preserve">correlates with none of hydropathy, disorder fraction, LCR fraction, TMD</w:t>
+      </w:r>
+      <w:r>
+        <w:t xml:space="preserve"> </w:t>
+      </w:r>
+      <w:r>
+        <w:t xml:space="preserve">count, length, charge, or PTM burden after FDR correction (all FDR &gt; 0.2;</w:t>
+      </w:r>
+      <w:r>
+        <w:t xml:space="preserve"> </w:t>
+      </w:r>
+      <w:r>
+        <w:t xml:space="preserve">Fig 8, panel-level tests in</w:t>
+      </w:r>
+      <w:r>
+        <w:t xml:space="preserve"> </w:t>
+      </w:r>
+      <w:r>
+        <w:rPr>
+          <w:rStyle w:val="VerbatimChar"/>
+        </w:rPr>
+        <w:t xml:space="preserve">output/group_feature_comparison_tests.csv</w:t>
+      </w:r>
+      <w:r>
+        <w:t xml:space="preserve">).</w:t>
+      </w:r>
+      <w:r>
+        <w:t xml:space="preserve"> </w:t>
+      </w:r>
+      <w:r>
+        <w:t xml:space="preserve">High-disagreement proteins (e.g. SHSA5, NOTC1, SYPH, COX7C, USH2A, FZD8)</w:t>
+      </w:r>
+      <w:r>
+        <w:t xml:space="preserve"> </w:t>
+      </w:r>
+      <w:r>
+        <w:t xml:space="preserve">span both topology classes and both rank extremes — disagreement appears to</w:t>
+      </w:r>
+      <w:r>
+        <w:t xml:space="preserve"> </w:t>
+      </w:r>
+      <w:r>
+        <w:t xml:space="preserve">be tool-specific idiosyncrasy (e.g. a single predictor scoring a protein far</w:t>
+      </w:r>
+      <w:r>
+        <w:t xml:space="preserve"> </w:t>
+      </w:r>
+      <w:r>
+        <w:t xml:space="preserve">outside the consensus) rather than a systematic gap the tools share.</w:t>
+      </w:r>
+    </w:p>
+    <w:p>
+      <w:pPr>
+        <w:pStyle w:val="FirstParagraph"/>
+      </w:pPr>
+      <w:r>
+        <w:drawing>
+          <wp:inline>
+            <wp:extent cx="5334000" cy="2896491"/>
+            <wp:effectExtent b="0" l="0" r="0" t="0"/>
+            <wp:docPr descr="" title="" id="33" name="Picture"/>
+            <a:graphic>
+              <a:graphicData uri="http://schemas.openxmlformats.org/drawingml/2006/picture">
+                <pic:pic>
+                  <pic:nvPicPr>
+                    <pic:cNvPr descr="figures/fig8_group_feature_comparison.png" id="34" name="Picture"/>
+                    <pic:cNvPicPr>
+                      <a:picLocks noChangeArrowheads="1" noChangeAspect="1"/>
+                    </pic:cNvPicPr>
+                  </pic:nvPicPr>
+                  <pic:blipFill>
+                    <a:blip r:embed="rId32"/>
+                    <a:stretch>
+                      <a:fillRect/>
+                    </a:stretch>
+                  </pic:blipFill>
+                  <pic:spPr bwMode="auto">
+                    <a:xfrm>
+                      <a:off x="0" y="0"/>
+                      <a:ext cx="5334000" cy="2896491"/>
+                    </a:xfrm>
+                    <a:prstGeom prst="rect">
+                      <a:avLst/>
+                    </a:prstGeom>
+                    <a:noFill/>
+                    <a:ln w="9525">
+                      <a:noFill/>
+                      <a:headEnd/>
+                      <a:tailEnd/>
+                    </a:ln>
+                  </pic:spPr>
+                </pic:pic>
+              </a:graphicData>
+            </a:graphic>
+          </wp:inline>
+        </w:drawing>
+      </w:r>
+    </w:p>
+    <w:p>
+      <w:pPr>
+        <w:pStyle w:val="Compact"/>
+        <w:numPr>
+          <w:ilvl w:val="0"/>
+          <w:numId w:val="1013"/>
+        </w:numPr>
+      </w:pPr>
+      <w:r>
+        <w:rPr>
+          <w:b/>
+          <w:bCs/>
+        </w:rPr>
+        <w:t xml:space="preserve">What separates high from under-ranked</w:t>
+      </w:r>
+      <w:r>
+        <w:t xml:space="preserve"> </w:t>
+      </w:r>
+      <w:r>
+        <w:t xml:space="preserve">(Mann-Whitney U, BH-FDR; Fig 8):</w:t>
+      </w:r>
+      <w:r>
+        <w:t xml:space="preserve"> </w:t>
+      </w:r>
+      <w:r>
+        <w:t xml:space="preserve">whole-protein hydropathy (FDR = 1.3 × 10⁻³, more hydrophobic in the</w:t>
+      </w:r>
+      <w:r>
+        <w:t xml:space="preserve"> </w:t>
+      </w:r>
+      <w:r>
+        <w:t xml:space="preserve">under-ranked group), fraction of charged residues (FDR = 1.3 × 10⁻²,</w:t>
+      </w:r>
+      <w:r>
+        <w:t xml:space="preserve"> </w:t>
+      </w:r>
+      <w:r>
+        <w:t xml:space="preserve">higher in the high-ranked group), total PTM sites (FDR = 1.3 × 10⁻², higher</w:t>
+      </w:r>
+      <w:r>
+        <w:t xml:space="preserve"> </w:t>
+      </w:r>
+      <w:r>
+        <w:t xml:space="preserve">in the high-ranked group), disordered fraction (FDR = 1.3 × 10⁻²),</w:t>
+      </w:r>
+      <w:r>
+        <w:t xml:space="preserve"> </w:t>
+      </w:r>
+      <w:r>
+        <w:t xml:space="preserve">cytoplasmic PTM sites (FDR = 1.3 × 10⁻²), chain length (FDR = 1.5 × 10⁻²),</w:t>
+      </w:r>
+      <w:r>
+        <w:t xml:space="preserve"> </w:t>
+      </w:r>
+      <w:r>
+        <w:t xml:space="preserve">TMD count (FDR = 1.8 × 10⁻²), LCR fraction (FDR = 2.7 × 10⁻²), net charge</w:t>
+      </w:r>
+      <w:r>
+        <w:t xml:space="preserve"> </w:t>
+      </w:r>
+      <w:r>
+        <w:t xml:space="preserve">(FDR = 3.7 × 10⁻²), and cytoplasmic-domain fraction of the chain (FDR =</w:t>
+      </w:r>
+      <w:r>
+        <w:t xml:space="preserve"> </w:t>
+      </w:r>
+      <w:r>
+        <w:t xml:space="preserve">3.7 × 10⁻²). This is the same soluble-IDR/architecture signature from Section 3,</w:t>
+      </w:r>
+      <w:r>
+        <w:t xml:space="preserve"> </w:t>
+      </w:r>
+      <w:r>
+        <w:t xml:space="preserve">now shown to cleanly separate the two rank extremes rather than being only a</w:t>
+      </w:r>
+      <w:r>
+        <w:t xml:space="preserve"> </w:t>
+      </w:r>
+      <w:r>
+        <w:t xml:space="preserve">continuous correlation.</w:t>
+      </w:r>
+    </w:p>
+    <w:p>
+      <w:pPr>
+        <w:pStyle w:val="Compact"/>
+        <w:numPr>
+          <w:ilvl w:val="0"/>
+          <w:numId w:val="1013"/>
+        </w:numPr>
+      </w:pPr>
+      <w:r>
+        <w:rPr>
+          <w:b/>
+          <w:bCs/>
+        </w:rPr>
+        <w:t xml:space="preserve">Read</w:t>
+      </w:r>
+      <w:r>
+        <w:t xml:space="preserve">: there is no membrane-specific biological signal driving which</w:t>
+      </w:r>
+      <w:r>
+        <w:t xml:space="preserve"> </w:t>
+      </w:r>
+      <w:r>
+        <w:t xml:space="preserve">proteins predictors miss — under-ranking tracks exactly the architectural</w:t>
+      </w:r>
+      <w:r>
+        <w:t xml:space="preserve"> </w:t>
+      </w:r>
+      <w:r>
+        <w:t xml:space="preserve">axis (short, hydrophobic, multi-pass, few PTMs) already implicated as the</w:t>
+      </w:r>
+      <w:r>
+        <w:t xml:space="preserve"> </w:t>
+      </w:r>
+      <w:r>
+        <w:t xml:space="preserve">generic soluble-IDR bias. Disagreement, in contrast, is unpredictable from</w:t>
+      </w:r>
+      <w:r>
+        <w:t xml:space="preserve"> </w:t>
+      </w:r>
+      <w:r>
+        <w:t xml:space="preserve">any feature tested here and likely reflects individual-tool sensitivity to</w:t>
+      </w:r>
+      <w:r>
+        <w:t xml:space="preserve"> </w:t>
+      </w:r>
+      <w:r>
+        <w:t xml:space="preserve">specific sequence motifs rather than a shared architectural blind spot.</w:t>
+      </w:r>
+    </w:p>
+    <w:bookmarkEnd w:id="35"/>
+    <w:bookmarkStart w:id="39" w:name="X1a6484599788a64832cbcfb583873db4696fa37"/>
+    <w:p>
+      <w:pPr>
+        <w:pStyle w:val="Heading2"/>
+      </w:pPr>
+      <w:r>
+        <w:t xml:space="preserve">5. Failure modes are architectural, not mechanistic</w:t>
+      </w:r>
+    </w:p>
+    <w:p>
+      <w:pPr>
+        <w:pStyle w:val="FirstParagraph"/>
+      </w:pPr>
+      <w:r>
+        <w:drawing>
+          <wp:inline>
+            <wp:extent cx="5334000" cy="2828427"/>
+            <wp:effectExtent b="0" l="0" r="0" t="0"/>
+            <wp:docPr descr="" title="" id="37" name="Picture"/>
+            <a:graphic>
+              <a:graphicData uri="http://schemas.openxmlformats.org/drawingml/2006/picture">
+                <pic:pic>
+                  <pic:nvPicPr>
+                    <pic:cNvPr descr="figures/fig4_functional.png" id="38" name="Picture"/>
+                    <pic:cNvPicPr>
+                      <a:picLocks noChangeArrowheads="1" noChangeAspect="1"/>
+                    </pic:cNvPicPr>
+                  </pic:nvPicPr>
+                  <pic:blipFill>
+                    <a:blip r:embed="rId36"/>
                     <a:stretch>
                       <a:fillRect/>
                     </a:stretch>
@@ -2619,7 +3285,7 @@
         <w:pStyle w:val="Compact"/>
         <w:numPr>
           <w:ilvl w:val="0"/>
-          <w:numId w:val="1012"/>
+          <w:numId w:val="1014"/>
         </w:numPr>
       </w:pPr>
       <w:r>
@@ -2658,248 +3324,6 @@
       </w:r>
       <w:r>
         <w:t xml:space="preserve">Kruskal multi-level; all BH-FDR).</w:t>
-      </w:r>
-    </w:p>
-    <w:p>
-      <w:pPr>
-        <w:pStyle w:val="Compact"/>
-        <w:numPr>
-          <w:ilvl w:val="0"/>
-          <w:numId w:val="1012"/>
-        </w:numPr>
-      </w:pPr>
-      <w:r>
-        <w:rPr>
-          <w:b/>
-          <w:bCs/>
-        </w:rPr>
-        <w:t xml:space="preserve">Significant — all architectural/functional</w:t>
-      </w:r>
-      <w:r>
-        <w:t xml:space="preserve">:</w:t>
-      </w:r>
-    </w:p>
-    <w:p>
-      <w:pPr>
-        <w:pStyle w:val="Compact"/>
-        <w:numPr>
-          <w:ilvl w:val="1"/>
-          <w:numId w:val="1013"/>
-        </w:numPr>
-      </w:pPr>
-      <w:r>
-        <w:t xml:space="preserve">Chain length (Spearman): FDR = 1 × 10⁻⁴ (strongest).</w:t>
-      </w:r>
-    </w:p>
-    <w:p>
-      <w:pPr>
-        <w:pStyle w:val="Compact"/>
-        <w:numPr>
-          <w:ilvl w:val="1"/>
-          <w:numId w:val="1013"/>
-        </w:numPr>
-      </w:pPr>
-      <w:r>
-        <w:t xml:space="preserve">Leakage-flagged</w:t>
-      </w:r>
-      <w:r>
-        <w:t xml:space="preserve"> </w:t>
-      </w:r>
-      <w:r>
-        <w:rPr>
-          <w:b/>
-          <w:bCs/>
-        </w:rPr>
-        <w:t xml:space="preserve">higher</w:t>
-      </w:r>
-      <w:r>
-        <w:t xml:space="preserve">: 0.58 vs 0.42 (FDR = 6 × 10⁻⁴).</w:t>
-      </w:r>
-    </w:p>
-    <w:p>
-      <w:pPr>
-        <w:pStyle w:val="Compact"/>
-        <w:numPr>
-          <w:ilvl w:val="1"/>
-          <w:numId w:val="1013"/>
-        </w:numPr>
-      </w:pPr>
-      <w:r>
-        <w:t xml:space="preserve">Kinase higher: 0.62 vs 0.46 (FDR = 3 × 10⁻³).</w:t>
-      </w:r>
-    </w:p>
-    <w:p>
-      <w:pPr>
-        <w:pStyle w:val="Compact"/>
-        <w:numPr>
-          <w:ilvl w:val="1"/>
-          <w:numId w:val="1013"/>
-        </w:numPr>
-      </w:pPr>
-      <w:r>
-        <w:t xml:space="preserve">RTK higher: 0.62 vs 0.46 (FDR = 4 × 10⁻³).</w:t>
-      </w:r>
-    </w:p>
-    <w:p>
-      <w:pPr>
-        <w:pStyle w:val="Compact"/>
-        <w:numPr>
-          <w:ilvl w:val="1"/>
-          <w:numId w:val="1013"/>
-        </w:numPr>
-      </w:pPr>
-      <w:r>
-        <w:t xml:space="preserve">TMD count (Spearman, negative): FDR = 4 × 10⁻³.</w:t>
-      </w:r>
-    </w:p>
-    <w:p>
-      <w:pPr>
-        <w:pStyle w:val="Compact"/>
-        <w:numPr>
-          <w:ilvl w:val="1"/>
-          <w:numId w:val="1013"/>
-        </w:numPr>
-      </w:pPr>
-      <w:r>
-        <w:rPr>
-          <w:b/>
-          <w:bCs/>
-        </w:rPr>
-        <w:t xml:space="preserve">Single-pass &gt; multi-pass</w:t>
-      </w:r>
-      <w:r>
-        <w:t xml:space="preserve">: 0.565 vs 0.419 (FDR = 8 × 10⁻³).</w:t>
-      </w:r>
-    </w:p>
-    <w:p>
-      <w:pPr>
-        <w:pStyle w:val="Compact"/>
-        <w:numPr>
-          <w:ilvl w:val="1"/>
-          <w:numId w:val="1013"/>
-        </w:numPr>
-      </w:pPr>
-      <w:r>
-        <w:t xml:space="preserve">Transferase higher: 0.61 vs 0.46 (FDR = 0.035).</w:t>
-      </w:r>
-    </w:p>
-    <w:p>
-      <w:pPr>
-        <w:pStyle w:val="Compact"/>
-        <w:numPr>
-          <w:ilvl w:val="1"/>
-          <w:numId w:val="1013"/>
-        </w:numPr>
-      </w:pPr>
-      <w:r>
-        <w:t xml:space="preserve">Monotone rise across classes: ion channel 0.36 / transporter 0.39 / GPCR</w:t>
-      </w:r>
-      <w:r>
-        <w:t xml:space="preserve"> </w:t>
-      </w:r>
-      <w:r>
-        <w:t xml:space="preserve">0.42 → transferase 0.61 / kinase 0.62 / RTK 0.62.</w:t>
-      </w:r>
-    </w:p>
-    <w:p>
-      <w:pPr>
-        <w:pStyle w:val="Compact"/>
-        <w:numPr>
-          <w:ilvl w:val="0"/>
-          <w:numId w:val="1012"/>
-        </w:numPr>
-      </w:pPr>
-      <w:r>
-        <w:rPr>
-          <w:b/>
-          <w:bCs/>
-        </w:rPr>
-        <w:t xml:space="preserve">Not significant — the mechanistic descriptors</w:t>
-      </w:r>
-      <w:r>
-        <w:t xml:space="preserve">: driver/client role</w:t>
-      </w:r>
-      <w:r>
-        <w:t xml:space="preserve"> </w:t>
-      </w:r>
-      <w:r>
-        <w:t xml:space="preserve">(Kruskal FDR = 0.46); autonomous vs partner-dependent mode (FDR = 0.46).</w:t>
-      </w:r>
-    </w:p>
-    <w:p>
-      <w:pPr>
-        <w:pStyle w:val="Compact"/>
-        <w:numPr>
-          <w:ilvl w:val="0"/>
-          <w:numId w:val="1012"/>
-        </w:numPr>
-      </w:pPr>
-      <w:r>
-        <w:rPr>
-          <w:b/>
-          <w:bCs/>
-        </w:rPr>
-        <w:t xml:space="preserve">Read</w:t>
-      </w:r>
-      <w:r>
-        <w:t xml:space="preserve">: predictors read architecture (size, membrane passes, hydrophobicity,</w:t>
-      </w:r>
-      <w:r>
-        <w:t xml:space="preserve"> </w:t>
-      </w:r>
-      <w:r>
-        <w:t xml:space="preserve">enzyme class),</w:t>
-      </w:r>
-      <w:r>
-        <w:t xml:space="preserve"> </w:t>
-      </w:r>
-      <w:r>
-        <w:rPr>
-          <w:b/>
-          <w:bCs/>
-        </w:rPr>
-        <w:t xml:space="preserve">not</w:t>
-      </w:r>
-      <w:r>
-        <w:t xml:space="preserve"> </w:t>
-      </w:r>
-      <w:r>
-        <w:t xml:space="preserve">curated LLPS mechanism. They happen to rank the large</w:t>
-      </w:r>
-      <w:r>
-        <w:t xml:space="preserve"> </w:t>
-      </w:r>
-      <w:r>
-        <w:t xml:space="preserve">single-pass RTKs correctly — because those look like soluble IDR proteins —</w:t>
-      </w:r>
-      <w:r>
-        <w:t xml:space="preserve"> </w:t>
-      </w:r>
-      <w:r>
-        <w:t xml:space="preserve">but for compact or multi-pass proteins that condense via short cytoplasmic</w:t>
-      </w:r>
-      <w:r>
-        <w:t xml:space="preserve"> </w:t>
-      </w:r>
-      <w:r>
-        <w:t xml:space="preserve">motifs, the same signature scores them near the floor regardless of the</w:t>
-      </w:r>
-      <w:r>
-        <w:t xml:space="preserve"> </w:t>
-      </w:r>
-      <w:r>
-        <w:t xml:space="preserve">experimental evidence.</w:t>
-      </w:r>
-    </w:p>
-    <w:bookmarkEnd w:id="32"/>
-    <w:bookmarkEnd w:id="33"/>
-    <w:bookmarkStart w:id="34" w:name="discussion-draft-points"/>
-    <w:p>
-      <w:pPr>
-        <w:pStyle w:val="Heading1"/>
-      </w:pPr>
-      <w:r>
-        <w:t xml:space="preserve">Discussion (draft points)</w:t>
       </w:r>
     </w:p>
     <w:p>
@@ -2915,7 +3339,7 @@
           <w:b/>
           <w:bCs/>
         </w:rPr>
-        <w:t xml:space="preserve">Three recurring findings</w:t>
+        <w:t xml:space="preserve">Significant — all architectural/functional</w:t>
       </w:r>
       <w:r>
         <w:t xml:space="preserve">:</w:t>
@@ -2930,19 +3354,7 @@
         </w:numPr>
       </w:pPr>
       <w:r>
-        <w:t xml:space="preserve">Best generalisers integrate AlphaFold structural features (PSPHunter,</w:t>
-      </w:r>
-      <w:r>
-        <w:t xml:space="preserve"> </w:t>
-      </w:r>
-      <w:r>
-        <w:t xml:space="preserve">PSPire, PICNIC); a soluble-IDR biophysical model (LLPhyScore) collapses</w:t>
-      </w:r>
-      <w:r>
-        <w:t xml:space="preserve"> </w:t>
-      </w:r>
-      <w:r>
-        <w:t xml:space="preserve">to chance → structural context carries the transferable signal.</w:t>
+        <w:t xml:space="preserve">Chain length (Spearman): FDR = 1 × 10⁻⁴ (strongest).</w:t>
       </w:r>
     </w:p>
     <w:p>
@@ -2954,13 +3366,20 @@
         </w:numPr>
       </w:pPr>
       <w:r>
-        <w:t xml:space="preserve">Given topology, 7/8 tools correctly localise signal to the cytoplasmic</w:t>
-      </w:r>
-      <w:r>
-        <w:t xml:space="preserve"> </w:t>
-      </w:r>
-      <w:r>
-        <w:t xml:space="preserve">face and suppress the membrane core.</w:t>
+        <w:t xml:space="preserve">Leakage-flagged</w:t>
+      </w:r>
+      <w:r>
+        <w:t xml:space="preserve"> </w:t>
+      </w:r>
+      <w:r>
+        <w:rPr>
+          <w:b/>
+          <w:bCs/>
+        </w:rPr>
+        <w:t xml:space="preserve">higher</w:t>
+      </w:r>
+      <w:r>
+        <w:t xml:space="preserve">: 0.58 vs 0.42 (FDR = 6 × 10⁻⁴).</w:t>
       </w:r>
     </w:p>
     <w:p>
@@ -2972,65 +3391,80 @@
         </w:numPr>
       </w:pPr>
       <w:r>
-        <w:t xml:space="preserve">Consensus is driven by the generic soluble-IDR signature —</w:t>
-      </w:r>
-      <w:r>
-        <w:t xml:space="preserve"> </w:t>
-      </w:r>
-      <w:r>
-        <w:t xml:space="preserve">hydrophobicity (ρ = −0.69), length (+0.56), disorder (+0.33) — and by</w:t>
-      </w:r>
-      <w:r>
-        <w:t xml:space="preserve"> </w:t>
-      </w:r>
-      <w:r>
-        <w:t xml:space="preserve">membrane architecture (TMD count −0.41),</w:t>
-      </w:r>
-      <w:r>
-        <w:t xml:space="preserve"> </w:t>
-      </w:r>
-      <w:r>
-        <w:rPr>
-          <w:b/>
-          <w:bCs/>
-        </w:rPr>
-        <w:t xml:space="preserve">not</w:t>
-      </w:r>
-      <w:r>
-        <w:t xml:space="preserve"> </w:t>
-      </w:r>
-      <w:r>
-        <w:t xml:space="preserve">by curated LLPS</w:t>
-      </w:r>
-      <w:r>
-        <w:t xml:space="preserve"> </w:t>
-      </w:r>
-      <w:r>
-        <w:t xml:space="preserve">mechanism (driver/client role and autonomous/partner mode both</w:t>
-      </w:r>
-      <w:r>
-        <w:t xml:space="preserve"> </w:t>
-      </w:r>
-      <w:r>
-        <w:t xml:space="preserve">non-significant). The tools rank large single-pass RTKs correctly only</w:t>
-      </w:r>
-      <w:r>
-        <w:t xml:space="preserve"> </w:t>
-      </w:r>
-      <w:r>
-        <w:t xml:space="preserve">because those resemble soluble IDR proteins; compact and multi-pass</w:t>
-      </w:r>
-      <w:r>
-        <w:t xml:space="preserve"> </w:t>
-      </w:r>
-      <w:r>
-        <w:t xml:space="preserve">proteins with genuine LLPS evidence are penalised for their membrane</w:t>
-      </w:r>
-      <w:r>
-        <w:t xml:space="preserve"> </w:t>
-      </w:r>
-      <w:r>
-        <w:t xml:space="preserve">architecture.</w:t>
+        <w:t xml:space="preserve">Kinase higher: 0.62 vs 0.46 (FDR = 3 × 10⁻³).</w:t>
+      </w:r>
+    </w:p>
+    <w:p>
+      <w:pPr>
+        <w:pStyle w:val="Compact"/>
+        <w:numPr>
+          <w:ilvl w:val="1"/>
+          <w:numId w:val="1015"/>
+        </w:numPr>
+      </w:pPr>
+      <w:r>
+        <w:t xml:space="preserve">RTK higher: 0.62 vs 0.46 (FDR = 4 × 10⁻³).</w:t>
+      </w:r>
+    </w:p>
+    <w:p>
+      <w:pPr>
+        <w:pStyle w:val="Compact"/>
+        <w:numPr>
+          <w:ilvl w:val="1"/>
+          <w:numId w:val="1015"/>
+        </w:numPr>
+      </w:pPr>
+      <w:r>
+        <w:t xml:space="preserve">TMD count (Spearman, negative): FDR = 4 × 10⁻³.</w:t>
+      </w:r>
+    </w:p>
+    <w:p>
+      <w:pPr>
+        <w:pStyle w:val="Compact"/>
+        <w:numPr>
+          <w:ilvl w:val="1"/>
+          <w:numId w:val="1015"/>
+        </w:numPr>
+      </w:pPr>
+      <w:r>
+        <w:rPr>
+          <w:b/>
+          <w:bCs/>
+        </w:rPr>
+        <w:t xml:space="preserve">Single-pass &gt; multi-pass</w:t>
+      </w:r>
+      <w:r>
+        <w:t xml:space="preserve">: 0.565 vs 0.419 (FDR = 8 × 10⁻³).</w:t>
+      </w:r>
+    </w:p>
+    <w:p>
+      <w:pPr>
+        <w:pStyle w:val="Compact"/>
+        <w:numPr>
+          <w:ilvl w:val="1"/>
+          <w:numId w:val="1015"/>
+        </w:numPr>
+      </w:pPr>
+      <w:r>
+        <w:t xml:space="preserve">Transferase higher: 0.61 vs 0.46 (FDR = 0.035).</w:t>
+      </w:r>
+    </w:p>
+    <w:p>
+      <w:pPr>
+        <w:pStyle w:val="Compact"/>
+        <w:numPr>
+          <w:ilvl w:val="1"/>
+          <w:numId w:val="1015"/>
+        </w:numPr>
+      </w:pPr>
+      <w:r>
+        <w:t xml:space="preserve">Monotone rise across classes: ion channel 0.36 / transporter 0.39 / GPCR</w:t>
+      </w:r>
+      <w:r>
+        <w:t xml:space="preserve"> </w:t>
+      </w:r>
+      <w:r>
+        <w:t xml:space="preserve">0.42 → transferase 0.61 / kinase 0.62 / RTK 0.62.</w:t>
       </w:r>
     </w:p>
     <w:p>
@@ -3046,68 +3480,16 @@
           <w:b/>
           <w:bCs/>
         </w:rPr>
-        <w:t xml:space="preserve">Two general methodological points</w:t>
-      </w:r>
-      <w:r>
-        <w:t xml:space="preserve">:</w:t>
-      </w:r>
-    </w:p>
-    <w:p>
-      <w:pPr>
-        <w:pStyle w:val="Compact"/>
-        <w:numPr>
-          <w:ilvl w:val="1"/>
-          <w:numId w:val="1016"/>
-        </w:numPr>
-      </w:pPr>
-      <w:r>
-        <w:t xml:space="preserve">Leakage direction matters: naïve membrane-background AUROCs</w:t>
-      </w:r>
-      <w:r>
-        <w:t xml:space="preserve"> </w:t>
-      </w:r>
-      <w:r>
-        <w:rPr>
-          <w:i/>
-          <w:iCs/>
-        </w:rPr>
-        <w:t xml:space="preserve">understate</w:t>
-      </w:r>
-      <w:r>
-        <w:t xml:space="preserve"> </w:t>
-      </w:r>
-      <w:r>
-        <w:t xml:space="preserve">the leaders because leaked proteins are mostly easy negatives; a per-tool,</w:t>
-      </w:r>
-      <w:r>
-        <w:t xml:space="preserve"> </w:t>
-      </w:r>
-      <w:r>
-        <w:t xml:space="preserve">per-protein audit recovers the honest estimate.</w:t>
-      </w:r>
-    </w:p>
-    <w:p>
-      <w:pPr>
-        <w:pStyle w:val="Compact"/>
-        <w:numPr>
-          <w:ilvl w:val="1"/>
-          <w:numId w:val="1016"/>
-        </w:numPr>
-      </w:pPr>
-      <w:r>
-        <w:t xml:space="preserve">Same-class background is essential; scoring vs a soluble proteome inflates</w:t>
-      </w:r>
-      <w:r>
-        <w:t xml:space="preserve"> </w:t>
-      </w:r>
-      <w:r>
-        <w:t xml:space="preserve">accuracy by rewarding detection of</w:t>
-      </w:r>
-      <w:r>
-        <w:t xml:space="preserve"> </w:t>
-      </w:r>
-      <w:r>
-        <w:t xml:space="preserve">“membrane-ness.”</w:t>
+        <w:t xml:space="preserve">Not significant — the mechanistic descriptors</w:t>
+      </w:r>
+      <w:r>
+        <w:t xml:space="preserve">: driver/client role</w:t>
+      </w:r>
+      <w:r>
+        <w:t xml:space="preserve"> </w:t>
+      </w:r>
+      <w:r>
+        <w:t xml:space="preserve">(Kruskal FDR = 0.46); autonomous vs partner-dependent mode (FDR = 0.46).</w:t>
       </w:r>
     </w:p>
     <w:p>
@@ -3123,53 +3505,67 @@
           <w:b/>
           <w:bCs/>
         </w:rPr>
-        <w:t xml:space="preserve">Practical recommendation</w:t>
-      </w:r>
-      <w:r>
-        <w:t xml:space="preserve">: score the</w:t>
-      </w:r>
-      <w:r>
-        <w:t xml:space="preserve"> </w:t>
-      </w:r>
-      <w:r>
-        <w:rPr>
-          <w:b/>
-          <w:bCs/>
-        </w:rPr>
-        <w:t xml:space="preserve">cytoplasmic domain in isolation</w:t>
-      </w:r>
-      <w:r>
-        <w:t xml:space="preserve">,</w:t>
-      </w:r>
-      <w:r>
-        <w:t xml:space="preserve"> </w:t>
-      </w:r>
-      <w:r>
-        <w:t xml:space="preserve">not the full-length chain — TM (and, for most tools, extracellular) regions</w:t>
-      </w:r>
-      <w:r>
-        <w:t xml:space="preserve"> </w:t>
-      </w:r>
-      <w:r>
-        <w:t xml:space="preserve">add noise, and full-length hydrophobicity dominates the consensus; the</w:t>
-      </w:r>
-      <w:r>
-        <w:t xml:space="preserve"> </w:t>
-      </w:r>
-      <w:r>
-        <w:t xml:space="preserve">topology analysis shows the cytoplasmic face is where signal already</w:t>
-      </w:r>
-      <w:r>
-        <w:t xml:space="preserve"> </w:t>
-      </w:r>
-      <w:r>
-        <w:t xml:space="preserve">concentrates. This is most consequential for compact and multi-pass proteins,</w:t>
-      </w:r>
-      <w:r>
-        <w:t xml:space="preserve"> </w:t>
-      </w:r>
-      <w:r>
-        <w:t xml:space="preserve">whose short disordered motifs are swamped by membrane-embedded sequence.</w:t>
+        <w:t xml:space="preserve">Read</w:t>
+      </w:r>
+      <w:r>
+        <w:t xml:space="preserve">: predictors read architecture (size, membrane passes, hydrophobicity,</w:t>
+      </w:r>
+      <w:r>
+        <w:t xml:space="preserve"> </w:t>
+      </w:r>
+      <w:r>
+        <w:t xml:space="preserve">enzyme class),</w:t>
+      </w:r>
+      <w:r>
+        <w:t xml:space="preserve"> </w:t>
+      </w:r>
+      <w:r>
+        <w:rPr>
+          <w:b/>
+          <w:bCs/>
+        </w:rPr>
+        <w:t xml:space="preserve">not</w:t>
+      </w:r>
+      <w:r>
+        <w:t xml:space="preserve"> </w:t>
+      </w:r>
+      <w:r>
+        <w:t xml:space="preserve">curated LLPS mechanism. They happen to rank the large</w:t>
+      </w:r>
+      <w:r>
+        <w:t xml:space="preserve"> </w:t>
+      </w:r>
+      <w:r>
+        <w:t xml:space="preserve">single-pass RTKs correctly — because those look like soluble IDR proteins —</w:t>
+      </w:r>
+      <w:r>
+        <w:t xml:space="preserve"> </w:t>
+      </w:r>
+      <w:r>
+        <w:t xml:space="preserve">but for compact or multi-pass proteins that condense via short cytoplasmic</w:t>
+      </w:r>
+      <w:r>
+        <w:t xml:space="preserve"> </w:t>
+      </w:r>
+      <w:r>
+        <w:t xml:space="preserve">motifs, the same signature scores them near the floor regardless of the</w:t>
+      </w:r>
+      <w:r>
+        <w:t xml:space="preserve"> </w:t>
+      </w:r>
+      <w:r>
+        <w:t xml:space="preserve">experimental evidence.</w:t>
+      </w:r>
+    </w:p>
+    <w:bookmarkEnd w:id="39"/>
+    <w:bookmarkEnd w:id="40"/>
+    <w:bookmarkStart w:id="41" w:name="discussion-draft-points"/>
+    <w:p>
+      <w:pPr>
+        <w:pStyle w:val="Heading1"/>
+      </w:pPr>
+      <w:r>
+        <w:t xml:space="preserve">Discussion (draft points)</w:t>
       </w:r>
     </w:p>
     <w:p>
@@ -3177,7 +3573,7 @@
         <w:pStyle w:val="Compact"/>
         <w:numPr>
           <w:ilvl w:val="0"/>
-          <w:numId w:val="1014"/>
+          <w:numId w:val="1016"/>
         </w:numPr>
       </w:pPr>
       <w:r>
@@ -3185,28 +3581,122 @@
           <w:b/>
           <w:bCs/>
         </w:rPr>
-        <w:t xml:space="preserve">For developers</w:t>
-      </w:r>
-      <w:r>
-        <w:t xml:space="preserve">: topology-aware training/evaluation — topology as an</w:t>
-      </w:r>
-      <w:r>
-        <w:t xml:space="preserve"> </w:t>
-      </w:r>
-      <w:r>
-        <w:t xml:space="preserve">explicit feature, membrane-protein positives in training, same-class</w:t>
-      </w:r>
-      <w:r>
-        <w:t xml:space="preserve"> </w:t>
-      </w:r>
-      <w:r>
-        <w:t xml:space="preserve">background reporting; do not let whole-chain hydrophobicity stand in as a</w:t>
-      </w:r>
-      <w:r>
-        <w:t xml:space="preserve"> </w:t>
-      </w:r>
-      <w:r>
-        <w:t xml:space="preserve">negative LLPS signal for membrane proteins.</w:t>
+        <w:t xml:space="preserve">Three recurring findings</w:t>
+      </w:r>
+      <w:r>
+        <w:t xml:space="preserve">:</w:t>
+      </w:r>
+    </w:p>
+    <w:p>
+      <w:pPr>
+        <w:pStyle w:val="Compact"/>
+        <w:numPr>
+          <w:ilvl w:val="1"/>
+          <w:numId w:val="1017"/>
+        </w:numPr>
+      </w:pPr>
+      <w:r>
+        <w:t xml:space="preserve">Best generalisers integrate AlphaFold structural features (PSPHunter,</w:t>
+      </w:r>
+      <w:r>
+        <w:t xml:space="preserve"> </w:t>
+      </w:r>
+      <w:r>
+        <w:t xml:space="preserve">PSPire, PICNIC); a soluble-IDR biophysical model (LLPhyScore) collapses</w:t>
+      </w:r>
+      <w:r>
+        <w:t xml:space="preserve"> </w:t>
+      </w:r>
+      <w:r>
+        <w:t xml:space="preserve">to chance → structural context carries the transferable signal.</w:t>
+      </w:r>
+    </w:p>
+    <w:p>
+      <w:pPr>
+        <w:pStyle w:val="Compact"/>
+        <w:numPr>
+          <w:ilvl w:val="1"/>
+          <w:numId w:val="1017"/>
+        </w:numPr>
+      </w:pPr>
+      <w:r>
+        <w:t xml:space="preserve">Given topology, 7/8 tools correctly localise signal to the cytoplasmic</w:t>
+      </w:r>
+      <w:r>
+        <w:t xml:space="preserve"> </w:t>
+      </w:r>
+      <w:r>
+        <w:t xml:space="preserve">face and suppress the membrane core.</w:t>
+      </w:r>
+    </w:p>
+    <w:p>
+      <w:pPr>
+        <w:pStyle w:val="Compact"/>
+        <w:numPr>
+          <w:ilvl w:val="1"/>
+          <w:numId w:val="1017"/>
+        </w:numPr>
+      </w:pPr>
+      <w:r>
+        <w:t xml:space="preserve">Consensus is driven by the generic soluble-IDR signature —</w:t>
+      </w:r>
+      <w:r>
+        <w:t xml:space="preserve"> </w:t>
+      </w:r>
+      <w:r>
+        <w:t xml:space="preserve">hydrophobicity (ρ = −0.69), length (+0.56), disorder (+0.33) — and by</w:t>
+      </w:r>
+      <w:r>
+        <w:t xml:space="preserve"> </w:t>
+      </w:r>
+      <w:r>
+        <w:t xml:space="preserve">membrane architecture (TMD count −0.41),</w:t>
+      </w:r>
+      <w:r>
+        <w:t xml:space="preserve"> </w:t>
+      </w:r>
+      <w:r>
+        <w:rPr>
+          <w:b/>
+          <w:bCs/>
+        </w:rPr>
+        <w:t xml:space="preserve">not</w:t>
+      </w:r>
+      <w:r>
+        <w:t xml:space="preserve"> </w:t>
+      </w:r>
+      <w:r>
+        <w:t xml:space="preserve">by curated LLPS</w:t>
+      </w:r>
+      <w:r>
+        <w:t xml:space="preserve"> </w:t>
+      </w:r>
+      <w:r>
+        <w:t xml:space="preserve">mechanism (driver/client role and autonomous/partner mode both</w:t>
+      </w:r>
+      <w:r>
+        <w:t xml:space="preserve"> </w:t>
+      </w:r>
+      <w:r>
+        <w:t xml:space="preserve">non-significant). The tools rank large single-pass RTKs correctly only</w:t>
+      </w:r>
+      <w:r>
+        <w:t xml:space="preserve"> </w:t>
+      </w:r>
+      <w:r>
+        <w:t xml:space="preserve">because those resemble soluble IDR proteins; compact and multi-pass</w:t>
+      </w:r>
+      <w:r>
+        <w:t xml:space="preserve"> </w:t>
+      </w:r>
+      <w:r>
+        <w:t xml:space="preserve">proteins with genuine LLPS evidence are penalised for their membrane</w:t>
+      </w:r>
+      <w:r>
+        <w:t xml:space="preserve"> </w:t>
+      </w:r>
+      <w:r>
+        <w:t xml:space="preserve">architecture.</w:t>
       </w:r>
     </w:p>
     <w:p>
@@ -3214,7 +3704,7 @@
         <w:pStyle w:val="Compact"/>
         <w:numPr>
           <w:ilvl w:val="0"/>
-          <w:numId w:val="1014"/>
+          <w:numId w:val="1016"/>
         </w:numPr>
       </w:pPr>
       <w:r>
@@ -3222,6 +3712,358 @@
           <w:b/>
           <w:bCs/>
         </w:rPr>
+        <w:t xml:space="preserve">Two general methodological points</w:t>
+      </w:r>
+      <w:r>
+        <w:t xml:space="preserve">:</w:t>
+      </w:r>
+    </w:p>
+    <w:p>
+      <w:pPr>
+        <w:pStyle w:val="Compact"/>
+        <w:numPr>
+          <w:ilvl w:val="1"/>
+          <w:numId w:val="1018"/>
+        </w:numPr>
+      </w:pPr>
+      <w:r>
+        <w:t xml:space="preserve">Leakage direction matters: naïve membrane-background AUROCs</w:t>
+      </w:r>
+      <w:r>
+        <w:t xml:space="preserve"> </w:t>
+      </w:r>
+      <w:r>
+        <w:rPr>
+          <w:i/>
+          <w:iCs/>
+        </w:rPr>
+        <w:t xml:space="preserve">understate</w:t>
+      </w:r>
+      <w:r>
+        <w:t xml:space="preserve"> </w:t>
+      </w:r>
+      <w:r>
+        <w:t xml:space="preserve">the leaders because leaked proteins are mostly easy negatives; a per-tool,</w:t>
+      </w:r>
+      <w:r>
+        <w:t xml:space="preserve"> </w:t>
+      </w:r>
+      <w:r>
+        <w:t xml:space="preserve">per-protein audit recovers the honest estimate.</w:t>
+      </w:r>
+    </w:p>
+    <w:p>
+      <w:pPr>
+        <w:pStyle w:val="Compact"/>
+        <w:numPr>
+          <w:ilvl w:val="1"/>
+          <w:numId w:val="1018"/>
+        </w:numPr>
+      </w:pPr>
+      <w:r>
+        <w:t xml:space="preserve">Same-class background is essential; scoring vs a soluble proteome inflates</w:t>
+      </w:r>
+      <w:r>
+        <w:t xml:space="preserve"> </w:t>
+      </w:r>
+      <w:r>
+        <w:t xml:space="preserve">accuracy by rewarding detection of</w:t>
+      </w:r>
+      <w:r>
+        <w:t xml:space="preserve"> </w:t>
+      </w:r>
+      <w:r>
+        <w:t xml:space="preserve">“membrane-ness.”</w:t>
+      </w:r>
+    </w:p>
+    <w:p>
+      <w:pPr>
+        <w:pStyle w:val="Compact"/>
+        <w:numPr>
+          <w:ilvl w:val="0"/>
+          <w:numId w:val="1016"/>
+        </w:numPr>
+      </w:pPr>
+      <w:r>
+        <w:rPr>
+          <w:b/>
+          <w:bCs/>
+        </w:rPr>
+        <w:t xml:space="preserve">Practical recommendation</w:t>
+      </w:r>
+      <w:r>
+        <w:t xml:space="preserve">: score the</w:t>
+      </w:r>
+      <w:r>
+        <w:t xml:space="preserve"> </w:t>
+      </w:r>
+      <w:r>
+        <w:rPr>
+          <w:b/>
+          <w:bCs/>
+        </w:rPr>
+        <w:t xml:space="preserve">cytoplasmic domain in isolation</w:t>
+      </w:r>
+      <w:r>
+        <w:t xml:space="preserve">,</w:t>
+      </w:r>
+      <w:r>
+        <w:t xml:space="preserve"> </w:t>
+      </w:r>
+      <w:r>
+        <w:t xml:space="preserve">not the full-length chain — TM (and, for most tools, extracellular) regions</w:t>
+      </w:r>
+      <w:r>
+        <w:t xml:space="preserve"> </w:t>
+      </w:r>
+      <w:r>
+        <w:t xml:space="preserve">add noise, and full-length hydrophobicity dominates the consensus; the</w:t>
+      </w:r>
+      <w:r>
+        <w:t xml:space="preserve"> </w:t>
+      </w:r>
+      <w:r>
+        <w:t xml:space="preserve">topology analysis shows the cytoplasmic face is where signal already</w:t>
+      </w:r>
+      <w:r>
+        <w:t xml:space="preserve"> </w:t>
+      </w:r>
+      <w:r>
+        <w:t xml:space="preserve">concentrates. This is most consequential for compact and multi-pass proteins,</w:t>
+      </w:r>
+      <w:r>
+        <w:t xml:space="preserve"> </w:t>
+      </w:r>
+      <w:r>
+        <w:t xml:space="preserve">whose short disordered motifs are swamped by membrane-embedded sequence.</w:t>
+      </w:r>
+    </w:p>
+    <w:p>
+      <w:pPr>
+        <w:pStyle w:val="Compact"/>
+        <w:numPr>
+          <w:ilvl w:val="0"/>
+          <w:numId w:val="1016"/>
+        </w:numPr>
+      </w:pPr>
+      <w:r>
+        <w:rPr>
+          <w:b/>
+          <w:bCs/>
+        </w:rPr>
+        <w:t xml:space="preserve">For developers</w:t>
+      </w:r>
+      <w:r>
+        <w:t xml:space="preserve">: topology-aware training/evaluation — topology as an</w:t>
+      </w:r>
+      <w:r>
+        <w:t xml:space="preserve"> </w:t>
+      </w:r>
+      <w:r>
+        <w:t xml:space="preserve">explicit feature, membrane-protein positives in training, same-class</w:t>
+      </w:r>
+      <w:r>
+        <w:t xml:space="preserve"> </w:t>
+      </w:r>
+      <w:r>
+        <w:t xml:space="preserve">background reporting; do not let whole-chain hydrophobicity stand in as a</w:t>
+      </w:r>
+      <w:r>
+        <w:t xml:space="preserve"> </w:t>
+      </w:r>
+      <w:r>
+        <w:t xml:space="preserve">negative LLPS signal for membrane proteins.</w:t>
+      </w:r>
+    </w:p>
+    <w:p>
+      <w:pPr>
+        <w:pStyle w:val="Compact"/>
+        <w:numPr>
+          <w:ilvl w:val="0"/>
+          <w:numId w:val="1016"/>
+        </w:numPr>
+      </w:pPr>
+      <w:r>
+        <w:rPr>
+          <w:b/>
+          <w:bCs/>
+        </w:rPr>
+        <w:t xml:space="preserve">Consensus/discordance findings reinforce, rather than add to, the</w:t>
+      </w:r>
+      <w:r>
+        <w:rPr>
+          <w:b/>
+          <w:bCs/>
+        </w:rPr>
+        <w:t xml:space="preserve"> </w:t>
+      </w:r>
+      <w:r>
+        <w:rPr>
+          <w:b/>
+          <w:bCs/>
+        </w:rPr>
+        <w:t xml:space="preserve">architecture story</w:t>
+      </w:r>
+      <w:r>
+        <w:t xml:space="preserve">: the consistently-high and consistently-under-ranked</w:t>
+      </w:r>
+      <w:r>
+        <w:t xml:space="preserve"> </w:t>
+      </w:r>
+      <w:r>
+        <w:t xml:space="preserve">groups are cleanly separated by topology class alone (Fisher’s exact</w:t>
+      </w:r>
+      <w:r>
+        <w:t xml:space="preserve"> </w:t>
+      </w:r>
+      <w:r>
+        <w:t xml:space="preserve">p = 9.1 × 10⁻³) and by the same hydropathy/length/disorder/PTM axis already</w:t>
+      </w:r>
+      <w:r>
+        <w:t xml:space="preserve"> </w:t>
+      </w:r>
+      <w:r>
+        <w:t xml:space="preserve">identified from the continuous correlations — there is no additional</w:t>
+      </w:r>
+      <w:r>
+        <w:t xml:space="preserve"> </w:t>
+      </w:r>
+      <w:r>
+        <w:t xml:space="preserve">membrane-specific signal distinguishing</w:t>
+      </w:r>
+      <w:r>
+        <w:t xml:space="preserve"> </w:t>
+      </w:r>
+      <w:r>
+        <w:t xml:space="preserve">“correctly ranked”</w:t>
+      </w:r>
+      <w:r>
+        <w:t xml:space="preserve"> </w:t>
+      </w:r>
+      <w:r>
+        <w:t xml:space="preserve">from</w:t>
+      </w:r>
+      <w:r>
+        <w:t xml:space="preserve"> </w:t>
+      </w:r>
+      <w:r>
+        <w:t xml:space="preserve">“systematically missed”</w:t>
+      </w:r>
+      <w:r>
+        <w:t xml:space="preserve"> </w:t>
+      </w:r>
+      <w:r>
+        <w:t xml:space="preserve">proteins beyond generic architecture. Predictor</w:t>
+      </w:r>
+      <w:r>
+        <w:t xml:space="preserve"> </w:t>
+      </w:r>
+      <w:r>
+        <w:rPr>
+          <w:i/>
+          <w:iCs/>
+        </w:rPr>
+        <w:t xml:space="preserve">disagreement</w:t>
+      </w:r>
+      <w:r>
+        <w:t xml:space="preserve">, by contrast, is not explained by any feature tested here and</w:t>
+      </w:r>
+      <w:r>
+        <w:t xml:space="preserve"> </w:t>
+      </w:r>
+      <w:r>
+        <w:t xml:space="preserve">is likely driven by individual-tool sensitivities rather than a shared</w:t>
+      </w:r>
+      <w:r>
+        <w:t xml:space="preserve"> </w:t>
+      </w:r>
+      <w:r>
+        <w:t xml:space="preserve">architectural blind spot — a negative result worth reporting so future work</w:t>
+      </w:r>
+      <w:r>
+        <w:t xml:space="preserve"> </w:t>
+      </w:r>
+      <w:r>
+        <w:t xml:space="preserve">does not assume disagreement is informative about biology.</w:t>
+      </w:r>
+    </w:p>
+    <w:p>
+      <w:pPr>
+        <w:pStyle w:val="Compact"/>
+        <w:numPr>
+          <w:ilvl w:val="0"/>
+          <w:numId w:val="1016"/>
+        </w:numPr>
+      </w:pPr>
+      <w:r>
+        <w:rPr>
+          <w:b/>
+          <w:bCs/>
+        </w:rPr>
+        <w:t xml:space="preserve">The region-level scoring pipeline is now complete</w:t>
+      </w:r>
+      <w:r>
+        <w:t xml:space="preserve"> </w:t>
+      </w:r>
+      <w:r>
+        <w:t xml:space="preserve">across all 14</w:t>
+      </w:r>
+      <w:r>
+        <w:t xml:space="preserve"> </w:t>
+      </w:r>
+      <w:r>
+        <w:t xml:space="preserve">region-capable predictors, with the sequence-vs-structure coverage</w:t>
+      </w:r>
+      <w:r>
+        <w:t xml:space="preserve"> </w:t>
+      </w:r>
+      <w:r>
+        <w:t xml:space="preserve">difference (PICNIC/PSPire lack an isolated-sequence mode and are scored on</w:t>
+      </w:r>
+      <w:r>
+        <w:t xml:space="preserve"> </w:t>
+      </w:r>
+      <w:r>
+        <w:t xml:space="preserve">structural fragments instead) made explicit rather than left as a silent</w:t>
+      </w:r>
+      <w:r>
+        <w:t xml:space="preserve"> </w:t>
+      </w:r>
+      <w:r>
+        <w:t xml:space="preserve">gap; the completed comparison reproduces the same TM-suppression /</w:t>
+      </w:r>
+      <w:r>
+        <w:t xml:space="preserve"> </w:t>
+      </w:r>
+      <w:r>
+        <w:t xml:space="preserve">SEG-reversal pattern seen in the coarser topology test, giving confidence</w:t>
+      </w:r>
+      <w:r>
+        <w:t xml:space="preserve"> </w:t>
+      </w:r>
+      <w:r>
+        <w:t xml:space="preserve">that the topology finding is not an artefact of the original region-scoring</w:t>
+      </w:r>
+      <w:r>
+        <w:t xml:space="preserve"> </w:t>
+      </w:r>
+      <w:r>
+        <w:t xml:space="preserve">shortcuts.</w:t>
+      </w:r>
+    </w:p>
+    <w:p>
+      <w:pPr>
+        <w:pStyle w:val="Compact"/>
+        <w:numPr>
+          <w:ilvl w:val="0"/>
+          <w:numId w:val="1016"/>
+        </w:numPr>
+      </w:pPr>
+      <w:r>
+        <w:rPr>
+          <w:b/>
+          <w:bCs/>
+        </w:rPr>
         <w:t xml:space="preserve">Limitations</w:t>
       </w:r>
       <w:r>
@@ -3231,41 +4073,47 @@
         <w:t xml:space="preserve"> </w:t>
       </w:r>
       <w:r>
-        <w:t xml:space="preserve">in-sample. Coiled-coil and post-translational-modification features</w:t>
-      </w:r>
-      <w:r>
-        <w:t xml:space="preserve"> </w:t>
-      </w:r>
-      <w:r>
-        <w:t xml:space="preserve">(phosphorylation of cytoplasmic tails is a known LLPS switch) were not</w:t>
-      </w:r>
-      <w:r>
-        <w:t xml:space="preserve"> </w:t>
-      </w:r>
-      <w:r>
-        <w:t xml:space="preserve">computed here and are the clearest follow-up. But the leakage-corrected</w:t>
-      </w:r>
-      <w:r>
-        <w:t xml:space="preserve"> </w:t>
-      </w:r>
-      <w:r>
-        <w:t xml:space="preserve">benchmark, topology analysis, and feature-resolved consensus converge on the</w:t>
-      </w:r>
-      <w:r>
-        <w:t xml:space="preserve"> </w:t>
-      </w:r>
-      <w:r>
-        <w:t xml:space="preserve">same failure mode: predictors reward the soluble-IDR signature and penalise</w:t>
-      </w:r>
-      <w:r>
-        <w:t xml:space="preserve"> </w:t>
-      </w:r>
-      <w:r>
-        <w:t xml:space="preserve">membrane architecture, independent of experimental mechanism.</w:t>
-      </w:r>
-    </w:p>
-    <w:bookmarkEnd w:id="34"/>
-    <w:bookmarkStart w:id="35" w:name="methods"/>
+        <w:t xml:space="preserve">in-sample. Coiled-coil features (relevant to SNARE-family and receptor-tail</w:t>
+      </w:r>
+      <w:r>
+        <w:t xml:space="preserve"> </w:t>
+      </w:r>
+      <w:r>
+        <w:t xml:space="preserve">proteins in the curated set) were not computed here and remain the clearest</w:t>
+      </w:r>
+      <w:r>
+        <w:t xml:space="preserve"> </w:t>
+      </w:r>
+      <w:r>
+        <w:t xml:space="preserve">follow-up. But the leakage-corrected benchmark, topology analysis, and</w:t>
+      </w:r>
+      <w:r>
+        <w:t xml:space="preserve"> </w:t>
+      </w:r>
+      <w:r>
+        <w:t xml:space="preserve">feature-resolved consensus — now including the consistently-high /</w:t>
+      </w:r>
+      <w:r>
+        <w:t xml:space="preserve"> </w:t>
+      </w:r>
+      <w:r>
+        <w:t xml:space="preserve">under-ranked group classification — converge on the same failure mode:</w:t>
+      </w:r>
+      <w:r>
+        <w:t xml:space="preserve"> </w:t>
+      </w:r>
+      <w:r>
+        <w:t xml:space="preserve">predictors reward the soluble-IDR signature and penalise membrane</w:t>
+      </w:r>
+      <w:r>
+        <w:t xml:space="preserve"> </w:t>
+      </w:r>
+      <w:r>
+        <w:t xml:space="preserve">architecture, independent of experimental mechanism.</w:t>
+      </w:r>
+    </w:p>
+    <w:bookmarkEnd w:id="41"/>
+    <w:bookmarkStart w:id="42" w:name="methods"/>
     <w:p>
       <w:pPr>
         <w:pStyle w:val="Heading1"/>
@@ -3987,6 +4835,386 @@
           <w:b/>
           <w:bCs/>
         </w:rPr>
+        <w:t xml:space="preserve">Consensus/discordance classification.</w:t>
+      </w:r>
+      <w:r>
+        <w:t xml:space="preserve"> </w:t>
+      </w:r>
+      <w:r>
+        <w:t xml:space="preserve">Proteins were assigned to three</w:t>
+      </w:r>
+      <w:r>
+        <w:t xml:space="preserve"> </w:t>
+      </w:r>
+      <w:r>
+        <w:t xml:space="preserve">non-exclusive groups from the plain mean rank and its cross-predictor SD</w:t>
+      </w:r>
+      <w:r>
+        <w:t xml:space="preserve"> </w:t>
+      </w:r>
+      <w:r>
+        <w:t xml:space="preserve">(Figure 7;</w:t>
+      </w:r>
+      <w:r>
+        <w:t xml:space="preserve"> </w:t>
+      </w:r>
+      <w:r>
+        <w:rPr>
+          <w:rStyle w:val="VerbatimChar"/>
+        </w:rPr>
+        <w:t xml:space="preserve">output/consensus_discordance_groups.csv</w:t>
+      </w:r>
+      <w:r>
+        <w:t xml:space="preserve">):</w:t>
+      </w:r>
+      <w:r>
+        <w:t xml:space="preserve"> </w:t>
+      </w:r>
+      <w:r>
+        <w:rPr>
+          <w:i/>
+          <w:iCs/>
+        </w:rPr>
+        <w:t xml:space="preserve">consistently high</w:t>
+      </w:r>
+      <w:r>
+        <w:t xml:space="preserve"> </w:t>
+      </w:r>
+      <w:r>
+        <w:t xml:space="preserve">(top 10 by mean rank, further requiring that ≥ 60% of the 18 predictors</w:t>
+      </w:r>
+      <w:r>
+        <w:t xml:space="preserve"> </w:t>
+      </w:r>
+      <w:r>
+        <w:t xml:space="preserve">independently place the protein in their own top half — i.e. broad agreement,</w:t>
+      </w:r>
+      <w:r>
+        <w:t xml:space="preserve"> </w:t>
+      </w:r>
+      <w:r>
+        <w:t xml:space="preserve">not one or two outlier tools driving the average),</w:t>
+      </w:r>
+      <w:r>
+        <w:t xml:space="preserve"> </w:t>
+      </w:r>
+      <w:r>
+        <w:rPr>
+          <w:i/>
+          <w:iCs/>
+        </w:rPr>
+        <w:t xml:space="preserve">consistently</w:t>
+      </w:r>
+      <w:r>
+        <w:rPr>
+          <w:i/>
+          <w:iCs/>
+        </w:rPr>
+        <w:t xml:space="preserve"> </w:t>
+      </w:r>
+      <w:r>
+        <w:rPr>
+          <w:i/>
+          <w:iCs/>
+        </w:rPr>
+        <w:t xml:space="preserve">under-ranked</w:t>
+      </w:r>
+      <w:r>
+        <w:t xml:space="preserve"> </w:t>
+      </w:r>
+      <w:r>
+        <w:t xml:space="preserve">(bottom 10 by mean rank), and</w:t>
+      </w:r>
+      <w:r>
+        <w:t xml:space="preserve"> </w:t>
+      </w:r>
+      <w:r>
+        <w:rPr>
+          <w:i/>
+          <w:iCs/>
+        </w:rPr>
+        <w:t xml:space="preserve">high-disagreement</w:t>
+      </w:r>
+      <w:r>
+        <w:t xml:space="preserve"> </w:t>
+      </w:r>
+      <w:r>
+        <w:t xml:space="preserve">(top 10 by</w:t>
+      </w:r>
+      <w:r>
+        <w:t xml:space="preserve"> </w:t>
+      </w:r>
+      <w:r>
+        <w:t xml:space="preserve">rank SD). Features (whole-protein hydropathy, chain length, disordered</w:t>
+      </w:r>
+      <w:r>
+        <w:t xml:space="preserve"> </w:t>
+      </w:r>
+      <w:r>
+        <w:t xml:space="preserve">fraction, LCR fraction, TMD count, TM/cytoplasmic/extracellular length</w:t>
+      </w:r>
+      <w:r>
+        <w:t xml:space="preserve"> </w:t>
+      </w:r>
+      <w:r>
+        <w:t xml:space="preserve">fraction, charge descriptors, and PTM burden) were compared between the</w:t>
+      </w:r>
+      <w:r>
+        <w:t xml:space="preserve"> </w:t>
+      </w:r>
+      <w:r>
+        <w:t xml:space="preserve">consistently-high and consistently-under-ranked groups by Mann-Whitney U,</w:t>
+      </w:r>
+      <w:r>
+        <w:t xml:space="preserve"> </w:t>
+      </w:r>
+      <w:r>
+        <w:t xml:space="preserve">BH-FDR corrected across features (Figure 8;</w:t>
+      </w:r>
+      <w:r>
+        <w:t xml:space="preserve"> </w:t>
+      </w:r>
+      <w:r>
+        <w:rPr>
+          <w:rStyle w:val="VerbatimChar"/>
+        </w:rPr>
+        <w:t xml:space="preserve">output/ group_feature_comparison_tests.csv</w:t>
+      </w:r>
+      <w:r>
+        <w:t xml:space="preserve">); topology class (single- vs multi-pass)</w:t>
+      </w:r>
+      <w:r>
+        <w:t xml:space="preserve"> </w:t>
+      </w:r>
+      <w:r>
+        <w:t xml:space="preserve">was compared by Fisher’s exact test. The same feature set was correlated</w:t>
+      </w:r>
+      <w:r>
+        <w:t xml:space="preserve"> </w:t>
+      </w:r>
+      <w:r>
+        <w:t xml:space="preserve">against rank SD (Spearman, BH-FDR corrected) across all 60 proteins to test</w:t>
+      </w:r>
+      <w:r>
+        <w:t xml:space="preserve"> </w:t>
+      </w:r>
+      <w:r>
+        <w:t xml:space="preserve">for disagreement drivers.</w:t>
+      </w:r>
+    </w:p>
+    <w:p>
+      <w:pPr>
+        <w:pStyle w:val="BodyText"/>
+      </w:pPr>
+      <w:r>
+        <w:rPr>
+          <w:b/>
+          <w:bCs/>
+        </w:rPr>
+        <w:t xml:space="preserve">Completed region-level score comparison.</w:t>
+      </w:r>
+      <w:r>
+        <w:t xml:space="preserve"> </w:t>
+      </w:r>
+      <w:r>
+        <w:t xml:space="preserve">The topology-resolved scoring</w:t>
+      </w:r>
+      <w:r>
+        <w:t xml:space="preserve"> </w:t>
+      </w:r>
+      <w:r>
+        <w:t xml:space="preserve">pipeline (</w:t>
+      </w:r>
+      <w:r>
+        <w:rPr>
+          <w:rStyle w:val="VerbatimChar"/>
+        </w:rPr>
+        <w:t xml:space="preserve">output/topology_scoring_pipeline.md</w:t>
+      </w:r>
+      <w:r>
+        <w:t xml:space="preserve">) was extended to a single</w:t>
+      </w:r>
+      <w:r>
+        <w:t xml:space="preserve"> </w:t>
+      </w:r>
+      <w:r>
+        <w:t xml:space="preserve">unified table (Supplementary Table S2;</w:t>
+      </w:r>
+      <w:r>
+        <w:t xml:space="preserve"> </w:t>
+      </w:r>
+      <w:r>
+        <w:rPr>
+          <w:rStyle w:val="VerbatimChar"/>
+        </w:rPr>
+        <w:t xml:space="preserve">output/ predictor_region_score_comparison_wide.csv</w:t>
+      </w:r>
+      <w:r>
+        <w:t xml:space="preserve">) reporting, per protein and per</w:t>
+      </w:r>
+      <w:r>
+        <w:t xml:space="preserve"> </w:t>
+      </w:r>
+      <w:r>
+        <w:t xml:space="preserve">predictor, the whole-protein score, the concatenated within-topology-class</w:t>
+      </w:r>
+      <w:r>
+        <w:t xml:space="preserve"> </w:t>
+      </w:r>
+      <w:r>
+        <w:t xml:space="preserve">score (cytoplasmic / TM / extracellular-lumenal, built by joining all</w:t>
+      </w:r>
+      <w:r>
+        <w:t xml:space="preserve"> </w:t>
+      </w:r>
+      <w:r>
+        <w:t xml:space="preserve">residues of a topology class into one sequence and scoring it as a single</w:t>
+      </w:r>
+      <w:r>
+        <w:t xml:space="preserve"> </w:t>
+      </w:r>
+      <w:r>
+        <w:t xml:space="preserve">query), and the per-segment scores (each contiguous topological span scored</w:t>
+      </w:r>
+      <w:r>
+        <w:t xml:space="preserve"> </w:t>
+      </w:r>
+      <w:r>
+        <w:t xml:space="preserve">individually). Twelve of the 14 region-capable tools (catGRANULE, PLAAC,</w:t>
+      </w:r>
+      <w:r>
+        <w:t xml:space="preserve"> </w:t>
+      </w:r>
+      <w:r>
+        <w:t xml:space="preserve">PScore, ESpritz, SEG, ParSe2, LLPhyScore, PSPsPredict, PSAP, FuzDrop,</w:t>
+      </w:r>
+      <w:r>
+        <w:t xml:space="preserve"> </w:t>
+      </w:r>
+      <w:r>
+        <w:t xml:space="preserve">DeePhase, PSPHunter) are sequence-based and expose all three levels; for the</w:t>
+      </w:r>
+      <w:r>
+        <w:t xml:space="preserve"> </w:t>
+      </w:r>
+      <w:r>
+        <w:t xml:space="preserve">five per-residue tools among them (catGRANULE, PLAAC, PScore, ESpritz, SEG)</w:t>
+      </w:r>
+      <w:r>
+        <w:t xml:space="preserve"> </w:t>
+      </w:r>
+      <w:r>
+        <w:t xml:space="preserve">the concatenated/segment scores are derived by slicing the full-protein</w:t>
+      </w:r>
+      <w:r>
+        <w:t xml:space="preserve"> </w:t>
+      </w:r>
+      <w:r>
+        <w:t xml:space="preserve">per-residue score array rather than re-scoring isolated fragments, preserving</w:t>
+      </w:r>
+      <w:r>
+        <w:t xml:space="preserve"> </w:t>
+      </w:r>
+      <w:r>
+        <w:t xml:space="preserve">full-length sequence context. The two remaining tools, PICNIC and PSPire, are</w:t>
+      </w:r>
+      <w:r>
+        <w:t xml:space="preserve"> </w:t>
+      </w:r>
+      <w:r>
+        <w:t xml:space="preserve">structure/AlphaFold2-based and have no isolated-sequence mode; they were</w:t>
+      </w:r>
+      <w:r>
+        <w:t xml:space="preserve"> </w:t>
+      </w:r>
+      <w:r>
+        <w:t xml:space="preserve">instead scored directly on structural fragments extracted from the</w:t>
+      </w:r>
+      <w:r>
+        <w:t xml:space="preserve"> </w:t>
+      </w:r>
+      <w:r>
+        <w:t xml:space="preserve">full-length AlphaFold model for each topology region (</w:t>
+      </w:r>
+      <w:r>
+        <w:rPr>
+          <w:rStyle w:val="VerbatimChar"/>
+        </w:rPr>
+        <w:t xml:space="preserve">pdb_region</w:t>
+      </w:r>
+      <w:r>
+        <w:t xml:space="preserve">,</w:t>
+      </w:r>
+      <w:r>
+        <w:t xml:space="preserve"> </w:t>
+      </w:r>
+      <w:r>
+        <w:t xml:space="preserve">via</w:t>
+      </w:r>
+      <w:r>
+        <w:t xml:space="preserve"> </w:t>
+      </w:r>
+      <w:r>
+        <w:rPr>
+          <w:rStyle w:val="VerbatimChar"/>
+        </w:rPr>
+        <w:t xml:space="preserve">build_segment_pdbs.py</w:t>
+      </w:r>
+      <w:r>
+        <w:t xml:space="preserve"> </w:t>
+      </w:r>
+      <w:r>
+        <w:t xml:space="preserve">/</w:t>
+      </w:r>
+      <w:r>
+        <w:t xml:space="preserve"> </w:t>
+      </w:r>
+      <w:r>
+        <w:rPr>
+          <w:rStyle w:val="VerbatimChar"/>
+        </w:rPr>
+        <w:t xml:space="preserve">integrate_pdb_segments.py</w:t>
+      </w:r>
+      <w:r>
+        <w:t xml:space="preserve">), which is reported</w:t>
+      </w:r>
+      <w:r>
+        <w:t xml:space="preserve"> </w:t>
+      </w:r>
+      <w:r>
+        <w:t xml:space="preserve">as their structural analogue of the concatenated score. This coverage</w:t>
+      </w:r>
+      <w:r>
+        <w:t xml:space="preserve"> </w:t>
+      </w:r>
+      <w:r>
+        <w:t xml:space="preserve">distinction is tabulated explicitly in</w:t>
+      </w:r>
+      <w:r>
+        <w:t xml:space="preserve"> </w:t>
+      </w:r>
+      <w:r>
+        <w:rPr>
+          <w:rStyle w:val="VerbatimChar"/>
+        </w:rPr>
+        <w:t xml:space="preserve">output/predictor_coverage_summary.csv</w:t>
+      </w:r>
+      <w:r>
+        <w:t xml:space="preserve"> </w:t>
+      </w:r>
+      <w:r>
+        <w:t xml:space="preserve">and in Figure 9’s panel subtitles, rather than left as an implicit gap.</w:t>
+      </w:r>
+    </w:p>
+    <w:p>
+      <w:pPr>
+        <w:pStyle w:val="BodyText"/>
+      </w:pPr>
+      <w:r>
+        <w:rPr>
+          <w:b/>
+          <w:bCs/>
+        </w:rPr>
         <w:t xml:space="preserve">Reproducibility.</w:t>
       </w:r>
       <w:r>
@@ -4023,8 +5251,8 @@
         <w:t xml:space="preserve">).</w:t>
       </w:r>
     </w:p>
-    <w:bookmarkEnd w:id="35"/>
-    <w:bookmarkStart w:id="57" w:name="figure-legends"/>
+    <w:bookmarkEnd w:id="42"/>
+    <w:bookmarkStart w:id="71" w:name="figure-legends"/>
     <w:p>
       <w:pPr>
         <w:pStyle w:val="Heading1"/>
@@ -4042,12 +5270,12 @@
           <wp:inline>
             <wp:extent cx="5334000" cy="1481164"/>
             <wp:effectExtent b="0" l="0" r="0" t="0"/>
-            <wp:docPr descr="" title="" id="36" name="Picture"/>
+            <wp:docPr descr="" title="" id="43" name="Picture"/>
             <a:graphic>
               <a:graphicData uri="http://schemas.openxmlformats.org/drawingml/2006/picture">
                 <pic:pic>
                   <pic:nvPicPr>
-                    <pic:cNvPr descr="figures/fig1_benchmark_leakage.png" id="37" name="Picture"/>
+                    <pic:cNvPr descr="figures/fig1_benchmark_leakage.png" id="44" name="Picture"/>
                     <pic:cNvPicPr>
                       <a:picLocks noChangeArrowheads="1" noChangeAspect="1"/>
                     </pic:cNvPicPr>
@@ -4191,12 +5419,12 @@
           <wp:inline>
             <wp:extent cx="5334000" cy="2408725"/>
             <wp:effectExtent b="0" l="0" r="0" t="0"/>
-            <wp:docPr descr="" title="" id="38" name="Picture"/>
+            <wp:docPr descr="" title="" id="45" name="Picture"/>
             <a:graphic>
               <a:graphicData uri="http://schemas.openxmlformats.org/drawingml/2006/picture">
                 <pic:pic>
                   <pic:nvPicPr>
-                    <pic:cNvPr descr="figures/fig2_topology.png" id="39" name="Picture"/>
+                    <pic:cNvPr descr="figures/fig2_topology.png" id="46" name="Picture"/>
                     <pic:cNvPicPr>
                       <a:picLocks noChangeArrowheads="1" noChangeAspect="1"/>
                     </pic:cNvPicPr>
@@ -4298,12 +5526,12 @@
           <wp:inline>
             <wp:extent cx="5334000" cy="4503196"/>
             <wp:effectExtent b="0" l="0" r="0" t="0"/>
-            <wp:docPr descr="" title="" id="40" name="Picture"/>
+            <wp:docPr descr="" title="" id="47" name="Picture"/>
             <a:graphic>
               <a:graphicData uri="http://schemas.openxmlformats.org/drawingml/2006/picture">
                 <pic:pic>
                   <pic:nvPicPr>
-                    <pic:cNvPr descr="figures/fig3_consensus.png" id="41" name="Picture"/>
+                    <pic:cNvPr descr="figures/fig3_consensus.png" id="48" name="Picture"/>
                     <pic:cNvPicPr>
                       <a:picLocks noChangeArrowheads="1" noChangeAspect="1"/>
                     </pic:cNvPicPr>
@@ -4417,12 +5645,12 @@
           <wp:inline>
             <wp:extent cx="5334000" cy="3136336"/>
             <wp:effectExtent b="0" l="0" r="0" t="0"/>
-            <wp:docPr descr="" title="" id="42" name="Picture"/>
+            <wp:docPr descr="" title="" id="49" name="Picture"/>
             <a:graphic>
               <a:graphicData uri="http://schemas.openxmlformats.org/drawingml/2006/picture">
                 <pic:pic>
                   <pic:nvPicPr>
-                    <pic:cNvPr descr="figures/fig5_feature_analysis.png" id="43" name="Picture"/>
+                    <pic:cNvPr descr="figures/fig5_feature_analysis.png" id="50" name="Picture"/>
                     <pic:cNvPicPr>
                       <a:picLocks noChangeArrowheads="1" noChangeAspect="1"/>
                     </pic:cNvPicPr>
@@ -4550,12 +5778,12 @@
           <wp:inline>
             <wp:extent cx="5334000" cy="4480408"/>
             <wp:effectExtent b="0" l="0" r="0" t="0"/>
-            <wp:docPr descr="" title="" id="44" name="Picture"/>
+            <wp:docPr descr="" title="" id="51" name="Picture"/>
             <a:graphic>
               <a:graphicData uri="http://schemas.openxmlformats.org/drawingml/2006/picture">
                 <pic:pic>
                   <pic:nvPicPr>
-                    <pic:cNvPr descr="figures/fig2b_predictor_tmd_trend.png" id="45" name="Picture"/>
+                    <pic:cNvPr descr="figures/fig2b_predictor_tmd_trend.png" id="52" name="Picture"/>
                     <pic:cNvPicPr>
                       <a:picLocks noChangeArrowheads="1" noChangeAspect="1"/>
                     </pic:cNvPicPr>
@@ -4659,18 +5887,18 @@
           <wp:inline>
             <wp:extent cx="5334000" cy="2828427"/>
             <wp:effectExtent b="0" l="0" r="0" t="0"/>
-            <wp:docPr descr="" title="" id="46" name="Picture"/>
+            <wp:docPr descr="" title="" id="53" name="Picture"/>
             <a:graphic>
               <a:graphicData uri="http://schemas.openxmlformats.org/drawingml/2006/picture">
                 <pic:pic>
                   <pic:nvPicPr>
-                    <pic:cNvPr descr="figures/fig4_functional.png" id="47" name="Picture"/>
+                    <pic:cNvPr descr="figures/fig4_functional.png" id="54" name="Picture"/>
                     <pic:cNvPicPr>
                       <a:picLocks noChangeArrowheads="1" noChangeAspect="1"/>
                     </pic:cNvPicPr>
                   </pic:nvPicPr>
                   <pic:blipFill>
-                    <a:blip r:embed="rId29"/>
+                    <a:blip r:embed="rId36"/>
                     <a:stretch>
                       <a:fillRect/>
                     </a:stretch>
@@ -4766,20 +5994,434 @@
       <w:r>
         <w:drawing>
           <wp:inline>
-            <wp:extent cx="5334000" cy="3639914"/>
+            <wp:extent cx="5334000" cy="5268050"/>
             <wp:effectExtent b="0" l="0" r="0" t="0"/>
-            <wp:docPr descr="" title="" id="49" name="Picture"/>
+            <wp:docPr descr="" title="" id="55" name="Picture"/>
             <a:graphic>
               <a:graphicData uri="http://schemas.openxmlformats.org/drawingml/2006/picture">
                 <pic:pic>
                   <pic:nvPicPr>
-                    <pic:cNvPr descr="figures/figS1_roc_scenarios.png" id="50" name="Picture"/>
+                    <pic:cNvPr descr="figures/fig7_consensus_discordance.png" id="56" name="Picture"/>
                     <pic:cNvPicPr>
                       <a:picLocks noChangeArrowheads="1" noChangeAspect="1"/>
                     </pic:cNvPicPr>
                   </pic:nvPicPr>
                   <pic:blipFill>
-                    <a:blip r:embed="rId48"/>
+                    <a:blip r:embed="rId29"/>
+                    <a:stretch>
+                      <a:fillRect/>
+                    </a:stretch>
+                  </pic:blipFill>
+                  <pic:spPr bwMode="auto">
+                    <a:xfrm>
+                      <a:off x="0" y="0"/>
+                      <a:ext cx="5334000" cy="5268050"/>
+                    </a:xfrm>
+                    <a:prstGeom prst="rect">
+                      <a:avLst/>
+                    </a:prstGeom>
+                    <a:noFill/>
+                    <a:ln w="9525">
+                      <a:noFill/>
+                      <a:headEnd/>
+                      <a:tailEnd/>
+                    </a:ln>
+                  </pic:spPr>
+                </pic:pic>
+              </a:graphicData>
+            </a:graphic>
+          </wp:inline>
+        </w:drawing>
+      </w:r>
+    </w:p>
+    <w:p>
+      <w:pPr>
+        <w:pStyle w:val="BodyText"/>
+      </w:pPr>
+      <w:r>
+        <w:rPr>
+          <w:b/>
+          <w:bCs/>
+        </w:rPr>
+        <w:t xml:space="preserve">Figure 7. Consensus and discordance classification of the 60 curated</w:t>
+      </w:r>
+      <w:r>
+        <w:rPr>
+          <w:b/>
+          <w:bCs/>
+        </w:rPr>
+        <w:t xml:space="preserve"> </w:t>
+      </w:r>
+      <w:r>
+        <w:rPr>
+          <w:b/>
+          <w:bCs/>
+        </w:rPr>
+        <w:t xml:space="preserve">proteins.</w:t>
+      </w:r>
+      <w:r>
+        <w:t xml:space="preserve"> </w:t>
+      </w:r>
+      <w:r>
+        <w:t xml:space="preserve">(a) Per-predictor normalised rank (1 = highest-scored by that</w:t>
+      </w:r>
+      <w:r>
+        <w:t xml:space="preserve"> </w:t>
+      </w:r>
+      <w:r>
+        <w:t xml:space="preserve">predictor) for all 60 proteins (rows, sorted by mean rank) across all 18</w:t>
+      </w:r>
+      <w:r>
+        <w:t xml:space="preserve"> </w:t>
+      </w:r>
+      <w:r>
+        <w:t xml:space="preserve">predictors (columns); row labels coloured/bolded by group membership</w:t>
+      </w:r>
+      <w:r>
+        <w:t xml:space="preserve"> </w:t>
+      </w:r>
+      <w:r>
+        <w:t xml:space="preserve">(green = consistently high, red = consistently under-ranked, orange = high</w:t>
+      </w:r>
+      <w:r>
+        <w:t xml:space="preserve"> </w:t>
+      </w:r>
+      <w:r>
+        <w:t xml:space="preserve">disagreement). (b) Mean rank vs between-predictor rank SD; the two are</w:t>
+      </w:r>
+      <w:r>
+        <w:t xml:space="preserve"> </w:t>
+      </w:r>
+      <w:r>
+        <w:t xml:space="preserve">uncorrelated (ρ = 0.14, p = 0.30), confirming that disagreement is not</w:t>
+      </w:r>
+      <w:r>
+        <w:t xml:space="preserve"> </w:t>
+      </w:r>
+      <w:r>
+        <w:t xml:space="preserve">concentrated at either rank extreme. (c) Per-predictor rank distribution</w:t>
+      </w:r>
+      <w:r>
+        <w:t xml:space="preserve"> </w:t>
+      </w:r>
+      <w:r>
+        <w:t xml:space="preserve">(jittered strip, diamond = group mean) contrasting the consistently-high and</w:t>
+      </w:r>
+      <w:r>
+        <w:t xml:space="preserve"> </w:t>
+      </w:r>
+      <w:r>
+        <w:t xml:space="preserve">consistently-under-ranked groups — the two populations are almost</w:t>
+      </w:r>
+      <w:r>
+        <w:t xml:space="preserve"> </w:t>
+      </w:r>
+      <w:r>
+        <w:t xml:space="preserve">non-overlapping. (d) Per-predictor rank spread for the ten highest-SD</w:t>
+      </w:r>
+      <w:r>
+        <w:t xml:space="preserve"> </w:t>
+      </w:r>
+      <w:r>
+        <w:t xml:space="preserve">proteins, showing that disagreement typically arises from one or two outlier</w:t>
+      </w:r>
+      <w:r>
+        <w:t xml:space="preserve"> </w:t>
+      </w:r>
+      <w:r>
+        <w:t xml:space="preserve">predictors against an otherwise consistent field, not a uniformly split vote.</w:t>
+      </w:r>
+    </w:p>
+    <w:p>
+      <w:pPr>
+        <w:pStyle w:val="BodyText"/>
+      </w:pPr>
+      <w:r>
+        <w:drawing>
+          <wp:inline>
+            <wp:extent cx="5334000" cy="2896491"/>
+            <wp:effectExtent b="0" l="0" r="0" t="0"/>
+            <wp:docPr descr="" title="" id="57" name="Picture"/>
+            <a:graphic>
+              <a:graphicData uri="http://schemas.openxmlformats.org/drawingml/2006/picture">
+                <pic:pic>
+                  <pic:nvPicPr>
+                    <pic:cNvPr descr="figures/fig8_group_feature_comparison.png" id="58" name="Picture"/>
+                    <pic:cNvPicPr>
+                      <a:picLocks noChangeArrowheads="1" noChangeAspect="1"/>
+                    </pic:cNvPicPr>
+                  </pic:nvPicPr>
+                  <pic:blipFill>
+                    <a:blip r:embed="rId32"/>
+                    <a:stretch>
+                      <a:fillRect/>
+                    </a:stretch>
+                  </pic:blipFill>
+                  <pic:spPr bwMode="auto">
+                    <a:xfrm>
+                      <a:off x="0" y="0"/>
+                      <a:ext cx="5334000" cy="2896491"/>
+                    </a:xfrm>
+                    <a:prstGeom prst="rect">
+                      <a:avLst/>
+                    </a:prstGeom>
+                    <a:noFill/>
+                    <a:ln w="9525">
+                      <a:noFill/>
+                      <a:headEnd/>
+                      <a:tailEnd/>
+                    </a:ln>
+                  </pic:spPr>
+                </pic:pic>
+              </a:graphicData>
+            </a:graphic>
+          </wp:inline>
+        </w:drawing>
+      </w:r>
+    </w:p>
+    <w:p>
+      <w:pPr>
+        <w:pStyle w:val="BodyText"/>
+      </w:pPr>
+      <w:r>
+        <w:rPr>
+          <w:b/>
+          <w:bCs/>
+        </w:rPr>
+        <w:t xml:space="preserve">Figure 8. Sequence and architectural features separating consistently-high,</w:t>
+      </w:r>
+      <w:r>
+        <w:rPr>
+          <w:b/>
+          <w:bCs/>
+        </w:rPr>
+        <w:t xml:space="preserve"> </w:t>
+      </w:r>
+      <w:r>
+        <w:rPr>
+          <w:b/>
+          <w:bCs/>
+        </w:rPr>
+        <w:t xml:space="preserve">consistently-under-ranked, and high-disagreement proteins.</w:t>
+      </w:r>
+      <w:r>
+        <w:t xml:space="preserve"> </w:t>
+      </w:r>
+      <w:r>
+        <w:t xml:space="preserve">Boxplots (points</w:t>
+      </w:r>
+      <w:r>
+        <w:t xml:space="preserve"> </w:t>
+      </w:r>
+      <w:r>
+        <w:t xml:space="preserve">jittered) of the eight features surviving BH-FDR correction between the</w:t>
+      </w:r>
+      <w:r>
+        <w:t xml:space="preserve"> </w:t>
+      </w:r>
+      <w:r>
+        <w:t xml:space="preserve">consistently-high and consistently-under-ranked groups (Mann-Whitney U,</w:t>
+      </w:r>
+      <w:r>
+        <w:t xml:space="preserve"> </w:t>
+      </w:r>
+      <w:r>
+        <w:t xml:space="preserve">significance bars annotated): whole-protein hydropathy, chain length,</w:t>
+      </w:r>
+      <w:r>
+        <w:t xml:space="preserve"> </w:t>
+      </w:r>
+      <w:r>
+        <w:t xml:space="preserve">disordered fraction, low-complexity-region fraction, TMD count, total PTM</w:t>
+      </w:r>
+      <w:r>
+        <w:t xml:space="preserve"> </w:t>
+      </w:r>
+      <w:r>
+        <w:t xml:space="preserve">sites, fraction of charged residues, and cytoplasmic-domain length fraction.</w:t>
+      </w:r>
+      <w:r>
+        <w:t xml:space="preserve"> </w:t>
+      </w:r>
+      <w:r>
+        <w:t xml:space="preserve">The high-disagreement group (orange) is shown alongside for reference but was</w:t>
+      </w:r>
+      <w:r>
+        <w:t xml:space="preserve"> </w:t>
+      </w:r>
+      <w:r>
+        <w:t xml:space="preserve">not found to differ significantly from either extreme on any tested feature</w:t>
+      </w:r>
+      <w:r>
+        <w:t xml:space="preserve"> </w:t>
+      </w:r>
+      <w:r>
+        <w:t xml:space="preserve">(Supplementary Table S4).</w:t>
+      </w:r>
+    </w:p>
+    <w:p>
+      <w:pPr>
+        <w:pStyle w:val="BodyText"/>
+      </w:pPr>
+      <w:r>
+        <w:drawing>
+          <wp:inline>
+            <wp:extent cx="5334000" cy="4574887"/>
+            <wp:effectExtent b="0" l="0" r="0" t="0"/>
+            <wp:docPr descr="" title="" id="60" name="Picture"/>
+            <a:graphic>
+              <a:graphicData uri="http://schemas.openxmlformats.org/drawingml/2006/picture">
+                <pic:pic>
+                  <pic:nvPicPr>
+                    <pic:cNvPr descr="figures/fig9_sequence_region_comparison.png" id="61" name="Picture"/>
+                    <pic:cNvPicPr>
+                      <a:picLocks noChangeArrowheads="1" noChangeAspect="1"/>
+                    </pic:cNvPicPr>
+                  </pic:nvPicPr>
+                  <pic:blipFill>
+                    <a:blip r:embed="rId59"/>
+                    <a:stretch>
+                      <a:fillRect/>
+                    </a:stretch>
+                  </pic:blipFill>
+                  <pic:spPr bwMode="auto">
+                    <a:xfrm>
+                      <a:off x="0" y="0"/>
+                      <a:ext cx="5334000" cy="4574887"/>
+                    </a:xfrm>
+                    <a:prstGeom prst="rect">
+                      <a:avLst/>
+                    </a:prstGeom>
+                    <a:noFill/>
+                    <a:ln w="9525">
+                      <a:noFill/>
+                      <a:headEnd/>
+                      <a:tailEnd/>
+                    </a:ln>
+                  </pic:spPr>
+                </pic:pic>
+              </a:graphicData>
+            </a:graphic>
+          </wp:inline>
+        </w:drawing>
+      </w:r>
+    </w:p>
+    <w:p>
+      <w:pPr>
+        <w:pStyle w:val="BodyText"/>
+      </w:pPr>
+      <w:r>
+        <w:rPr>
+          <w:b/>
+          <w:bCs/>
+        </w:rPr>
+        <w:t xml:space="preserve">Figure 9. Completed whole/region-level score comparison across all 14</w:t>
+      </w:r>
+      <w:r>
+        <w:rPr>
+          <w:b/>
+          <w:bCs/>
+        </w:rPr>
+        <w:t xml:space="preserve"> </w:t>
+      </w:r>
+      <w:r>
+        <w:rPr>
+          <w:b/>
+          <w:bCs/>
+        </w:rPr>
+        <w:t xml:space="preserve">region-capable predictors.</w:t>
+      </w:r>
+      <w:r>
+        <w:t xml:space="preserve"> </w:t>
+      </w:r>
+      <w:r>
+        <w:t xml:space="preserve">For each predictor (small multiple), Z-scored</w:t>
+      </w:r>
+      <w:r>
+        <w:t xml:space="preserve"> </w:t>
+      </w:r>
+      <w:r>
+        <w:t xml:space="preserve">(within-tool) distribution of the whole-protein score and the three</w:t>
+      </w:r>
+      <w:r>
+        <w:t xml:space="preserve"> </w:t>
+      </w:r>
+      <w:r>
+        <w:t xml:space="preserve">topology-region scores (cytoplasmic, transmembrane, extracellular/lumenal)</w:t>
+      </w:r>
+      <w:r>
+        <w:t xml:space="preserve"> </w:t>
+      </w:r>
+      <w:r>
+        <w:t xml:space="preserve">across the 60 proteins. Sequence-based tools score each region from a</w:t>
+      </w:r>
+      <w:r>
+        <w:t xml:space="preserve"> </w:t>
+      </w:r>
+      <w:r>
+        <w:t xml:space="preserve">concatenated within-class sequence; the two structure-based tools (PSPire,</w:t>
+      </w:r>
+      <w:r>
+        <w:t xml:space="preserve"> </w:t>
+      </w:r>
+      <w:r>
+        <w:t xml:space="preserve">PICNIC) lack a concatenated-sequence mode and are instead scored on</w:t>
+      </w:r>
+      <w:r>
+        <w:t xml:space="preserve"> </w:t>
+      </w:r>
+      <w:r>
+        <w:t xml:space="preserve">AlphaFold-model-derived</w:t>
+      </w:r>
+      <w:r>
+        <w:t xml:space="preserve"> </w:t>
+      </w:r>
+      <w:r>
+        <w:rPr>
+          <w:rStyle w:val="VerbatimChar"/>
+        </w:rPr>
+        <w:t xml:space="preserve">pdb_region</w:t>
+      </w:r>
+      <w:r>
+        <w:t xml:space="preserve"> </w:t>
+      </w:r>
+      <w:r>
+        <w:t xml:space="preserve">fragments, noted in each panel subtitle.</w:t>
+      </w:r>
+      <w:r>
+        <w:t xml:space="preserve"> </w:t>
+      </w:r>
+      <w:r>
+        <w:t xml:space="preserve">TM regions score lowest for every tool except SEG, whose reversal mirrors its</w:t>
+      </w:r>
+      <w:r>
+        <w:t xml:space="preserve"> </w:t>
+      </w:r>
+      <w:r>
+        <w:t xml:space="preserve">lone cytoplasmic-vs-TM inversion in Figure 2b.</w:t>
+      </w:r>
+    </w:p>
+    <w:p>
+      <w:pPr>
+        <w:pStyle w:val="BodyText"/>
+      </w:pPr>
+      <w:r>
+        <w:drawing>
+          <wp:inline>
+            <wp:extent cx="5334000" cy="3639914"/>
+            <wp:effectExtent b="0" l="0" r="0" t="0"/>
+            <wp:docPr descr="" title="" id="63" name="Picture"/>
+            <a:graphic>
+              <a:graphicData uri="http://schemas.openxmlformats.org/drawingml/2006/picture">
+                <pic:pic>
+                  <pic:nvPicPr>
+                    <pic:cNvPr descr="figures/figS1_roc_scenarios.png" id="64" name="Picture"/>
+                    <pic:cNvPicPr>
+                      <a:picLocks noChangeArrowheads="1" noChangeAspect="1"/>
+                    </pic:cNvPicPr>
+                  </pic:nvPicPr>
+                  <pic:blipFill>
+                    <a:blip r:embed="rId62"/>
                     <a:stretch>
                       <a:fillRect/>
                     </a:stretch>
@@ -4845,18 +6487,18 @@
           <wp:inline>
             <wp:extent cx="5334000" cy="5168176"/>
             <wp:effectExtent b="0" l="0" r="0" t="0"/>
-            <wp:docPr descr="" title="" id="52" name="Picture"/>
+            <wp:docPr descr="" title="" id="66" name="Picture"/>
             <a:graphic>
               <a:graphicData uri="http://schemas.openxmlformats.org/drawingml/2006/picture">
                 <pic:pic>
                   <pic:nvPicPr>
-                    <pic:cNvPr descr="figures/figS2_predictor_correlation.png" id="53" name="Picture"/>
+                    <pic:cNvPr descr="figures/figS2_predictor_correlation.png" id="67" name="Picture"/>
                     <pic:cNvPicPr>
                       <a:picLocks noChangeArrowheads="1" noChangeAspect="1"/>
                     </pic:cNvPicPr>
                   </pic:nvPicPr>
                   <pic:blipFill>
-                    <a:blip r:embed="rId51"/>
+                    <a:blip r:embed="rId65"/>
                     <a:stretch>
                       <a:fillRect/>
                     </a:stretch>
@@ -4928,18 +6570,18 @@
           <wp:inline>
             <wp:extent cx="5334000" cy="7438666"/>
             <wp:effectExtent b="0" l="0" r="0" t="0"/>
-            <wp:docPr descr="" title="" id="55" name="Picture"/>
+            <wp:docPr descr="" title="" id="69" name="Picture"/>
             <a:graphic>
               <a:graphicData uri="http://schemas.openxmlformats.org/drawingml/2006/picture">
                 <pic:pic>
                   <pic:nvPicPr>
-                    <pic:cNvPr descr="figures/fig6_kde_score_vs_tmd.png" id="56" name="Picture"/>
+                    <pic:cNvPr descr="figures/fig6_kde_score_vs_tmd.png" id="70" name="Picture"/>
                     <pic:cNvPicPr>
                       <a:picLocks noChangeArrowheads="1" noChangeAspect="1"/>
                     </pic:cNvPicPr>
                   </pic:nvPicPr>
                   <pic:blipFill>
-                    <a:blip r:embed="rId54"/>
+                    <a:blip r:embed="rId68"/>
                     <a:stretch>
                       <a:fillRect/>
                     </a:stretch>
@@ -5111,8 +6753,8 @@
         <w:t xml:space="preserve">chance-level discrimination in the ROC benchmark (Figure 1).</w:t>
       </w:r>
     </w:p>
-    <w:bookmarkEnd w:id="57"/>
-    <w:bookmarkStart w:id="105" w:name="references"/>
+    <w:bookmarkEnd w:id="71"/>
+    <w:bookmarkStart w:id="119" w:name="references"/>
     <w:p>
       <w:pPr>
         <w:pStyle w:val="Heading1"/>
@@ -5121,8 +6763,8 @@
         <w:t xml:space="preserve">References</w:t>
       </w:r>
     </w:p>
-    <w:bookmarkStart w:id="104" w:name="refs"/>
-    <w:bookmarkStart w:id="59" w:name="ref-catgranule2016"/>
+    <w:bookmarkStart w:id="118" w:name="refs"/>
+    <w:bookmarkStart w:id="73" w:name="ref-catgranule2016"/>
     <w:p>
       <w:pPr>
         <w:pStyle w:val="Bibliography"/>
@@ -5158,7 +6800,7 @@
       <w:r>
         <w:t xml:space="preserve"> </w:t>
       </w:r>
-      <w:hyperlink r:id="rId58">
+      <w:hyperlink r:id="rId72">
         <w:r>
           <w:rPr>
             <w:rStyle w:val="Hyperlink"/>
@@ -5170,8 +6812,8 @@
         <w:t xml:space="preserve">.</w:t>
       </w:r>
     </w:p>
-    <w:bookmarkEnd w:id="59"/>
-    <w:bookmarkStart w:id="61" w:name="ref-llphyscore2022"/>
+    <w:bookmarkEnd w:id="73"/>
+    <w:bookmarkStart w:id="75" w:name="ref-llphyscore2022"/>
     <w:p>
       <w:pPr>
         <w:pStyle w:val="Bibliography"/>
@@ -5210,7 +6852,7 @@
       <w:r>
         <w:t xml:space="preserve"> </w:t>
       </w:r>
-      <w:hyperlink r:id="rId60">
+      <w:hyperlink r:id="rId74">
         <w:r>
           <w:rPr>
             <w:rStyle w:val="Hyperlink"/>
@@ -5222,8 +6864,8 @@
         <w:t xml:space="preserve">.</w:t>
       </w:r>
     </w:p>
-    <w:bookmarkEnd w:id="61"/>
-    <w:bookmarkStart w:id="63" w:name="ref-phasepred2022"/>
+    <w:bookmarkEnd w:id="75"/>
+    <w:bookmarkStart w:id="77" w:name="ref-phasepred2022"/>
     <w:p>
       <w:pPr>
         <w:pStyle w:val="Bibliography"/>
@@ -5265,7 +6907,7 @@
       <w:r>
         <w:t xml:space="preserve"> </w:t>
       </w:r>
-      <w:hyperlink r:id="rId62">
+      <w:hyperlink r:id="rId76">
         <w:r>
           <w:rPr>
             <w:rStyle w:val="Hyperlink"/>
@@ -5277,8 +6919,8 @@
         <w:t xml:space="preserve">.</w:t>
       </w:r>
     </w:p>
-    <w:bookmarkEnd w:id="63"/>
-    <w:bookmarkStart w:id="65" w:name="ref-fuzdrop2020"/>
+    <w:bookmarkEnd w:id="77"/>
+    <w:bookmarkStart w:id="79" w:name="ref-fuzdrop2020"/>
     <w:p>
       <w:pPr>
         <w:pStyle w:val="Bibliography"/>
@@ -5317,7 +6959,7 @@
       <w:r>
         <w:t xml:space="preserve"> </w:t>
       </w:r>
-      <w:hyperlink r:id="rId64">
+      <w:hyperlink r:id="rId78">
         <w:r>
           <w:rPr>
             <w:rStyle w:val="Hyperlink"/>
@@ -5329,8 +6971,8 @@
         <w:t xml:space="preserve">.</w:t>
       </w:r>
     </w:p>
-    <w:bookmarkEnd w:id="65"/>
-    <w:bookmarkStart w:id="67" w:name="ref-pspire2024"/>
+    <w:bookmarkEnd w:id="79"/>
+    <w:bookmarkStart w:id="81" w:name="ref-pspire2024"/>
     <w:p>
       <w:pPr>
         <w:pStyle w:val="Bibliography"/>
@@ -5378,7 +7020,7 @@
       <w:r>
         <w:t xml:space="preserve"> </w:t>
       </w:r>
-      <w:hyperlink r:id="rId66">
+      <w:hyperlink r:id="rId80">
         <w:r>
           <w:rPr>
             <w:rStyle w:val="Hyperlink"/>
@@ -5390,8 +7032,8 @@
         <w:t xml:space="preserve">.</w:t>
       </w:r>
     </w:p>
-    <w:bookmarkEnd w:id="67"/>
-    <w:bookmarkStart w:id="69" w:name="ref-alphafold2021"/>
+    <w:bookmarkEnd w:id="81"/>
+    <w:bookmarkStart w:id="83" w:name="ref-alphafold2021"/>
     <w:p>
       <w:pPr>
         <w:pStyle w:val="Bibliography"/>
@@ -5436,7 +7078,7 @@
       <w:r>
         <w:t xml:space="preserve"> </w:t>
       </w:r>
-      <w:hyperlink r:id="rId68">
+      <w:hyperlink r:id="rId82">
         <w:r>
           <w:rPr>
             <w:rStyle w:val="Hyperlink"/>
@@ -5448,8 +7090,8 @@
         <w:t xml:space="preserve">.</w:t>
       </w:r>
     </w:p>
-    <w:bookmarkEnd w:id="69"/>
-    <w:bookmarkStart w:id="71" w:name="ref-plaac2014"/>
+    <w:bookmarkEnd w:id="83"/>
+    <w:bookmarkStart w:id="85" w:name="ref-plaac2014"/>
     <w:p>
       <w:pPr>
         <w:pStyle w:val="Bibliography"/>
@@ -5488,7 +7130,7 @@
       <w:r>
         <w:t xml:space="preserve"> </w:t>
       </w:r>
-      <w:hyperlink r:id="rId70">
+      <w:hyperlink r:id="rId84">
         <w:r>
           <w:rPr>
             <w:rStyle w:val="Hyperlink"/>
@@ -5500,8 +7142,8 @@
         <w:t xml:space="preserve">.</w:t>
       </w:r>
     </w:p>
-    <w:bookmarkEnd w:id="71"/>
-    <w:bookmarkStart w:id="73" w:name="ref-llpsdb2020"/>
+    <w:bookmarkEnd w:id="85"/>
+    <w:bookmarkStart w:id="87" w:name="ref-llpsdb2020"/>
     <w:p>
       <w:pPr>
         <w:pStyle w:val="Bibliography"/>
@@ -5543,7 +7185,7 @@
       <w:r>
         <w:t xml:space="preserve"> </w:t>
       </w:r>
-      <w:hyperlink r:id="rId72">
+      <w:hyperlink r:id="rId86">
         <w:r>
           <w:rPr>
             <w:rStyle w:val="Hyperlink"/>
@@ -5555,8 +7197,8 @@
         <w:t xml:space="preserve">.</w:t>
       </w:r>
     </w:p>
-    <w:bookmarkEnd w:id="73"/>
-    <w:bookmarkStart w:id="75" w:name="ref-pdl2025"/>
+    <w:bookmarkEnd w:id="87"/>
+    <w:bookmarkStart w:id="89" w:name="ref-pdl2025"/>
     <w:p>
       <w:pPr>
         <w:pStyle w:val="Bibliography"/>
@@ -5598,7 +7240,7 @@
       <w:r>
         <w:t xml:space="preserve"> </w:t>
       </w:r>
-      <w:hyperlink r:id="rId74">
+      <w:hyperlink r:id="rId88">
         <w:r>
           <w:rPr>
             <w:rStyle w:val="Hyperlink"/>
@@ -5610,8 +7252,8 @@
         <w:t xml:space="preserve">.</w:t>
       </w:r>
     </w:p>
-    <w:bookmarkEnd w:id="75"/>
-    <w:bookmarkStart w:id="77" w:name="ref-phasepro2020"/>
+    <w:bookmarkEnd w:id="89"/>
+    <w:bookmarkStart w:id="91" w:name="ref-phasepro2020"/>
     <w:p>
       <w:pPr>
         <w:pStyle w:val="Bibliography"/>
@@ -5653,7 +7295,7 @@
       <w:r>
         <w:t xml:space="preserve"> </w:t>
       </w:r>
-      <w:hyperlink r:id="rId76">
+      <w:hyperlink r:id="rId90">
         <w:r>
           <w:rPr>
             <w:rStyle w:val="Hyperlink"/>
@@ -5665,8 +7307,8 @@
         <w:t xml:space="preserve">.</w:t>
       </w:r>
     </w:p>
-    <w:bookmarkEnd w:id="77"/>
-    <w:bookmarkStart w:id="79" w:name="ref-iupred2a2018"/>
+    <w:bookmarkEnd w:id="91"/>
+    <w:bookmarkStart w:id="93" w:name="ref-iupred2a2018"/>
     <w:p>
       <w:pPr>
         <w:pStyle w:val="Bibliography"/>
@@ -5705,7 +7347,7 @@
       <w:r>
         <w:t xml:space="preserve"> </w:t>
       </w:r>
-      <w:hyperlink r:id="rId78">
+      <w:hyperlink r:id="rId92">
         <w:r>
           <w:rPr>
             <w:rStyle w:val="Hyperlink"/>
@@ -5717,8 +7359,8 @@
         <w:t xml:space="preserve">.</w:t>
       </w:r>
     </w:p>
-    <w:bookmarkEnd w:id="79"/>
-    <w:bookmarkStart w:id="81" w:name="ref-psap2021"/>
+    <w:bookmarkEnd w:id="93"/>
+    <w:bookmarkStart w:id="95" w:name="ref-psap2021"/>
     <w:p>
       <w:pPr>
         <w:pStyle w:val="Bibliography"/>
@@ -5754,7 +7396,7 @@
       <w:r>
         <w:t xml:space="preserve"> </w:t>
       </w:r>
-      <w:hyperlink r:id="rId80">
+      <w:hyperlink r:id="rId94">
         <w:r>
           <w:rPr>
             <w:rStyle w:val="Hyperlink"/>
@@ -5766,8 +7408,8 @@
         <w:t xml:space="preserve">.</w:t>
       </w:r>
     </w:p>
-    <w:bookmarkEnd w:id="81"/>
-    <w:bookmarkStart w:id="83" w:name="ref-drllps2020"/>
+    <w:bookmarkEnd w:id="95"/>
+    <w:bookmarkStart w:id="97" w:name="ref-drllps2020"/>
     <w:p>
       <w:pPr>
         <w:pStyle w:val="Bibliography"/>
@@ -5809,7 +7451,7 @@
       <w:r>
         <w:t xml:space="preserve"> </w:t>
       </w:r>
-      <w:hyperlink r:id="rId82">
+      <w:hyperlink r:id="rId96">
         <w:r>
           <w:rPr>
             <w:rStyle w:val="Hyperlink"/>
@@ -5821,8 +7463,8 @@
         <w:t xml:space="preserve">.</w:t>
       </w:r>
     </w:p>
-    <w:bookmarkEnd w:id="83"/>
-    <w:bookmarkStart w:id="85" w:name="ref-picnic2024"/>
+    <w:bookmarkEnd w:id="97"/>
+    <w:bookmarkStart w:id="99" w:name="ref-picnic2024"/>
     <w:p>
       <w:pPr>
         <w:pStyle w:val="Bibliography"/>
@@ -5867,7 +7509,7 @@
       <w:r>
         <w:t xml:space="preserve"> </w:t>
       </w:r>
-      <w:hyperlink r:id="rId84">
+      <w:hyperlink r:id="rId98">
         <w:r>
           <w:rPr>
             <w:rStyle w:val="Hyperlink"/>
@@ -5879,8 +7521,8 @@
         <w:t xml:space="preserve">.</w:t>
       </w:r>
     </w:p>
-    <w:bookmarkEnd w:id="85"/>
-    <w:bookmarkStart w:id="87" w:name="ref-cdcode2023"/>
+    <w:bookmarkEnd w:id="99"/>
+    <w:bookmarkStart w:id="101" w:name="ref-cdcode2023"/>
     <w:p>
       <w:pPr>
         <w:pStyle w:val="Bibliography"/>
@@ -5922,7 +7564,7 @@
       <w:r>
         <w:t xml:space="preserve"> </w:t>
       </w:r>
-      <w:hyperlink r:id="rId86">
+      <w:hyperlink r:id="rId100">
         <w:r>
           <w:rPr>
             <w:rStyle w:val="Hyperlink"/>
@@ -5934,8 +7576,8 @@
         <w:t xml:space="preserve">.</w:t>
       </w:r>
     </w:p>
-    <w:bookmarkEnd w:id="87"/>
-    <w:bookmarkStart w:id="89" w:name="ref-deephase2021"/>
+    <w:bookmarkEnd w:id="101"/>
+    <w:bookmarkStart w:id="103" w:name="ref-deephase2021"/>
     <w:p>
       <w:pPr>
         <w:pStyle w:val="Bibliography"/>
@@ -5971,7 +7613,7 @@
       <w:r>
         <w:t xml:space="preserve"> </w:t>
       </w:r>
-      <w:hyperlink r:id="rId88">
+      <w:hyperlink r:id="rId102">
         <w:r>
           <w:rPr>
             <w:rStyle w:val="Hyperlink"/>
@@ -5983,8 +7625,8 @@
         <w:t xml:space="preserve">.</w:t>
       </w:r>
     </w:p>
-    <w:bookmarkEnd w:id="89"/>
-    <w:bookmarkStart w:id="91" w:name="ref-psphunter2024"/>
+    <w:bookmarkEnd w:id="103"/>
+    <w:bookmarkStart w:id="105" w:name="ref-psphunter2024"/>
     <w:p>
       <w:pPr>
         <w:pStyle w:val="Bibliography"/>
@@ -6029,7 +7671,7 @@
       <w:r>
         <w:t xml:space="preserve"> </w:t>
       </w:r>
-      <w:hyperlink r:id="rId90">
+      <w:hyperlink r:id="rId104">
         <w:r>
           <w:rPr>
             <w:rStyle w:val="Hyperlink"/>
@@ -6041,8 +7683,8 @@
         <w:t xml:space="preserve">.</w:t>
       </w:r>
     </w:p>
-    <w:bookmarkEnd w:id="91"/>
-    <w:bookmarkStart w:id="93" w:name="ref-uniprot2023"/>
+    <w:bookmarkEnd w:id="105"/>
+    <w:bookmarkStart w:id="107" w:name="ref-uniprot2023"/>
     <w:p>
       <w:pPr>
         <w:pStyle w:val="Bibliography"/>
@@ -6081,7 +7723,7 @@
       <w:r>
         <w:t xml:space="preserve"> </w:t>
       </w:r>
-      <w:hyperlink r:id="rId92">
+      <w:hyperlink r:id="rId106">
         <w:r>
           <w:rPr>
             <w:rStyle w:val="Hyperlink"/>
@@ -6093,8 +7735,8 @@
         <w:t xml:space="preserve">.</w:t>
       </w:r>
     </w:p>
-    <w:bookmarkEnd w:id="93"/>
-    <w:bookmarkStart w:id="95" w:name="ref-vernon2018"/>
+    <w:bookmarkEnd w:id="107"/>
+    <w:bookmarkStart w:id="109" w:name="ref-vernon2018"/>
     <w:p>
       <w:pPr>
         <w:pStyle w:val="Bibliography"/>
@@ -6130,7 +7772,7 @@
       <w:r>
         <w:t xml:space="preserve"> </w:t>
       </w:r>
-      <w:hyperlink r:id="rId94">
+      <w:hyperlink r:id="rId108">
         <w:r>
           <w:rPr>
             <w:rStyle w:val="Hyperlink"/>
@@ -6142,8 +7784,8 @@
         <w:t xml:space="preserve">.</w:t>
       </w:r>
     </w:p>
-    <w:bookmarkEnd w:id="95"/>
-    <w:bookmarkStart w:id="97" w:name="ref-espritz2012"/>
+    <w:bookmarkEnd w:id="109"/>
+    <w:bookmarkStart w:id="111" w:name="ref-espritz2012"/>
     <w:p>
       <w:pPr>
         <w:pStyle w:val="Bibliography"/>
@@ -6182,7 +7824,7 @@
       <w:r>
         <w:t xml:space="preserve"> </w:t>
       </w:r>
-      <w:hyperlink r:id="rId96">
+      <w:hyperlink r:id="rId110">
         <w:r>
           <w:rPr>
             <w:rStyle w:val="Hyperlink"/>
@@ -6194,8 +7836,8 @@
         <w:t xml:space="preserve">.</w:t>
       </w:r>
     </w:p>
-    <w:bookmarkEnd w:id="97"/>
-    <w:bookmarkStart w:id="99" w:name="ref-parse2_2023"/>
+    <w:bookmarkEnd w:id="111"/>
+    <w:bookmarkStart w:id="113" w:name="ref-parse2_2023"/>
     <w:p>
       <w:pPr>
         <w:pStyle w:val="Bibliography"/>
@@ -6240,7 +7882,7 @@
       <w:r>
         <w:t xml:space="preserve"> </w:t>
       </w:r>
-      <w:hyperlink r:id="rId98">
+      <w:hyperlink r:id="rId112">
         <w:r>
           <w:rPr>
             <w:rStyle w:val="Hyperlink"/>
@@ -6252,8 +7894,8 @@
         <w:t xml:space="preserve">.</w:t>
       </w:r>
     </w:p>
-    <w:bookmarkEnd w:id="99"/>
-    <w:bookmarkStart w:id="101" w:name="ref-seg1993"/>
+    <w:bookmarkEnd w:id="113"/>
+    <w:bookmarkStart w:id="115" w:name="ref-seg1993"/>
     <w:p>
       <w:pPr>
         <w:pStyle w:val="Bibliography"/>
@@ -6286,7 +7928,7 @@
       <w:r>
         <w:t xml:space="preserve"> </w:t>
       </w:r>
-      <w:hyperlink r:id="rId100">
+      <w:hyperlink r:id="rId114">
         <w:r>
           <w:rPr>
             <w:rStyle w:val="Hyperlink"/>
@@ -6298,8 +7940,8 @@
         <w:t xml:space="preserve">.</w:t>
       </w:r>
     </w:p>
-    <w:bookmarkEnd w:id="101"/>
-    <w:bookmarkStart w:id="103" w:name="ref-phasepdb2020"/>
+    <w:bookmarkEnd w:id="115"/>
+    <w:bookmarkStart w:id="117" w:name="ref-phasepdb2020"/>
     <w:p>
       <w:pPr>
         <w:pStyle w:val="Bibliography"/>
@@ -6341,7 +7983,7 @@
       <w:r>
         <w:t xml:space="preserve"> </w:t>
       </w:r>
-      <w:hyperlink r:id="rId102">
+      <w:hyperlink r:id="rId116">
         <w:r>
           <w:rPr>
             <w:rStyle w:val="Hyperlink"/>
@@ -6353,9 +7995,9 @@
         <w:t xml:space="preserve">.</w:t>
       </w:r>
     </w:p>
-    <w:bookmarkEnd w:id="103"/>
-    <w:bookmarkEnd w:id="104"/>
-    <w:bookmarkEnd w:id="105"/>
+    <w:bookmarkEnd w:id="117"/>
+    <w:bookmarkEnd w:id="118"/>
+    <w:bookmarkEnd w:id="119"/>
     <w:sectPr>
       <w:footnotePr>
         <w:numRestart w:val="eachSect"/>
@@ -6727,6 +8369,12 @@
     <w:abstractNumId w:val="991"/>
   </w:num>
   <w:num w:numId="1015">
+    <w:abstractNumId w:val="991"/>
+  </w:num>
+  <w:num w:numId="1016">
+    <w:abstractNumId w:val="991"/>
+  </w:num>
+  <w:num w:numId="1017">
     <w:abstractNumId w:val="99411"/>
     <w:lvlOverride w:ilvl="0">
       <w:startOverride w:val="1"/>
@@ -6756,7 +8404,7 @@
       <w:startOverride w:val="1"/>
     </w:lvlOverride>
   </w:num>
-  <w:num w:numId="1016">
+  <w:num w:numId="1018">
     <w:abstractNumId w:val="991"/>
   </w:num>
 </w:numbering>

--- a/manuscript/manuscript.docx
+++ b/manuscript/manuscript.docx
@@ -1762,31 +1762,41 @@
           <w:b/>
           <w:bCs/>
         </w:rPr>
-        <w:t xml:space="preserve">Region-level scoring completed across all 14 region-capable tools</w:t>
-      </w:r>
-      <w:r>
-        <w:t xml:space="preserve"> </w:t>
-      </w:r>
-      <w:r>
-        <w:t xml:space="preserve">(Fig 9): for each tool we now report, side by side, the whole-protein score,</w:t>
-      </w:r>
-      <w:r>
-        <w:t xml:space="preserve"> </w:t>
-      </w:r>
-      <w:r>
-        <w:t xml:space="preserve">the concatenated within-topology-class score (or, for the two</w:t>
-      </w:r>
-      <w:r>
-        <w:t xml:space="preserve"> </w:t>
-      </w:r>
-      <w:r>
-        <w:t xml:space="preserve">structure-based tools that lack a concatenated-sequence mode, the</w:t>
-      </w:r>
-      <w:r>
-        <w:t xml:space="preserve"> </w:t>
-      </w:r>
-      <w:r>
-        <w:t xml:space="preserve">structural</w:t>
+        <w:t xml:space="preserve">Region-level comparison now separates the topology-class (biology)</w:t>
+      </w:r>
+      <w:r>
+        <w:rPr>
+          <w:b/>
+          <w:bCs/>
+        </w:rPr>
+        <w:t xml:space="preserve"> </w:t>
+      </w:r>
+      <w:r>
+        <w:rPr>
+          <w:b/>
+          <w:bCs/>
+        </w:rPr>
+        <w:t xml:space="preserve">effect from the concatenation (methodological) effect, for all 14</w:t>
+      </w:r>
+      <w:r>
+        <w:rPr>
+          <w:b/>
+          <w:bCs/>
+        </w:rPr>
+        <w:t xml:space="preserve"> </w:t>
+      </w:r>
+      <w:r>
+        <w:rPr>
+          <w:b/>
+          <w:bCs/>
+        </w:rPr>
+        <w:t xml:space="preserve">region-capable tools including the two structure-based tools</w:t>
+      </w:r>
+      <w:r>
+        <w:t xml:space="preserve"> </w:t>
+      </w:r>
+      <w:r>
+        <w:t xml:space="preserve">(Fig 9;</w:t>
       </w:r>
       <w:r>
         <w:t xml:space="preserve"> </w:t>
@@ -1795,97 +1805,325 @@
         <w:rPr>
           <w:rStyle w:val="VerbatimChar"/>
         </w:rPr>
+        <w:t xml:space="preserve">output/predictor_region_biology_tests.csv</w:t>
+      </w:r>
+      <w:r>
+        <w:t xml:space="preserve">,</w:t>
+      </w:r>
+      <w:r>
+        <w:t xml:space="preserve"> </w:t>
+      </w:r>
+      <w:r>
+        <w:rPr>
+          <w:rStyle w:val="VerbatimChar"/>
+        </w:rPr>
+        <w:t xml:space="preserve">output/predictor_splice_artifact_tests.csv</w:t>
+      </w:r>
+      <w:r>
+        <w:t xml:space="preserve">). PICNIC and PSPire, being</w:t>
+      </w:r>
+      <w:r>
+        <w:t xml:space="preserve"> </w:t>
+      </w:r>
+      <w:r>
+        <w:t xml:space="preserve">structure/AlphaFold2-based, have no isolated-sequence mode; their</w:t>
+      </w:r>
+      <w:r>
+        <w:t xml:space="preserve"> </w:t>
+      </w:r>
+      <w:r>
+        <w:t xml:space="preserve">structural analogue of sequence concatenation is a single continuous</w:t>
+      </w:r>
+      <w:r>
+        <w:t xml:space="preserve"> </w:t>
+      </w:r>
+      <w:r>
+        <w:t xml:space="preserve">chain built by renumbering each region’s AlphaFold-model fragments into</w:t>
+      </w:r>
+      <w:r>
+        <w:t xml:space="preserve"> </w:t>
+      </w:r>
+      <w:r>
+        <w:t xml:space="preserve">one PDB (</w:t>
+      </w:r>
+      <w:r>
+        <w:rPr>
+          <w:rStyle w:val="VerbatimChar"/>
+        </w:rPr>
+        <w:t xml:space="preserve">pdb_concatenated</w:t>
+      </w:r>
+      <w:r>
+        <w:t xml:space="preserve">, retaining true 3D coordinates), compared</w:t>
+      </w:r>
+      <w:r>
+        <w:t xml:space="preserve"> </w:t>
+      </w:r>
+      <w:r>
+        <w:t xml:space="preserve">against the mean of the same tool’s per-fragment (</w:t>
+      </w:r>
+      <w:r>
+        <w:rPr>
+          <w:rStyle w:val="VerbatimChar"/>
+        </w:rPr>
         <w:t xml:space="preserve">pdb_region</w:t>
       </w:r>
       <w:r>
-        <w:t xml:space="preserve"> </w:t>
-      </w:r>
-      <w:r>
-        <w:t xml:space="preserve">analogue scored directly on AlphaFold-model</w:t>
-      </w:r>
-      <w:r>
-        <w:t xml:space="preserve"> </w:t>
-      </w:r>
-      <w:r>
-        <w:t xml:space="preserve">fragments), and the per-segment scores. Sequence-based tools</w:t>
-      </w:r>
-      <w:r>
-        <w:t xml:space="preserve"> </w:t>
-      </w:r>
-      <w:r>
-        <w:t xml:space="preserve">(catGRANULE, PLAAC, PScore, ESpritz, SEG, ParSe2, LLPhyScore,</w:t>
-      </w:r>
-      <w:r>
-        <w:t xml:space="preserve"> </w:t>
-      </w:r>
-      <w:r>
-        <w:t xml:space="preserve">PSPsPredict, PSAP, FuzDrop, DeePhase, PSPHunter) expose all three levels;</w:t>
-      </w:r>
-      <w:r>
-        <w:t xml:space="preserve"> </w:t>
-      </w:r>
-      <w:r>
-        <w:t xml:space="preserve">PICNIC and PSPire, being structure/AlphaFold-based, have no</w:t>
-      </w:r>
-      <w:r>
-        <w:t xml:space="preserve"> </w:t>
-      </w:r>
-      <w:r>
-        <w:t xml:space="preserve">isolated-sequence mode and are scored only at</w:t>
-      </w:r>
-      <w:r>
-        <w:t xml:space="preserve"> </w:t>
-      </w:r>
-      <w:r>
-        <w:rPr>
-          <w:rStyle w:val="VerbatimChar"/>
-        </w:rPr>
-        <w:t xml:space="preserve">whole</w:t>
-      </w:r>
-      <w:r>
-        <w:t xml:space="preserve"> </w:t>
-      </w:r>
-      <w:r>
-        <w:t xml:space="preserve">and</w:t>
-      </w:r>
-      <w:r>
-        <w:t xml:space="preserve"> </w:t>
-      </w:r>
-      <w:r>
-        <w:rPr>
-          <w:rStyle w:val="VerbatimChar"/>
-        </w:rPr>
-        <w:t xml:space="preserve">pdb_region</w:t>
-      </w:r>
-      <w:r>
-        <w:t xml:space="preserve"> </w:t>
-      </w:r>
-      <w:r>
-        <w:t xml:space="preserve">granularity — this coverage difference is now made explicit (Methods;</w:t>
-      </w:r>
-      <w:r>
-        <w:t xml:space="preserve"> </w:t>
-      </w:r>
-      <w:r>
-        <w:t xml:space="preserve">Supplementary Table S2) rather than left as a silent gap in the region</w:t>
-      </w:r>
-      <w:r>
-        <w:t xml:space="preserve"> </w:t>
-      </w:r>
-      <w:r>
-        <w:t xml:space="preserve">table. The completed comparison reproduces the same topology pattern as</w:t>
-      </w:r>
-      <w:r>
-        <w:t xml:space="preserve"> </w:t>
-      </w:r>
-      <w:r>
-        <w:t xml:space="preserve">panel (b): TM segments score lowest for every tool except SEG, which</w:t>
-      </w:r>
-      <w:r>
-        <w:t xml:space="preserve"> </w:t>
-      </w:r>
-      <w:r>
-        <w:t xml:space="preserve">again inverts (TM highest), consistent with its lone reversal above.</w:t>
+        <w:t xml:space="preserve">) scores.</w:t>
+      </w:r>
+    </w:p>
+    <w:p>
+      <w:pPr>
+        <w:pStyle w:val="Compact"/>
+        <w:numPr>
+          <w:ilvl w:val="1"/>
+          <w:numId w:val="1009"/>
+        </w:numPr>
+      </w:pPr>
+      <w:r>
+        <w:rPr>
+          <w:b/>
+          <w:bCs/>
+        </w:rPr>
+        <w:t xml:space="preserve">Topology-class effect (unspliced, per-segment scores; Fig 9a).</w:t>
+      </w:r>
+      <w:r>
+        <w:t xml:space="preserve"> </w:t>
+      </w:r>
+      <w:r>
+        <w:t xml:space="preserve">Cytoplasmic scores exceed TM in 12/13 tools with segment-level TM</w:t>
+      </w:r>
+      <w:r>
+        <w:t xml:space="preserve"> </w:t>
+      </w:r>
+      <w:r>
+        <w:t xml:space="preserve">coverage (all FDR &lt; 0.05 except DeePhase and PSAP is borderline),</w:t>
+      </w:r>
+      <w:r>
+        <w:t xml:space="preserve"> </w:t>
+      </w:r>
+      <w:r>
+        <w:t xml:space="preserve">including both structure-based tools (PICNIC 94% of proteins,</w:t>
+      </w:r>
+      <w:r>
+        <w:t xml:space="preserve"> </w:t>
+      </w:r>
+      <w:r>
+        <w:t xml:space="preserve">PSPire 86%); SEG is the lone reversal (29% cyto &gt; TM, FDR &lt; 10⁻³),</w:t>
+      </w:r>
+      <w:r>
+        <w:t xml:space="preserve"> </w:t>
+      </w:r>
+      <w:r>
+        <w:t xml:space="preserve">as in Fig 2b. Cytoplasmic also exceeds extracellular/lumenal in</w:t>
+      </w:r>
+      <w:r>
+        <w:t xml:space="preserve"> </w:t>
+      </w:r>
+      <w:r>
+        <w:t xml:space="preserve">8/14 tools (all in the cyto-favouring direction, none reversed).</w:t>
+      </w:r>
+      <w:r>
+        <w:t xml:space="preserve"> </w:t>
+      </w:r>
+      <w:r>
+        <w:t xml:space="preserve">Transmembrane vs extracellular/lumenal is mixed and tool-dependent:</w:t>
+      </w:r>
+      <w:r>
+        <w:t xml:space="preserve"> </w:t>
+      </w:r>
+      <w:r>
+        <w:t xml:space="preserve">significant in 10/13 tools, with extracellular favoured in 8 of</w:t>
+      </w:r>
+      <w:r>
+        <w:t xml:space="preserve"> </w:t>
+      </w:r>
+      <w:r>
+        <w:t xml:space="preserve">those 10 (including both structure-based tools: PICNIC 9%, PSPire</w:t>
+      </w:r>
+      <w:r>
+        <w:t xml:space="preserve"> </w:t>
+      </w:r>
+      <w:r>
+        <w:t xml:space="preserve">35% TM &gt; Ecto) and only SEG and PSAP favouring TM.</w:t>
+      </w:r>
+    </w:p>
+    <w:p>
+      <w:pPr>
+        <w:pStyle w:val="Compact"/>
+        <w:numPr>
+          <w:ilvl w:val="1"/>
+          <w:numId w:val="1009"/>
+        </w:numPr>
+      </w:pPr>
+      <w:r>
+        <w:rPr>
+          <w:b/>
+          <w:bCs/>
+        </w:rPr>
+        <w:t xml:space="preserve">Slicing/splicing artifact (spliced-vs-unspliced, same region;</w:t>
+      </w:r>
+      <w:r>
+        <w:rPr>
+          <w:b/>
+          <w:bCs/>
+        </w:rPr>
+        <w:t xml:space="preserve"> </w:t>
+      </w:r>
+      <w:r>
+        <w:rPr>
+          <w:b/>
+          <w:bCs/>
+        </w:rPr>
+        <w:t xml:space="preserve">Fig 9b).</w:t>
+      </w:r>
+      <w:r>
+        <w:t xml:space="preserve"> </w:t>
+      </w:r>
+      <w:r>
+        <w:t xml:space="preserve">Concatenating a region’s fragments into one query</w:t>
+      </w:r>
+      <w:r>
+        <w:t xml:space="preserve"> </w:t>
+      </w:r>
+      <w:r>
+        <w:t xml:space="preserve">changes the score relative to the mean of separately-scored</w:t>
+      </w:r>
+      <w:r>
+        <w:t xml:space="preserve"> </w:t>
+      </w:r>
+      <w:r>
+        <w:t xml:space="preserve">fragments in 20/41 tool × region tests (FDR &lt; 0.05), but the</w:t>
+      </w:r>
+      <w:r>
+        <w:t xml:space="preserve"> </w:t>
+      </w:r>
+      <w:r>
+        <w:t xml:space="preserve">direction and magnitude are inconsistent across tools — this is a</w:t>
+      </w:r>
+      <w:r>
+        <w:t xml:space="preserve"> </w:t>
+      </w:r>
+      <w:r>
+        <w:t xml:space="preserve">real per-tool sensitivity to context, not a systematic bias in one</w:t>
+      </w:r>
+      <w:r>
+        <w:t xml:space="preserve"> </w:t>
+      </w:r>
+      <w:r>
+        <w:t xml:space="preserve">direction. The clearest structure-specific instance is the TM</w:t>
+      </w:r>
+      <w:r>
+        <w:t xml:space="preserve"> </w:t>
+      </w:r>
+      <w:r>
+        <w:t xml:space="preserve">region: both PICNIC and PSPire show a strong, highly consistent</w:t>
+      </w:r>
+      <w:r>
+        <w:t xml:space="preserve"> </w:t>
+      </w:r>
+      <w:r>
+        <w:rPr>
+          <w:b/>
+          <w:bCs/>
+        </w:rPr>
+        <w:t xml:space="preserve">drop</w:t>
+      </w:r>
+      <w:r>
+        <w:t xml:space="preserve"> </w:t>
+      </w:r>
+      <w:r>
+        <w:t xml:space="preserve">in the concatenated-structure score relative to the</w:t>
+      </w:r>
+      <w:r>
+        <w:t xml:space="preserve"> </w:t>
+      </w:r>
+      <w:r>
+        <w:t xml:space="preserve">per-fragment mean (PICNIC 0/56 proteins scored higher when</w:t>
+      </w:r>
+      <w:r>
+        <w:t xml:space="preserve"> </w:t>
+      </w:r>
+      <w:r>
+        <w:t xml:space="preserve">concatenated, FDR &lt; 10⁻³; PSPire 1/56, FDR &lt; 10⁻³) — concatenating</w:t>
+      </w:r>
+      <w:r>
+        <w:t xml:space="preserve"> </w:t>
+      </w:r>
+      <w:r>
+        <w:t xml:space="preserve">disjoint single-pass TM helices into one continuous chain removes</w:t>
+      </w:r>
+      <w:r>
+        <w:t xml:space="preserve"> </w:t>
+      </w:r>
+      <w:r>
+        <w:t xml:space="preserve">information the true multi-fragment 3D arrangement carries, unlike</w:t>
+      </w:r>
+      <w:r>
+        <w:t xml:space="preserve"> </w:t>
+      </w:r>
+      <w:r>
+        <w:t xml:space="preserve">the cytoplasmic and extracellular/lumenal regions where the two</w:t>
+      </w:r>
+      <w:r>
+        <w:t xml:space="preserve"> </w:t>
+      </w:r>
+      <w:r>
+        <w:t xml:space="preserve">structure tools show no significant splicing effect.</w:t>
+      </w:r>
+    </w:p>
+    <w:p>
+      <w:pPr>
+        <w:pStyle w:val="Compact"/>
+        <w:numPr>
+          <w:ilvl w:val="1"/>
+          <w:numId w:val="1009"/>
+        </w:numPr>
+      </w:pPr>
+      <w:r>
+        <w:rPr>
+          <w:b/>
+          <w:bCs/>
+        </w:rPr>
+        <w:t xml:space="preserve">Read</w:t>
+      </w:r>
+      <w:r>
+        <w:t xml:space="preserve">: the topology-class effect (cytoplasmic-face signal) is</w:t>
+      </w:r>
+      <w:r>
+        <w:t xml:space="preserve"> </w:t>
+      </w:r>
+      <w:r>
+        <w:t xml:space="preserve">robust to how the region is queried, is shared by sequence- and</w:t>
+      </w:r>
+      <w:r>
+        <w:t xml:space="preserve"> </w:t>
+      </w:r>
+      <w:r>
+        <w:t xml:space="preserve">structure-based tools alike, and is not an artefact of</w:t>
+      </w:r>
+      <w:r>
+        <w:t xml:space="preserve"> </w:t>
+      </w:r>
+      <w:r>
+        <w:t xml:space="preserve">concatenation; the concatenation artefact itself is real but</w:t>
+      </w:r>
+      <w:r>
+        <w:t xml:space="preserve"> </w:t>
+      </w:r>
+      <w:r>
+        <w:t xml:space="preserve">tool- and region-specific rather than a uniform correction factor,</w:t>
+      </w:r>
+      <w:r>
+        <w:t xml:space="preserve"> </w:t>
+      </w:r>
+      <w:r>
+        <w:t xml:space="preserve">and is most consequential for structure-based tools scoring</w:t>
+      </w:r>
+      <w:r>
+        <w:t xml:space="preserve"> </w:t>
+      </w:r>
+      <w:r>
+        <w:t xml:space="preserve">disjoint TM fragments.</w:t>
       </w:r>
     </w:p>
     <w:bookmarkEnd w:id="18"/>
@@ -1950,7 +2188,7 @@
         <w:pStyle w:val="Compact"/>
         <w:numPr>
           <w:ilvl w:val="0"/>
-          <w:numId w:val="1009"/>
+          <w:numId w:val="1010"/>
         </w:numPr>
       </w:pPr>
       <w:r>
@@ -1996,7 +2234,7 @@
         <w:pStyle w:val="Compact"/>
         <w:numPr>
           <w:ilvl w:val="0"/>
-          <w:numId w:val="1009"/>
+          <w:numId w:val="1010"/>
         </w:numPr>
       </w:pPr>
       <w:r>
@@ -2015,7 +2253,7 @@
         <w:pStyle w:val="Compact"/>
         <w:numPr>
           <w:ilvl w:val="1"/>
-          <w:numId w:val="1010"/>
+          <w:numId w:val="1011"/>
         </w:numPr>
       </w:pPr>
       <w:r>
@@ -2056,7 +2294,7 @@
         <w:pStyle w:val="Compact"/>
         <w:numPr>
           <w:ilvl w:val="1"/>
-          <w:numId w:val="1010"/>
+          <w:numId w:val="1011"/>
         </w:numPr>
       </w:pPr>
       <w:r>
@@ -2106,7 +2344,7 @@
         <w:pStyle w:val="Compact"/>
         <w:numPr>
           <w:ilvl w:val="1"/>
-          <w:numId w:val="1010"/>
+          <w:numId w:val="1011"/>
         </w:numPr>
       </w:pPr>
       <w:r>
@@ -2137,7 +2375,7 @@
         <w:pStyle w:val="Compact"/>
         <w:numPr>
           <w:ilvl w:val="1"/>
-          <w:numId w:val="1010"/>
+          <w:numId w:val="1011"/>
         </w:numPr>
       </w:pPr>
       <w:r>
@@ -2165,7 +2403,7 @@
         <w:pStyle w:val="Compact"/>
         <w:numPr>
           <w:ilvl w:val="1"/>
-          <w:numId w:val="1010"/>
+          <w:numId w:val="1011"/>
         </w:numPr>
       </w:pPr>
       <w:r>
@@ -2241,7 +2479,7 @@
         <w:pStyle w:val="Compact"/>
         <w:numPr>
           <w:ilvl w:val="0"/>
-          <w:numId w:val="1009"/>
+          <w:numId w:val="1010"/>
         </w:numPr>
       </w:pPr>
       <w:r>
@@ -2288,7 +2526,7 @@
         <w:pStyle w:val="Compact"/>
         <w:numPr>
           <w:ilvl w:val="0"/>
-          <w:numId w:val="1009"/>
+          <w:numId w:val="1010"/>
         </w:numPr>
       </w:pPr>
       <w:r>
@@ -2331,7 +2569,7 @@
         <w:pStyle w:val="Compact"/>
         <w:numPr>
           <w:ilvl w:val="0"/>
-          <w:numId w:val="1009"/>
+          <w:numId w:val="1010"/>
         </w:numPr>
       </w:pPr>
       <w:r>
@@ -2389,7 +2627,7 @@
         <w:pStyle w:val="Compact"/>
         <w:numPr>
           <w:ilvl w:val="0"/>
-          <w:numId w:val="1009"/>
+          <w:numId w:val="1010"/>
         </w:numPr>
       </w:pPr>
       <w:r>
@@ -2426,7 +2664,7 @@
         <w:pStyle w:val="Compact"/>
         <w:numPr>
           <w:ilvl w:val="0"/>
-          <w:numId w:val="1009"/>
+          <w:numId w:val="1010"/>
         </w:numPr>
       </w:pPr>
       <w:r>
@@ -2624,7 +2862,7 @@
         <w:pStyle w:val="Compact"/>
         <w:numPr>
           <w:ilvl w:val="0"/>
-          <w:numId w:val="1011"/>
+          <w:numId w:val="1012"/>
         </w:numPr>
       </w:pPr>
       <w:r>
@@ -2758,7 +2996,7 @@
         <w:pStyle w:val="Compact"/>
         <w:numPr>
           <w:ilvl w:val="0"/>
-          <w:numId w:val="1012"/>
+          <w:numId w:val="1013"/>
         </w:numPr>
       </w:pPr>
       <w:r>
@@ -2888,7 +3126,7 @@
         <w:pStyle w:val="Compact"/>
         <w:numPr>
           <w:ilvl w:val="0"/>
-          <w:numId w:val="1012"/>
+          <w:numId w:val="1013"/>
         </w:numPr>
       </w:pPr>
       <w:r>
@@ -2919,7 +3157,7 @@
         <w:pStyle w:val="Compact"/>
         <w:numPr>
           <w:ilvl w:val="0"/>
-          <w:numId w:val="1012"/>
+          <w:numId w:val="1013"/>
         </w:numPr>
       </w:pPr>
       <w:r>
@@ -2974,7 +3212,7 @@
         <w:pStyle w:val="Compact"/>
         <w:numPr>
           <w:ilvl w:val="0"/>
-          <w:numId w:val="1012"/>
+          <w:numId w:val="1013"/>
         </w:numPr>
       </w:pPr>
       <w:r>
@@ -3097,7 +3335,7 @@
         <w:pStyle w:val="Compact"/>
         <w:numPr>
           <w:ilvl w:val="0"/>
-          <w:numId w:val="1013"/>
+          <w:numId w:val="1014"/>
         </w:numPr>
       </w:pPr>
       <w:r>
@@ -3179,7 +3417,7 @@
         <w:pStyle w:val="Compact"/>
         <w:numPr>
           <w:ilvl w:val="0"/>
-          <w:numId w:val="1013"/>
+          <w:numId w:val="1014"/>
         </w:numPr>
       </w:pPr>
       <w:r>
@@ -3285,7 +3523,7 @@
         <w:pStyle w:val="Compact"/>
         <w:numPr>
           <w:ilvl w:val="0"/>
-          <w:numId w:val="1014"/>
+          <w:numId w:val="1015"/>
         </w:numPr>
       </w:pPr>
       <w:r>
@@ -3331,7 +3569,7 @@
         <w:pStyle w:val="Compact"/>
         <w:numPr>
           <w:ilvl w:val="0"/>
-          <w:numId w:val="1014"/>
+          <w:numId w:val="1015"/>
         </w:numPr>
       </w:pPr>
       <w:r>
@@ -3350,7 +3588,7 @@
         <w:pStyle w:val="Compact"/>
         <w:numPr>
           <w:ilvl w:val="1"/>
-          <w:numId w:val="1015"/>
+          <w:numId w:val="1016"/>
         </w:numPr>
       </w:pPr>
       <w:r>
@@ -3362,7 +3600,7 @@
         <w:pStyle w:val="Compact"/>
         <w:numPr>
           <w:ilvl w:val="1"/>
-          <w:numId w:val="1015"/>
+          <w:numId w:val="1016"/>
         </w:numPr>
       </w:pPr>
       <w:r>
@@ -3387,7 +3625,7 @@
         <w:pStyle w:val="Compact"/>
         <w:numPr>
           <w:ilvl w:val="1"/>
-          <w:numId w:val="1015"/>
+          <w:numId w:val="1016"/>
         </w:numPr>
       </w:pPr>
       <w:r>
@@ -3399,7 +3637,7 @@
         <w:pStyle w:val="Compact"/>
         <w:numPr>
           <w:ilvl w:val="1"/>
-          <w:numId w:val="1015"/>
+          <w:numId w:val="1016"/>
         </w:numPr>
       </w:pPr>
       <w:r>
@@ -3411,7 +3649,7 @@
         <w:pStyle w:val="Compact"/>
         <w:numPr>
           <w:ilvl w:val="1"/>
-          <w:numId w:val="1015"/>
+          <w:numId w:val="1016"/>
         </w:numPr>
       </w:pPr>
       <w:r>
@@ -3423,7 +3661,7 @@
         <w:pStyle w:val="Compact"/>
         <w:numPr>
           <w:ilvl w:val="1"/>
-          <w:numId w:val="1015"/>
+          <w:numId w:val="1016"/>
         </w:numPr>
       </w:pPr>
       <w:r>
@@ -3442,7 +3680,7 @@
         <w:pStyle w:val="Compact"/>
         <w:numPr>
           <w:ilvl w:val="1"/>
-          <w:numId w:val="1015"/>
+          <w:numId w:val="1016"/>
         </w:numPr>
       </w:pPr>
       <w:r>
@@ -3454,7 +3692,7 @@
         <w:pStyle w:val="Compact"/>
         <w:numPr>
           <w:ilvl w:val="1"/>
-          <w:numId w:val="1015"/>
+          <w:numId w:val="1016"/>
         </w:numPr>
       </w:pPr>
       <w:r>
@@ -3472,7 +3710,7 @@
         <w:pStyle w:val="Compact"/>
         <w:numPr>
           <w:ilvl w:val="0"/>
-          <w:numId w:val="1014"/>
+          <w:numId w:val="1015"/>
         </w:numPr>
       </w:pPr>
       <w:r>
@@ -3497,7 +3735,7 @@
         <w:pStyle w:val="Compact"/>
         <w:numPr>
           <w:ilvl w:val="0"/>
-          <w:numId w:val="1014"/>
+          <w:numId w:val="1015"/>
         </w:numPr>
       </w:pPr>
       <w:r>
@@ -3573,146 +3811,15 @@
         <w:pStyle w:val="Compact"/>
         <w:numPr>
           <w:ilvl w:val="0"/>
-          <w:numId w:val="1016"/>
-        </w:numPr>
-      </w:pPr>
-      <w:r>
-        <w:rPr>
-          <w:b/>
-          <w:bCs/>
-        </w:rPr>
-        <w:t xml:space="preserve">Three recurring findings</w:t>
-      </w:r>
-      <w:r>
-        <w:t xml:space="preserve">:</w:t>
-      </w:r>
-    </w:p>
-    <w:p>
-      <w:pPr>
-        <w:pStyle w:val="Compact"/>
-        <w:numPr>
-          <w:ilvl w:val="1"/>
           <w:numId w:val="1017"/>
         </w:numPr>
       </w:pPr>
       <w:r>
-        <w:t xml:space="preserve">Best generalisers integrate AlphaFold structural features (PSPHunter,</w:t>
-      </w:r>
-      <w:r>
-        <w:t xml:space="preserve"> </w:t>
-      </w:r>
-      <w:r>
-        <w:t xml:space="preserve">PSPire, PICNIC); a soluble-IDR biophysical model (LLPhyScore) collapses</w:t>
-      </w:r>
-      <w:r>
-        <w:t xml:space="preserve"> </w:t>
-      </w:r>
-      <w:r>
-        <w:t xml:space="preserve">to chance → structural context carries the transferable signal.</w:t>
-      </w:r>
-    </w:p>
-    <w:p>
-      <w:pPr>
-        <w:pStyle w:val="Compact"/>
-        <w:numPr>
-          <w:ilvl w:val="1"/>
-          <w:numId w:val="1017"/>
-        </w:numPr>
-      </w:pPr>
-      <w:r>
-        <w:t xml:space="preserve">Given topology, 7/8 tools correctly localise signal to the cytoplasmic</w:t>
-      </w:r>
-      <w:r>
-        <w:t xml:space="preserve"> </w:t>
-      </w:r>
-      <w:r>
-        <w:t xml:space="preserve">face and suppress the membrane core.</w:t>
-      </w:r>
-    </w:p>
-    <w:p>
-      <w:pPr>
-        <w:pStyle w:val="Compact"/>
-        <w:numPr>
-          <w:ilvl w:val="1"/>
-          <w:numId w:val="1017"/>
-        </w:numPr>
-      </w:pPr>
-      <w:r>
-        <w:t xml:space="preserve">Consensus is driven by the generic soluble-IDR signature —</w:t>
-      </w:r>
-      <w:r>
-        <w:t xml:space="preserve"> </w:t>
-      </w:r>
-      <w:r>
-        <w:t xml:space="preserve">hydrophobicity (ρ = −0.69), length (+0.56), disorder (+0.33) — and by</w:t>
-      </w:r>
-      <w:r>
-        <w:t xml:space="preserve"> </w:t>
-      </w:r>
-      <w:r>
-        <w:t xml:space="preserve">membrane architecture (TMD count −0.41),</w:t>
-      </w:r>
-      <w:r>
-        <w:t xml:space="preserve"> </w:t>
-      </w:r>
-      <w:r>
-        <w:rPr>
-          <w:b/>
-          <w:bCs/>
-        </w:rPr>
-        <w:t xml:space="preserve">not</w:t>
-      </w:r>
-      <w:r>
-        <w:t xml:space="preserve"> </w:t>
-      </w:r>
-      <w:r>
-        <w:t xml:space="preserve">by curated LLPS</w:t>
-      </w:r>
-      <w:r>
-        <w:t xml:space="preserve"> </w:t>
-      </w:r>
-      <w:r>
-        <w:t xml:space="preserve">mechanism (driver/client role and autonomous/partner mode both</w:t>
-      </w:r>
-      <w:r>
-        <w:t xml:space="preserve"> </w:t>
-      </w:r>
-      <w:r>
-        <w:t xml:space="preserve">non-significant). The tools rank large single-pass RTKs correctly only</w:t>
-      </w:r>
-      <w:r>
-        <w:t xml:space="preserve"> </w:t>
-      </w:r>
-      <w:r>
-        <w:t xml:space="preserve">because those resemble soluble IDR proteins; compact and multi-pass</w:t>
-      </w:r>
-      <w:r>
-        <w:t xml:space="preserve"> </w:t>
-      </w:r>
-      <w:r>
-        <w:t xml:space="preserve">proteins with genuine LLPS evidence are penalised for their membrane</w:t>
-      </w:r>
-      <w:r>
-        <w:t xml:space="preserve"> </w:t>
-      </w:r>
-      <w:r>
-        <w:t xml:space="preserve">architecture.</w:t>
-      </w:r>
-    </w:p>
-    <w:p>
-      <w:pPr>
-        <w:pStyle w:val="Compact"/>
-        <w:numPr>
-          <w:ilvl w:val="0"/>
-          <w:numId w:val="1016"/>
-        </w:numPr>
-      </w:pPr>
-      <w:r>
-        <w:rPr>
-          <w:b/>
-          <w:bCs/>
-        </w:rPr>
-        <w:t xml:space="preserve">Two general methodological points</w:t>
+        <w:rPr>
+          <w:b/>
+          <w:bCs/>
+        </w:rPr>
+        <w:t xml:space="preserve">Three recurring findings</w:t>
       </w:r>
       <w:r>
         <w:t xml:space="preserve">:</w:t>
@@ -3727,29 +3834,19 @@
         </w:numPr>
       </w:pPr>
       <w:r>
-        <w:t xml:space="preserve">Leakage direction matters: naïve membrane-background AUROCs</w:t>
-      </w:r>
-      <w:r>
-        <w:t xml:space="preserve"> </w:t>
-      </w:r>
-      <w:r>
-        <w:rPr>
-          <w:i/>
-          <w:iCs/>
-        </w:rPr>
-        <w:t xml:space="preserve">understate</w:t>
-      </w:r>
-      <w:r>
-        <w:t xml:space="preserve"> </w:t>
-      </w:r>
-      <w:r>
-        <w:t xml:space="preserve">the leaders because leaked proteins are mostly easy negatives; a per-tool,</w:t>
-      </w:r>
-      <w:r>
-        <w:t xml:space="preserve"> </w:t>
-      </w:r>
-      <w:r>
-        <w:t xml:space="preserve">per-protein audit recovers the honest estimate.</w:t>
+        <w:t xml:space="preserve">Best generalisers integrate AlphaFold structural features (PSPHunter,</w:t>
+      </w:r>
+      <w:r>
+        <w:t xml:space="preserve"> </w:t>
+      </w:r>
+      <w:r>
+        <w:t xml:space="preserve">PSPire, PICNIC); a soluble-IDR biophysical model (LLPhyScore) collapses</w:t>
+      </w:r>
+      <w:r>
+        <w:t xml:space="preserve"> </w:t>
+      </w:r>
+      <w:r>
+        <w:t xml:space="preserve">to chance → structural context carries the transferable signal.</w:t>
       </w:r>
     </w:p>
     <w:p>
@@ -3761,19 +3858,83 @@
         </w:numPr>
       </w:pPr>
       <w:r>
-        <w:t xml:space="preserve">Same-class background is essential; scoring vs a soluble proteome inflates</w:t>
-      </w:r>
-      <w:r>
-        <w:t xml:space="preserve"> </w:t>
-      </w:r>
-      <w:r>
-        <w:t xml:space="preserve">accuracy by rewarding detection of</w:t>
-      </w:r>
-      <w:r>
-        <w:t xml:space="preserve"> </w:t>
-      </w:r>
-      <w:r>
-        <w:t xml:space="preserve">“membrane-ness.”</w:t>
+        <w:t xml:space="preserve">Given topology, 7/8 tools correctly localise signal to the cytoplasmic</w:t>
+      </w:r>
+      <w:r>
+        <w:t xml:space="preserve"> </w:t>
+      </w:r>
+      <w:r>
+        <w:t xml:space="preserve">face and suppress the membrane core.</w:t>
+      </w:r>
+    </w:p>
+    <w:p>
+      <w:pPr>
+        <w:pStyle w:val="Compact"/>
+        <w:numPr>
+          <w:ilvl w:val="1"/>
+          <w:numId w:val="1018"/>
+        </w:numPr>
+      </w:pPr>
+      <w:r>
+        <w:t xml:space="preserve">Consensus is driven by the generic soluble-IDR signature —</w:t>
+      </w:r>
+      <w:r>
+        <w:t xml:space="preserve"> </w:t>
+      </w:r>
+      <w:r>
+        <w:t xml:space="preserve">hydrophobicity (ρ = −0.69), length (+0.56), disorder (+0.33) — and by</w:t>
+      </w:r>
+      <w:r>
+        <w:t xml:space="preserve"> </w:t>
+      </w:r>
+      <w:r>
+        <w:t xml:space="preserve">membrane architecture (TMD count −0.41),</w:t>
+      </w:r>
+      <w:r>
+        <w:t xml:space="preserve"> </w:t>
+      </w:r>
+      <w:r>
+        <w:rPr>
+          <w:b/>
+          <w:bCs/>
+        </w:rPr>
+        <w:t xml:space="preserve">not</w:t>
+      </w:r>
+      <w:r>
+        <w:t xml:space="preserve"> </w:t>
+      </w:r>
+      <w:r>
+        <w:t xml:space="preserve">by curated LLPS</w:t>
+      </w:r>
+      <w:r>
+        <w:t xml:space="preserve"> </w:t>
+      </w:r>
+      <w:r>
+        <w:t xml:space="preserve">mechanism (driver/client role and autonomous/partner mode both</w:t>
+      </w:r>
+      <w:r>
+        <w:t xml:space="preserve"> </w:t>
+      </w:r>
+      <w:r>
+        <w:t xml:space="preserve">non-significant). The tools rank large single-pass RTKs correctly only</w:t>
+      </w:r>
+      <w:r>
+        <w:t xml:space="preserve"> </w:t>
+      </w:r>
+      <w:r>
+        <w:t xml:space="preserve">because those resemble soluble IDR proteins; compact and multi-pass</w:t>
+      </w:r>
+      <w:r>
+        <w:t xml:space="preserve"> </w:t>
+      </w:r>
+      <w:r>
+        <w:t xml:space="preserve">proteins with genuine LLPS evidence are penalised for their membrane</w:t>
+      </w:r>
+      <w:r>
+        <w:t xml:space="preserve"> </w:t>
+      </w:r>
+      <w:r>
+        <w:t xml:space="preserve">architecture.</w:t>
       </w:r>
     </w:p>
     <w:p>
@@ -3781,7 +3942,7 @@
         <w:pStyle w:val="Compact"/>
         <w:numPr>
           <w:ilvl w:val="0"/>
-          <w:numId w:val="1016"/>
+          <w:numId w:val="1017"/>
         </w:numPr>
       </w:pPr>
       <w:r>
@@ -3789,53 +3950,68 @@
           <w:b/>
           <w:bCs/>
         </w:rPr>
-        <w:t xml:space="preserve">Practical recommendation</w:t>
-      </w:r>
-      <w:r>
-        <w:t xml:space="preserve">: score the</w:t>
-      </w:r>
-      <w:r>
-        <w:t xml:space="preserve"> </w:t>
-      </w:r>
-      <w:r>
-        <w:rPr>
-          <w:b/>
-          <w:bCs/>
-        </w:rPr>
-        <w:t xml:space="preserve">cytoplasmic domain in isolation</w:t>
-      </w:r>
-      <w:r>
-        <w:t xml:space="preserve">,</w:t>
-      </w:r>
-      <w:r>
-        <w:t xml:space="preserve"> </w:t>
-      </w:r>
-      <w:r>
-        <w:t xml:space="preserve">not the full-length chain — TM (and, for most tools, extracellular) regions</w:t>
-      </w:r>
-      <w:r>
-        <w:t xml:space="preserve"> </w:t>
-      </w:r>
-      <w:r>
-        <w:t xml:space="preserve">add noise, and full-length hydrophobicity dominates the consensus; the</w:t>
-      </w:r>
-      <w:r>
-        <w:t xml:space="preserve"> </w:t>
-      </w:r>
-      <w:r>
-        <w:t xml:space="preserve">topology analysis shows the cytoplasmic face is where signal already</w:t>
-      </w:r>
-      <w:r>
-        <w:t xml:space="preserve"> </w:t>
-      </w:r>
-      <w:r>
-        <w:t xml:space="preserve">concentrates. This is most consequential for compact and multi-pass proteins,</w:t>
-      </w:r>
-      <w:r>
-        <w:t xml:space="preserve"> </w:t>
-      </w:r>
-      <w:r>
-        <w:t xml:space="preserve">whose short disordered motifs are swamped by membrane-embedded sequence.</w:t>
+        <w:t xml:space="preserve">Two general methodological points</w:t>
+      </w:r>
+      <w:r>
+        <w:t xml:space="preserve">:</w:t>
+      </w:r>
+    </w:p>
+    <w:p>
+      <w:pPr>
+        <w:pStyle w:val="Compact"/>
+        <w:numPr>
+          <w:ilvl w:val="1"/>
+          <w:numId w:val="1019"/>
+        </w:numPr>
+      </w:pPr>
+      <w:r>
+        <w:t xml:space="preserve">Leakage direction matters: naïve membrane-background AUROCs</w:t>
+      </w:r>
+      <w:r>
+        <w:t xml:space="preserve"> </w:t>
+      </w:r>
+      <w:r>
+        <w:rPr>
+          <w:i/>
+          <w:iCs/>
+        </w:rPr>
+        <w:t xml:space="preserve">understate</w:t>
+      </w:r>
+      <w:r>
+        <w:t xml:space="preserve"> </w:t>
+      </w:r>
+      <w:r>
+        <w:t xml:space="preserve">the leaders because leaked proteins are mostly easy negatives; a per-tool,</w:t>
+      </w:r>
+      <w:r>
+        <w:t xml:space="preserve"> </w:t>
+      </w:r>
+      <w:r>
+        <w:t xml:space="preserve">per-protein audit recovers the honest estimate.</w:t>
+      </w:r>
+    </w:p>
+    <w:p>
+      <w:pPr>
+        <w:pStyle w:val="Compact"/>
+        <w:numPr>
+          <w:ilvl w:val="1"/>
+          <w:numId w:val="1019"/>
+        </w:numPr>
+      </w:pPr>
+      <w:r>
+        <w:t xml:space="preserve">Same-class background is essential; scoring vs a soluble proteome inflates</w:t>
+      </w:r>
+      <w:r>
+        <w:t xml:space="preserve"> </w:t>
+      </w:r>
+      <w:r>
+        <w:t xml:space="preserve">accuracy by rewarding detection of</w:t>
+      </w:r>
+      <w:r>
+        <w:t xml:space="preserve"> </w:t>
+      </w:r>
+      <w:r>
+        <w:t xml:space="preserve">“membrane-ness.”</w:t>
       </w:r>
     </w:p>
     <w:p>
@@ -3843,7 +4019,7 @@
         <w:pStyle w:val="Compact"/>
         <w:numPr>
           <w:ilvl w:val="0"/>
-          <w:numId w:val="1016"/>
+          <w:numId w:val="1017"/>
         </w:numPr>
       </w:pPr>
       <w:r>
@@ -3851,28 +4027,53 @@
           <w:b/>
           <w:bCs/>
         </w:rPr>
-        <w:t xml:space="preserve">For developers</w:t>
-      </w:r>
-      <w:r>
-        <w:t xml:space="preserve">: topology-aware training/evaluation — topology as an</w:t>
-      </w:r>
-      <w:r>
-        <w:t xml:space="preserve"> </w:t>
-      </w:r>
-      <w:r>
-        <w:t xml:space="preserve">explicit feature, membrane-protein positives in training, same-class</w:t>
-      </w:r>
-      <w:r>
-        <w:t xml:space="preserve"> </w:t>
-      </w:r>
-      <w:r>
-        <w:t xml:space="preserve">background reporting; do not let whole-chain hydrophobicity stand in as a</w:t>
-      </w:r>
-      <w:r>
-        <w:t xml:space="preserve"> </w:t>
-      </w:r>
-      <w:r>
-        <w:t xml:space="preserve">negative LLPS signal for membrane proteins.</w:t>
+        <w:t xml:space="preserve">Practical recommendation</w:t>
+      </w:r>
+      <w:r>
+        <w:t xml:space="preserve">: score the</w:t>
+      </w:r>
+      <w:r>
+        <w:t xml:space="preserve"> </w:t>
+      </w:r>
+      <w:r>
+        <w:rPr>
+          <w:b/>
+          <w:bCs/>
+        </w:rPr>
+        <w:t xml:space="preserve">cytoplasmic domain in isolation</w:t>
+      </w:r>
+      <w:r>
+        <w:t xml:space="preserve">,</w:t>
+      </w:r>
+      <w:r>
+        <w:t xml:space="preserve"> </w:t>
+      </w:r>
+      <w:r>
+        <w:t xml:space="preserve">not the full-length chain — TM (and, for most tools, extracellular) regions</w:t>
+      </w:r>
+      <w:r>
+        <w:t xml:space="preserve"> </w:t>
+      </w:r>
+      <w:r>
+        <w:t xml:space="preserve">add noise, and full-length hydrophobicity dominates the consensus; the</w:t>
+      </w:r>
+      <w:r>
+        <w:t xml:space="preserve"> </w:t>
+      </w:r>
+      <w:r>
+        <w:t xml:space="preserve">topology analysis shows the cytoplasmic face is where signal already</w:t>
+      </w:r>
+      <w:r>
+        <w:t xml:space="preserve"> </w:t>
+      </w:r>
+      <w:r>
+        <w:t xml:space="preserve">concentrates. This is most consequential for compact and multi-pass proteins,</w:t>
+      </w:r>
+      <w:r>
+        <w:t xml:space="preserve"> </w:t>
+      </w:r>
+      <w:r>
+        <w:t xml:space="preserve">whose short disordered motifs are swamped by membrane-embedded sequence.</w:t>
       </w:r>
     </w:p>
     <w:p>
@@ -3880,7 +4081,7 @@
         <w:pStyle w:val="Compact"/>
         <w:numPr>
           <w:ilvl w:val="0"/>
-          <w:numId w:val="1016"/>
+          <w:numId w:val="1017"/>
         </w:numPr>
       </w:pPr>
       <w:r>
@@ -3888,103 +4089,28 @@
           <w:b/>
           <w:bCs/>
         </w:rPr>
-        <w:t xml:space="preserve">Consensus/discordance findings reinforce, rather than add to, the</w:t>
-      </w:r>
-      <w:r>
-        <w:rPr>
-          <w:b/>
-          <w:bCs/>
-        </w:rPr>
-        <w:t xml:space="preserve"> </w:t>
-      </w:r>
-      <w:r>
-        <w:rPr>
-          <w:b/>
-          <w:bCs/>
-        </w:rPr>
-        <w:t xml:space="preserve">architecture story</w:t>
-      </w:r>
-      <w:r>
-        <w:t xml:space="preserve">: the consistently-high and consistently-under-ranked</w:t>
-      </w:r>
-      <w:r>
-        <w:t xml:space="preserve"> </w:t>
-      </w:r>
-      <w:r>
-        <w:t xml:space="preserve">groups are cleanly separated by topology class alone (Fisher’s exact</w:t>
-      </w:r>
-      <w:r>
-        <w:t xml:space="preserve"> </w:t>
-      </w:r>
-      <w:r>
-        <w:t xml:space="preserve">p = 9.1 × 10⁻³) and by the same hydropathy/length/disorder/PTM axis already</w:t>
-      </w:r>
-      <w:r>
-        <w:t xml:space="preserve"> </w:t>
-      </w:r>
-      <w:r>
-        <w:t xml:space="preserve">identified from the continuous correlations — there is no additional</w:t>
-      </w:r>
-      <w:r>
-        <w:t xml:space="preserve"> </w:t>
-      </w:r>
-      <w:r>
-        <w:t xml:space="preserve">membrane-specific signal distinguishing</w:t>
-      </w:r>
-      <w:r>
-        <w:t xml:space="preserve"> </w:t>
-      </w:r>
-      <w:r>
-        <w:t xml:space="preserve">“correctly ranked”</w:t>
-      </w:r>
-      <w:r>
-        <w:t xml:space="preserve"> </w:t>
-      </w:r>
-      <w:r>
-        <w:t xml:space="preserve">from</w:t>
-      </w:r>
-      <w:r>
-        <w:t xml:space="preserve"> </w:t>
-      </w:r>
-      <w:r>
-        <w:t xml:space="preserve">“systematically missed”</w:t>
-      </w:r>
-      <w:r>
-        <w:t xml:space="preserve"> </w:t>
-      </w:r>
-      <w:r>
-        <w:t xml:space="preserve">proteins beyond generic architecture. Predictor</w:t>
-      </w:r>
-      <w:r>
-        <w:t xml:space="preserve"> </w:t>
-      </w:r>
-      <w:r>
-        <w:rPr>
-          <w:i/>
-          <w:iCs/>
-        </w:rPr>
-        <w:t xml:space="preserve">disagreement</w:t>
-      </w:r>
-      <w:r>
-        <w:t xml:space="preserve">, by contrast, is not explained by any feature tested here and</w:t>
-      </w:r>
-      <w:r>
-        <w:t xml:space="preserve"> </w:t>
-      </w:r>
-      <w:r>
-        <w:t xml:space="preserve">is likely driven by individual-tool sensitivities rather than a shared</w:t>
-      </w:r>
-      <w:r>
-        <w:t xml:space="preserve"> </w:t>
-      </w:r>
-      <w:r>
-        <w:t xml:space="preserve">architectural blind spot — a negative result worth reporting so future work</w:t>
-      </w:r>
-      <w:r>
-        <w:t xml:space="preserve"> </w:t>
-      </w:r>
-      <w:r>
-        <w:t xml:space="preserve">does not assume disagreement is informative about biology.</w:t>
+        <w:t xml:space="preserve">For developers</w:t>
+      </w:r>
+      <w:r>
+        <w:t xml:space="preserve">: topology-aware training/evaluation — topology as an</w:t>
+      </w:r>
+      <w:r>
+        <w:t xml:space="preserve"> </w:t>
+      </w:r>
+      <w:r>
+        <w:t xml:space="preserve">explicit feature, membrane-protein positives in training, same-class</w:t>
+      </w:r>
+      <w:r>
+        <w:t xml:space="preserve"> </w:t>
+      </w:r>
+      <w:r>
+        <w:t xml:space="preserve">background reporting; do not let whole-chain hydrophobicity stand in as a</w:t>
+      </w:r>
+      <w:r>
+        <w:t xml:space="preserve"> </w:t>
+      </w:r>
+      <w:r>
+        <w:t xml:space="preserve">negative LLPS signal for membrane proteins.</w:t>
       </w:r>
     </w:p>
     <w:p>
@@ -3992,7 +4118,7 @@
         <w:pStyle w:val="Compact"/>
         <w:numPr>
           <w:ilvl w:val="0"/>
-          <w:numId w:val="1016"/>
+          <w:numId w:val="1017"/>
         </w:numPr>
       </w:pPr>
       <w:r>
@@ -4000,55 +4126,103 @@
           <w:b/>
           <w:bCs/>
         </w:rPr>
-        <w:t xml:space="preserve">The region-level scoring pipeline is now complete</w:t>
-      </w:r>
-      <w:r>
-        <w:t xml:space="preserve"> </w:t>
-      </w:r>
-      <w:r>
-        <w:t xml:space="preserve">across all 14</w:t>
-      </w:r>
-      <w:r>
-        <w:t xml:space="preserve"> </w:t>
-      </w:r>
-      <w:r>
-        <w:t xml:space="preserve">region-capable predictors, with the sequence-vs-structure coverage</w:t>
-      </w:r>
-      <w:r>
-        <w:t xml:space="preserve"> </w:t>
-      </w:r>
-      <w:r>
-        <w:t xml:space="preserve">difference (PICNIC/PSPire lack an isolated-sequence mode and are scored on</w:t>
-      </w:r>
-      <w:r>
-        <w:t xml:space="preserve"> </w:t>
-      </w:r>
-      <w:r>
-        <w:t xml:space="preserve">structural fragments instead) made explicit rather than left as a silent</w:t>
-      </w:r>
-      <w:r>
-        <w:t xml:space="preserve"> </w:t>
-      </w:r>
-      <w:r>
-        <w:t xml:space="preserve">gap; the completed comparison reproduces the same TM-suppression /</w:t>
-      </w:r>
-      <w:r>
-        <w:t xml:space="preserve"> </w:t>
-      </w:r>
-      <w:r>
-        <w:t xml:space="preserve">SEG-reversal pattern seen in the coarser topology test, giving confidence</w:t>
-      </w:r>
-      <w:r>
-        <w:t xml:space="preserve"> </w:t>
-      </w:r>
-      <w:r>
-        <w:t xml:space="preserve">that the topology finding is not an artefact of the original region-scoring</w:t>
-      </w:r>
-      <w:r>
-        <w:t xml:space="preserve"> </w:t>
-      </w:r>
-      <w:r>
-        <w:t xml:space="preserve">shortcuts.</w:t>
+        <w:t xml:space="preserve">Consensus/discordance findings reinforce, rather than add to, the</w:t>
+      </w:r>
+      <w:r>
+        <w:rPr>
+          <w:b/>
+          <w:bCs/>
+        </w:rPr>
+        <w:t xml:space="preserve"> </w:t>
+      </w:r>
+      <w:r>
+        <w:rPr>
+          <w:b/>
+          <w:bCs/>
+        </w:rPr>
+        <w:t xml:space="preserve">architecture story</w:t>
+      </w:r>
+      <w:r>
+        <w:t xml:space="preserve">: the consistently-high and consistently-under-ranked</w:t>
+      </w:r>
+      <w:r>
+        <w:t xml:space="preserve"> </w:t>
+      </w:r>
+      <w:r>
+        <w:t xml:space="preserve">groups are cleanly separated by topology class alone (Fisher’s exact</w:t>
+      </w:r>
+      <w:r>
+        <w:t xml:space="preserve"> </w:t>
+      </w:r>
+      <w:r>
+        <w:t xml:space="preserve">p = 9.1 × 10⁻³) and by the same hydropathy/length/disorder/PTM axis already</w:t>
+      </w:r>
+      <w:r>
+        <w:t xml:space="preserve"> </w:t>
+      </w:r>
+      <w:r>
+        <w:t xml:space="preserve">identified from the continuous correlations — there is no additional</w:t>
+      </w:r>
+      <w:r>
+        <w:t xml:space="preserve"> </w:t>
+      </w:r>
+      <w:r>
+        <w:t xml:space="preserve">membrane-specific signal distinguishing</w:t>
+      </w:r>
+      <w:r>
+        <w:t xml:space="preserve"> </w:t>
+      </w:r>
+      <w:r>
+        <w:t xml:space="preserve">“correctly ranked”</w:t>
+      </w:r>
+      <w:r>
+        <w:t xml:space="preserve"> </w:t>
+      </w:r>
+      <w:r>
+        <w:t xml:space="preserve">from</w:t>
+      </w:r>
+      <w:r>
+        <w:t xml:space="preserve"> </w:t>
+      </w:r>
+      <w:r>
+        <w:t xml:space="preserve">“systematically missed”</w:t>
+      </w:r>
+      <w:r>
+        <w:t xml:space="preserve"> </w:t>
+      </w:r>
+      <w:r>
+        <w:t xml:space="preserve">proteins beyond generic architecture. Predictor</w:t>
+      </w:r>
+      <w:r>
+        <w:t xml:space="preserve"> </w:t>
+      </w:r>
+      <w:r>
+        <w:rPr>
+          <w:i/>
+          <w:iCs/>
+        </w:rPr>
+        <w:t xml:space="preserve">disagreement</w:t>
+      </w:r>
+      <w:r>
+        <w:t xml:space="preserve">, by contrast, is not explained by any feature tested here and</w:t>
+      </w:r>
+      <w:r>
+        <w:t xml:space="preserve"> </w:t>
+      </w:r>
+      <w:r>
+        <w:t xml:space="preserve">is likely driven by individual-tool sensitivities rather than a shared</w:t>
+      </w:r>
+      <w:r>
+        <w:t xml:space="preserve"> </w:t>
+      </w:r>
+      <w:r>
+        <w:t xml:space="preserve">architectural blind spot — a negative result worth reporting so future work</w:t>
+      </w:r>
+      <w:r>
+        <w:t xml:space="preserve"> </w:t>
+      </w:r>
+      <w:r>
+        <w:t xml:space="preserve">does not assume disagreement is informative about biology.</w:t>
       </w:r>
     </w:p>
     <w:p>
@@ -4056,7 +4230,118 @@
         <w:pStyle w:val="Compact"/>
         <w:numPr>
           <w:ilvl w:val="0"/>
-          <w:numId w:val="1016"/>
+          <w:numId w:val="1017"/>
+        </w:numPr>
+      </w:pPr>
+      <w:r>
+        <w:rPr>
+          <w:b/>
+          <w:bCs/>
+        </w:rPr>
+        <w:t xml:space="preserve">The region-level score comparison now cleanly separates topology</w:t>
+      </w:r>
+      <w:r>
+        <w:rPr>
+          <w:b/>
+          <w:bCs/>
+        </w:rPr>
+        <w:t xml:space="preserve"> </w:t>
+      </w:r>
+      <w:r>
+        <w:rPr>
+          <w:b/>
+          <w:bCs/>
+        </w:rPr>
+        <w:t xml:space="preserve">biology from the concatenation artefact</w:t>
+      </w:r>
+      <w:r>
+        <w:t xml:space="preserve">, across all 14 region-capable</w:t>
+      </w:r>
+      <w:r>
+        <w:t xml:space="preserve"> </w:t>
+      </w:r>
+      <w:r>
+        <w:t xml:space="preserve">predictors including both structure-based tools (PICNIC, PSPire), whose</w:t>
+      </w:r>
+      <w:r>
+        <w:t xml:space="preserve"> </w:t>
+      </w:r>
+      <w:r>
+        <w:t xml:space="preserve">structural analogue of sequence concatenation — a single continuous</w:t>
+      </w:r>
+      <w:r>
+        <w:t xml:space="preserve"> </w:t>
+      </w:r>
+      <w:r>
+        <w:t xml:space="preserve">chain built from renumbered, coordinate-preserving AlphaFold fragments —</w:t>
+      </w:r>
+      <w:r>
+        <w:t xml:space="preserve"> </w:t>
+      </w:r>
+      <w:r>
+        <w:t xml:space="preserve">was newly built and scored this round. The topology-class effect</w:t>
+      </w:r>
+      <w:r>
+        <w:t xml:space="preserve"> </w:t>
+      </w:r>
+      <w:r>
+        <w:t xml:space="preserve">(cytoplasmic &gt; TM) reproduces the coarser Fig 2b pattern and is</w:t>
+      </w:r>
+      <w:r>
+        <w:t xml:space="preserve"> </w:t>
+      </w:r>
+      <w:r>
+        <w:t xml:space="preserve">unaffected by whether a region is queried as one concatenated</w:t>
+      </w:r>
+      <w:r>
+        <w:t xml:space="preserve"> </w:t>
+      </w:r>
+      <w:r>
+        <w:t xml:space="preserve">sequence/structure or as separate fragments, so it is not an artefact</w:t>
+      </w:r>
+      <w:r>
+        <w:t xml:space="preserve"> </w:t>
+      </w:r>
+      <w:r>
+        <w:t xml:space="preserve">of the region-scoring shortcuts. The concatenation artefact itself is</w:t>
+      </w:r>
+      <w:r>
+        <w:t xml:space="preserve"> </w:t>
+      </w:r>
+      <w:r>
+        <w:t xml:space="preserve">real but tool- and region-specific, not a uniform correction factor;</w:t>
+      </w:r>
+      <w:r>
+        <w:t xml:space="preserve"> </w:t>
+      </w:r>
+      <w:r>
+        <w:t xml:space="preserve">it is largest for the two structure-based tools scored on disjoint TM</w:t>
+      </w:r>
+      <w:r>
+        <w:t xml:space="preserve"> </w:t>
+      </w:r>
+      <w:r>
+        <w:t xml:space="preserve">helices, a caveat future structural-region analyses should account for</w:t>
+      </w:r>
+      <w:r>
+        <w:t xml:space="preserve"> </w:t>
+      </w:r>
+      <w:r>
+        <w:t xml:space="preserve">rather than treat pdb_concatenated and pdb_region scores as</w:t>
+      </w:r>
+      <w:r>
+        <w:t xml:space="preserve"> </w:t>
+      </w:r>
+      <w:r>
+        <w:t xml:space="preserve">interchangeable.</w:t>
+      </w:r>
+    </w:p>
+    <w:p>
+      <w:pPr>
+        <w:pStyle w:val="Compact"/>
+        <w:numPr>
+          <w:ilvl w:val="0"/>
+          <w:numId w:val="1017"/>
         </w:numPr>
       </w:pPr>
       <w:r>
@@ -5011,34 +5296,42 @@
           <w:b/>
           <w:bCs/>
         </w:rPr>
-        <w:t xml:space="preserve">Completed region-level score comparison.</w:t>
-      </w:r>
-      <w:r>
-        <w:t xml:space="preserve"> </w:t>
-      </w:r>
-      <w:r>
-        <w:t xml:space="preserve">The topology-resolved scoring</w:t>
-      </w:r>
-      <w:r>
-        <w:t xml:space="preserve"> </w:t>
-      </w:r>
-      <w:r>
-        <w:t xml:space="preserve">pipeline (</w:t>
+        <w:t xml:space="preserve">Region-level score comparison: separating topology biology from the</w:t>
+      </w:r>
+      <w:r>
+        <w:rPr>
+          <w:b/>
+          <w:bCs/>
+        </w:rPr>
+        <w:t xml:space="preserve"> </w:t>
+      </w:r>
+      <w:r>
+        <w:rPr>
+          <w:b/>
+          <w:bCs/>
+        </w:rPr>
+        <w:t xml:space="preserve">concatenation artefact.</w:t>
+      </w:r>
+      <w:r>
+        <w:t xml:space="preserve"> </w:t>
+      </w:r>
+      <w:r>
+        <w:t xml:space="preserve">The topology-resolved scoring pipeline (</w:t>
       </w:r>
       <w:r>
         <w:rPr>
           <w:rStyle w:val="VerbatimChar"/>
         </w:rPr>
-        <w:t xml:space="preserve">output/topology_scoring_pipeline.md</w:t>
-      </w:r>
-      <w:r>
-        <w:t xml:space="preserve">) was extended to a single</w:t>
-      </w:r>
-      <w:r>
-        <w:t xml:space="preserve"> </w:t>
-      </w:r>
-      <w:r>
-        <w:t xml:space="preserve">unified table (Supplementary Table S2;</w:t>
+        <w:t xml:space="preserve">output/ topology_scoring_pipeline.md</w:t>
+      </w:r>
+      <w:r>
+        <w:t xml:space="preserve">) was extended to a single unified table</w:t>
+      </w:r>
+      <w:r>
+        <w:t xml:space="preserve"> </w:t>
+      </w:r>
+      <w:r>
+        <w:t xml:space="preserve">(Supplementary Table S2;</w:t>
       </w:r>
       <w:r>
         <w:t xml:space="preserve"> </w:t>
@@ -5047,163 +5340,444 @@
         <w:rPr>
           <w:rStyle w:val="VerbatimChar"/>
         </w:rPr>
-        <w:t xml:space="preserve">output/ predictor_region_score_comparison_wide.csv</w:t>
-      </w:r>
-      <w:r>
-        <w:t xml:space="preserve">) reporting, per protein and per</w:t>
-      </w:r>
-      <w:r>
-        <w:t xml:space="preserve"> </w:t>
-      </w:r>
-      <w:r>
-        <w:t xml:space="preserve">predictor, the whole-protein score, the concatenated within-topology-class</w:t>
-      </w:r>
-      <w:r>
-        <w:t xml:space="preserve"> </w:t>
-      </w:r>
-      <w:r>
-        <w:t xml:space="preserve">score (cytoplasmic / TM / extracellular-lumenal, built by joining all</w:t>
-      </w:r>
-      <w:r>
-        <w:t xml:space="preserve"> </w:t>
-      </w:r>
-      <w:r>
-        <w:t xml:space="preserve">residues of a topology class into one sequence and scoring it as a single</w:t>
-      </w:r>
-      <w:r>
-        <w:t xml:space="preserve"> </w:t>
-      </w:r>
-      <w:r>
-        <w:t xml:space="preserve">query), and the per-segment scores (each contiguous topological span scored</w:t>
-      </w:r>
-      <w:r>
-        <w:t xml:space="preserve"> </w:t>
-      </w:r>
-      <w:r>
-        <w:t xml:space="preserve">individually). Twelve of the 14 region-capable tools (catGRANULE, PLAAC,</w:t>
-      </w:r>
-      <w:r>
-        <w:t xml:space="preserve"> </w:t>
-      </w:r>
-      <w:r>
-        <w:t xml:space="preserve">PScore, ESpritz, SEG, ParSe2, LLPhyScore, PSPsPredict, PSAP, FuzDrop,</w:t>
-      </w:r>
-      <w:r>
-        <w:t xml:space="preserve"> </w:t>
-      </w:r>
-      <w:r>
-        <w:t xml:space="preserve">DeePhase, PSPHunter) are sequence-based and expose all three levels; for the</w:t>
-      </w:r>
-      <w:r>
-        <w:t xml:space="preserve"> </w:t>
-      </w:r>
-      <w:r>
-        <w:t xml:space="preserve">five per-residue tools among them (catGRANULE, PLAAC, PScore, ESpritz, SEG)</w:t>
-      </w:r>
-      <w:r>
-        <w:t xml:space="preserve"> </w:t>
-      </w:r>
-      <w:r>
-        <w:t xml:space="preserve">the concatenated/segment scores are derived by slicing the full-protein</w:t>
-      </w:r>
-      <w:r>
-        <w:t xml:space="preserve"> </w:t>
-      </w:r>
-      <w:r>
-        <w:t xml:space="preserve">per-residue score array rather than re-scoring isolated fragments, preserving</w:t>
-      </w:r>
-      <w:r>
-        <w:t xml:space="preserve"> </w:t>
-      </w:r>
-      <w:r>
-        <w:t xml:space="preserve">full-length sequence context. The two remaining tools, PICNIC and PSPire, are</w:t>
-      </w:r>
-      <w:r>
-        <w:t xml:space="preserve"> </w:t>
-      </w:r>
-      <w:r>
-        <w:t xml:space="preserve">structure/AlphaFold2-based and have no isolated-sequence mode; they were</w:t>
-      </w:r>
-      <w:r>
-        <w:t xml:space="preserve"> </w:t>
-      </w:r>
-      <w:r>
-        <w:t xml:space="preserve">instead scored directly on structural fragments extracted from the</w:t>
-      </w:r>
-      <w:r>
-        <w:t xml:space="preserve"> </w:t>
-      </w:r>
-      <w:r>
-        <w:t xml:space="preserve">full-length AlphaFold model for each topology region (</w:t>
+        <w:t xml:space="preserve">output/predictor_region_score_comparison_wide.csv</w:t>
+      </w:r>
+      <w:r>
+        <w:t xml:space="preserve">)</w:t>
+      </w:r>
+      <w:r>
+        <w:t xml:space="preserve"> </w:t>
+      </w:r>
+      <w:r>
+        <w:t xml:space="preserve">reporting, per protein, predictor, and topology region (cytoplasmic / TM /</w:t>
+      </w:r>
+      <w:r>
+        <w:t xml:space="preserve"> </w:t>
+      </w:r>
+      <w:r>
+        <w:t xml:space="preserve">extracellular-lumenal), three quantities: the</w:t>
+      </w:r>
+      <w:r>
+        <w:t xml:space="preserve"> </w:t>
+      </w:r>
+      <w:r>
+        <w:rPr>
+          <w:i/>
+          <w:iCs/>
+        </w:rPr>
+        <w:t xml:space="preserve">unspliced</w:t>
+      </w:r>
+      <w:r>
+        <w:t xml:space="preserve"> </w:t>
+      </w:r>
+      <w:r>
+        <w:t xml:space="preserve">score (mean of the</w:t>
+      </w:r>
+      <w:r>
+        <w:t xml:space="preserve"> </w:t>
+      </w:r>
+      <w:r>
+        <w:t xml:space="preserve">tool’s per-segment scores, each contiguous topological span scored</w:t>
+      </w:r>
+      <w:r>
+        <w:t xml:space="preserve"> </w:t>
+      </w:r>
+      <w:r>
+        <w:t xml:space="preserve">individually), the</w:t>
+      </w:r>
+      <w:r>
+        <w:t xml:space="preserve"> </w:t>
+      </w:r>
+      <w:r>
+        <w:rPr>
+          <w:i/>
+          <w:iCs/>
+        </w:rPr>
+        <w:t xml:space="preserve">spliced</w:t>
+      </w:r>
+      <w:r>
+        <w:t xml:space="preserve"> </w:t>
+      </w:r>
+      <w:r>
+        <w:t xml:space="preserve">score (all segments of a region joined into one</w:t>
+      </w:r>
+      <w:r>
+        <w:t xml:space="preserve"> </w:t>
+      </w:r>
+      <w:r>
+        <w:t xml:space="preserve">query and scored once), and the whole-protein score. Twelve of the 14</w:t>
+      </w:r>
+      <w:r>
+        <w:t xml:space="preserve"> </w:t>
+      </w:r>
+      <w:r>
+        <w:t xml:space="preserve">region-capable tools (catGRANULE, PLAAC, PScore, ESpritz, SEG, ParSe2,</w:t>
+      </w:r>
+      <w:r>
+        <w:t xml:space="preserve"> </w:t>
+      </w:r>
+      <w:r>
+        <w:t xml:space="preserve">LLPhyScore, PSPsPredict, PSAP, FuzDrop, DeePhase, PSPHunter) are</w:t>
+      </w:r>
+      <w:r>
+        <w:t xml:space="preserve"> </w:t>
+      </w:r>
+      <w:r>
+        <w:t xml:space="preserve">sequence-based; their spliced score is the concatenated-sequence score, and</w:t>
+      </w:r>
+      <w:r>
+        <w:t xml:space="preserve"> </w:t>
+      </w:r>
+      <w:r>
+        <w:t xml:space="preserve">for the five per-residue tools among them (catGRANULE, PLAAC, PScore,</w:t>
+      </w:r>
+      <w:r>
+        <w:t xml:space="preserve"> </w:t>
+      </w:r>
+      <w:r>
+        <w:t xml:space="preserve">ESpritz, SEG) the concatenated/segment scores are derived by slicing the</w:t>
+      </w:r>
+      <w:r>
+        <w:t xml:space="preserve"> </w:t>
+      </w:r>
+      <w:r>
+        <w:t xml:space="preserve">full-protein per-residue score array rather than re-scoring isolated</w:t>
+      </w:r>
+      <w:r>
+        <w:t xml:space="preserve"> </w:t>
+      </w:r>
+      <w:r>
+        <w:t xml:space="preserve">fragments. FuzDrop and ParSe2 additionally require the espritz/backbone</w:t>
+      </w:r>
+      <w:r>
+        <w:t xml:space="preserve"> </w:t>
+      </w:r>
+      <w:r>
+        <w:t xml:space="preserve">sequence to satisfy a tool-intrinsic minimum length (ParSe2: 25 aa; FuzDrop’s</w:t>
+      </w:r>
+      <w:r>
+        <w:t xml:space="preserve"> </w:t>
+      </w:r>
+      <w:r>
+        <w:t xml:space="preserve">disorder-window requirement has a similar practical floor), so per-segment</w:t>
+      </w:r>
+      <w:r>
+        <w:t xml:space="preserve"> </w:t>
+      </w:r>
+      <w:r>
+        <w:t xml:space="preserve">coverage is reduced specifically for the shortest topology spans — almost</w:t>
+      </w:r>
+      <w:r>
+        <w:t xml:space="preserve"> </w:t>
+      </w:r>
+      <w:r>
+        <w:t xml:space="preserve">entirely single-pass Transmembrane segments (median 21 aa;</w:t>
+      </w:r>
+      <w:r>
+        <w:t xml:space="preserve"> </w:t>
       </w:r>
       <w:r>
         <w:rPr>
           <w:rStyle w:val="VerbatimChar"/>
         </w:rPr>
+        <w:t xml:space="preserve">output/ predictor_coverage_summary.csv</w:t>
+      </w:r>
+      <w:r>
+        <w:t xml:space="preserve">) — rather than a pipeline defect.</w:t>
+      </w:r>
+    </w:p>
+    <w:p>
+      <w:pPr>
+        <w:pStyle w:val="BodyText"/>
+      </w:pPr>
+      <w:r>
+        <w:t xml:space="preserve">The two remaining tools, PICNIC and PSPire, are structure/AlphaFold2-based</w:t>
+      </w:r>
+      <w:r>
+        <w:t xml:space="preserve"> </w:t>
+      </w:r>
+      <w:r>
+        <w:t xml:space="preserve">and have no isolated-sequence mode. Their unspliced score is the mean of</w:t>
+      </w:r>
+      <w:r>
+        <w:t xml:space="preserve"> </w:t>
+      </w:r>
+      <w:r>
+        <w:t xml:space="preserve">per-fragment scores computed directly on structural fragments extracted from</w:t>
+      </w:r>
+      <w:r>
+        <w:t xml:space="preserve"> </w:t>
+      </w:r>
+      <w:r>
+        <w:t xml:space="preserve">the full-length AlphaFold model for each topology region (</w:t>
+      </w:r>
+      <w:r>
+        <w:rPr>
+          <w:rStyle w:val="VerbatimChar"/>
+        </w:rPr>
         <w:t xml:space="preserve">pdb_region</w:t>
       </w:r>
       <w:r>
+        <w:t xml:space="preserve">, via</w:t>
+      </w:r>
+      <w:r>
+        <w:t xml:space="preserve"> </w:t>
+      </w:r>
+      <w:r>
+        <w:rPr>
+          <w:rStyle w:val="VerbatimChar"/>
+        </w:rPr>
+        <w:t xml:space="preserve">build_segment_pdbs.py</w:t>
+      </w:r>
+      <w:r>
+        <w:t xml:space="preserve"> </w:t>
+      </w:r>
+      <w:r>
+        <w:t xml:space="preserve">/</w:t>
+      </w:r>
+      <w:r>
+        <w:t xml:space="preserve"> </w:t>
+      </w:r>
+      <w:r>
+        <w:rPr>
+          <w:rStyle w:val="VerbatimChar"/>
+        </w:rPr>
+        <w:t xml:space="preserve">integrate_pdb_segments.py</w:t>
+      </w:r>
+      <w:r>
+        <w:t xml:space="preserve">). Their spliced score</w:t>
+      </w:r>
+      <w:r>
+        <w:t xml:space="preserve"> </w:t>
+      </w:r>
+      <w:r>
+        <w:t xml:space="preserve">(</w:t>
+      </w:r>
+      <w:r>
+        <w:rPr>
+          <w:rStyle w:val="VerbatimChar"/>
+        </w:rPr>
+        <w:t xml:space="preserve">pdb_concatenated</w:t>
+      </w:r>
+      <w:r>
+        <w:t xml:space="preserve">) is the structural analogue of sequence concatenation:</w:t>
+      </w:r>
+      <w:r>
+        <w:t xml:space="preserve"> </w:t>
+      </w:r>
+      <w:r>
+        <w:t xml:space="preserve">each region’s (possibly disjoint) AlphaFold-model fragments are renumbered</w:t>
+      </w:r>
+      <w:r>
+        <w:t xml:space="preserve"> </w:t>
+      </w:r>
+      <w:r>
+        <w:t xml:space="preserve">into one continuous chain 1..N while keeping the true 3D coordinates</w:t>
+      </w:r>
+      <w:r>
+        <w:t xml:space="preserve"> </w:t>
+      </w:r>
+      <w:r>
+        <w:t xml:space="preserve">unchanged (</w:t>
+      </w:r>
+      <w:r>
+        <w:rPr>
+          <w:rStyle w:val="VerbatimChar"/>
+        </w:rPr>
+        <w:t xml:space="preserve">build_concatenated_pdbs.py</w:t>
+      </w:r>
+      <w:r>
+        <w:t xml:space="preserve">), then scored as a single structure</w:t>
+      </w:r>
+      <w:r>
+        <w:t xml:space="preserve"> </w:t>
+      </w:r>
+      <w:r>
+        <w:t xml:space="preserve">(</w:t>
+      </w:r>
+      <w:r>
+        <w:rPr>
+          <w:rStyle w:val="VerbatimChar"/>
+        </w:rPr>
+        <w:t xml:space="preserve">run_picnic_pdb_concatenated.py</w:t>
+      </w:r>
+      <w:r>
         <w:t xml:space="preserve">,</w:t>
       </w:r>
       <w:r>
         <w:t xml:space="preserve"> </w:t>
       </w:r>
       <w:r>
-        <w:t xml:space="preserve">via</w:t>
-      </w:r>
-      <w:r>
-        <w:t xml:space="preserve"> </w:t>
-      </w:r>
-      <w:r>
         <w:rPr>
           <w:rStyle w:val="VerbatimChar"/>
         </w:rPr>
-        <w:t xml:space="preserve">build_segment_pdbs.py</w:t>
-      </w:r>
-      <w:r>
-        <w:t xml:space="preserve"> </w:t>
-      </w:r>
-      <w:r>
-        <w:t xml:space="preserve">/</w:t>
-      </w:r>
-      <w:r>
-        <w:t xml:space="preserve"> </w:t>
+        <w:t xml:space="preserve">run_pspire_pdb_concatenated.py</w:t>
+      </w:r>
+      <w:r>
+        <w:t xml:space="preserve">). This</w:t>
+      </w:r>
+      <w:r>
+        <w:t xml:space="preserve"> </w:t>
+      </w:r>
+      <w:r>
+        <w:t xml:space="preserve">mirrors, at the structural level, exactly what sequence concatenation does at</w:t>
+      </w:r>
+      <w:r>
+        <w:t xml:space="preserve"> </w:t>
+      </w:r>
+      <w:r>
+        <w:t xml:space="preserve">the sequence level, allowing the same spliced-vs-unspliced test to be applied</w:t>
+      </w:r>
+      <w:r>
+        <w:t xml:space="preserve"> </w:t>
+      </w:r>
+      <w:r>
+        <w:t xml:space="preserve">uniformly to all 14 tools.</w:t>
+      </w:r>
+    </w:p>
+    <w:p>
+      <w:pPr>
+        <w:pStyle w:val="BodyText"/>
+      </w:pPr>
+      <w:r>
+        <w:t xml:space="preserve">Two orthogonal statistical tests were then run on this table.</w:t>
+      </w:r>
+      <w:r>
+        <w:t xml:space="preserve"> </w:t>
+      </w:r>
+      <w:r>
+        <w:t xml:space="preserve">(1)</w:t>
+      </w:r>
+      <w:r>
+        <w:t xml:space="preserve"> </w:t>
+      </w:r>
+      <w:r>
+        <w:rPr>
+          <w:b/>
+          <w:bCs/>
+        </w:rPr>
+        <w:t xml:space="preserve">Topology-class (biology) effect</w:t>
+      </w:r>
+      <w:r>
+        <w:t xml:space="preserve"> </w:t>
+      </w:r>
+      <w:r>
+        <w:t xml:space="preserve">(</w:t>
       </w:r>
       <w:r>
         <w:rPr>
           <w:rStyle w:val="VerbatimChar"/>
         </w:rPr>
-        <w:t xml:space="preserve">integrate_pdb_segments.py</w:t>
-      </w:r>
-      <w:r>
-        <w:t xml:space="preserve">), which is reported</w:t>
-      </w:r>
-      <w:r>
-        <w:t xml:space="preserve"> </w:t>
-      </w:r>
-      <w:r>
-        <w:t xml:space="preserve">as their structural analogue of the concatenated score. This coverage</w:t>
-      </w:r>
-      <w:r>
-        <w:t xml:space="preserve"> </w:t>
-      </w:r>
-      <w:r>
-        <w:t xml:space="preserve">distinction is tabulated explicitly in</w:t>
-      </w:r>
-      <w:r>
-        <w:t xml:space="preserve"> </w:t>
+        <w:t xml:space="preserve">output/ predictor_region_biology_tests.csv</w:t>
+      </w:r>
+      <w:r>
+        <w:t xml:space="preserve">): for each tool, paired Wilcoxon tests</w:t>
+      </w:r>
+      <w:r>
+        <w:t xml:space="preserve"> </w:t>
+      </w:r>
+      <w:r>
+        <w:t xml:space="preserve">contrast unspliced (segment-mean) scores between each pair of topology</w:t>
+      </w:r>
+      <w:r>
+        <w:t xml:space="preserve"> </w:t>
+      </w:r>
+      <w:r>
+        <w:t xml:space="preserve">regions (Cytoplasmic vs TM, Cytoplasmic vs Extracellular/Lumenal, TM vs</w:t>
+      </w:r>
+      <w:r>
+        <w:t xml:space="preserve"> </w:t>
+      </w:r>
+      <w:r>
+        <w:t xml:space="preserve">Extracellular/Lumenal), BH-FDR corrected within tool. Using only unspliced</w:t>
+      </w:r>
+      <w:r>
+        <w:t xml:space="preserve"> </w:t>
+      </w:r>
+      <w:r>
+        <w:t xml:space="preserve">scores means this test cannot be confounded by the concatenation artefact.</w:t>
+      </w:r>
+      <w:r>
+        <w:t xml:space="preserve"> </w:t>
+      </w:r>
+      <w:r>
+        <w:t xml:space="preserve">(2)</w:t>
+      </w:r>
+      <w:r>
+        <w:t xml:space="preserve"> </w:t>
+      </w:r>
+      <w:r>
+        <w:rPr>
+          <w:b/>
+          <w:bCs/>
+        </w:rPr>
+        <w:t xml:space="preserve">Slicing/splicing (methodological) artefact</w:t>
+      </w:r>
+      <w:r>
+        <w:t xml:space="preserve"> </w:t>
+      </w:r>
+      <w:r>
+        <w:t xml:space="preserve">(</w:t>
       </w:r>
       <w:r>
         <w:rPr>
           <w:rStyle w:val="VerbatimChar"/>
         </w:rPr>
+        <w:t xml:space="preserve">output/ predictor_splice_artifact_tests.csv</w:t>
+      </w:r>
+      <w:r>
+        <w:t xml:space="preserve">): for each tool and region, a paired</w:t>
+      </w:r>
+      <w:r>
+        <w:t xml:space="preserve"> </w:t>
+      </w:r>
+      <w:r>
+        <w:t xml:space="preserve">Wilcoxon test contrasts the spliced score against the unspliced score for</w:t>
+      </w:r>
+      <w:r>
+        <w:t xml:space="preserve"> </w:t>
+      </w:r>
+      <w:r>
+        <w:t xml:space="preserve">the same region, BH-FDR corrected within tool. This isolates whether</w:t>
+      </w:r>
+      <w:r>
+        <w:t xml:space="preserve"> </w:t>
+      </w:r>
+      <w:r>
+        <w:t xml:space="preserve">concatenating a region’s fragments into one query changes the score,</w:t>
+      </w:r>
+      <w:r>
+        <w:t xml:space="preserve"> </w:t>
+      </w:r>
+      <w:r>
+        <w:t xml:space="preserve">independent of which topology region is involved. Coverage for both tests is</w:t>
+      </w:r>
+      <w:r>
+        <w:t xml:space="preserve"> </w:t>
+      </w:r>
+      <w:r>
+        <w:t xml:space="preserve">tabulated in</w:t>
+      </w:r>
+      <w:r>
+        <w:t xml:space="preserve"> </w:t>
+      </w:r>
+      <w:r>
+        <w:rPr>
+          <w:rStyle w:val="VerbatimChar"/>
+        </w:rPr>
         <w:t xml:space="preserve">output/predictor_coverage_summary.csv</w:t>
       </w:r>
       <w:r>
         <w:t xml:space="preserve"> </w:t>
       </w:r>
       <w:r>
-        <w:t xml:space="preserve">and in Figure 9’s panel subtitles, rather than left as an implicit gap.</w:t>
+        <w:t xml:space="preserve">and visualised together</w:t>
+      </w:r>
+      <w:r>
+        <w:t xml:space="preserve"> </w:t>
+      </w:r>
+      <w:r>
+        <w:t xml:space="preserve">in Figure 9.</w:t>
       </w:r>
     </w:p>
     <w:p>
@@ -6266,14 +6840,14 @@
       <w:r>
         <w:drawing>
           <wp:inline>
-            <wp:extent cx="5334000" cy="4574887"/>
+            <wp:extent cx="5334000" cy="2337817"/>
             <wp:effectExtent b="0" l="0" r="0" t="0"/>
             <wp:docPr descr="" title="" id="60" name="Picture"/>
             <a:graphic>
               <a:graphicData uri="http://schemas.openxmlformats.org/drawingml/2006/picture">
                 <pic:pic>
                   <pic:nvPicPr>
-                    <pic:cNvPr descr="figures/fig9_sequence_region_comparison.png" id="61" name="Picture"/>
+                    <pic:cNvPr descr="figures/fig9_topology_vs_splicing.png" id="61" name="Picture"/>
                     <pic:cNvPicPr>
                       <a:picLocks noChangeArrowheads="1" noChangeAspect="1"/>
                     </pic:cNvPicPr>
@@ -6287,7 +6861,7 @@
                   <pic:spPr bwMode="auto">
                     <a:xfrm>
                       <a:off x="0" y="0"/>
-                      <a:ext cx="5334000" cy="4574887"/>
+                      <a:ext cx="5334000" cy="2337817"/>
                     </a:xfrm>
                     <a:prstGeom prst="rect">
                       <a:avLst/>
@@ -6315,63 +6889,149 @@
           <w:b/>
           <w:bCs/>
         </w:rPr>
-        <w:t xml:space="preserve">Figure 9. Completed whole/region-level score comparison across all 14</w:t>
-      </w:r>
-      <w:r>
-        <w:rPr>
-          <w:b/>
-          <w:bCs/>
-        </w:rPr>
-        <w:t xml:space="preserve"> </w:t>
-      </w:r>
-      <w:r>
-        <w:rPr>
-          <w:b/>
-          <w:bCs/>
-        </w:rPr>
-        <w:t xml:space="preserve">region-capable predictors.</w:t>
-      </w:r>
-      <w:r>
-        <w:t xml:space="preserve"> </w:t>
-      </w:r>
-      <w:r>
-        <w:t xml:space="preserve">For each predictor (small multiple), Z-scored</w:t>
-      </w:r>
-      <w:r>
-        <w:t xml:space="preserve"> </w:t>
-      </w:r>
-      <w:r>
-        <w:t xml:space="preserve">(within-tool) distribution of the whole-protein score and the three</w:t>
-      </w:r>
-      <w:r>
-        <w:t xml:space="preserve"> </w:t>
-      </w:r>
-      <w:r>
-        <w:t xml:space="preserve">topology-region scores (cytoplasmic, transmembrane, extracellular/lumenal)</w:t>
-      </w:r>
-      <w:r>
-        <w:t xml:space="preserve"> </w:t>
-      </w:r>
-      <w:r>
-        <w:t xml:space="preserve">across the 60 proteins. Sequence-based tools score each region from a</w:t>
-      </w:r>
-      <w:r>
-        <w:t xml:space="preserve"> </w:t>
-      </w:r>
-      <w:r>
-        <w:t xml:space="preserve">concatenated within-class sequence; the two structure-based tools (PSPire,</w:t>
-      </w:r>
-      <w:r>
-        <w:t xml:space="preserve"> </w:t>
-      </w:r>
-      <w:r>
-        <w:t xml:space="preserve">PICNIC) lack a concatenated-sequence mode and are instead scored on</w:t>
-      </w:r>
-      <w:r>
-        <w:t xml:space="preserve"> </w:t>
-      </w:r>
-      <w:r>
-        <w:t xml:space="preserve">AlphaFold-model-derived</w:t>
+        <w:t xml:space="preserve">Figure 9. Topology-class biology and the slicing/splicing artefact,</w:t>
+      </w:r>
+      <w:r>
+        <w:rPr>
+          <w:b/>
+          <w:bCs/>
+        </w:rPr>
+        <w:t xml:space="preserve"> </w:t>
+      </w:r>
+      <w:r>
+        <w:rPr>
+          <w:b/>
+          <w:bCs/>
+        </w:rPr>
+        <w:t xml:space="preserve">separated, across all 14 region-capable predictors.</w:t>
+      </w:r>
+      <w:r>
+        <w:t xml:space="preserve"> </w:t>
+      </w:r>
+      <w:r>
+        <w:t xml:space="preserve">Each point is one</w:t>
+      </w:r>
+      <w:r>
+        <w:t xml:space="preserve"> </w:t>
+      </w:r>
+      <w:r>
+        <w:t xml:space="preserve">predictor (circle = sequence-based, n = 12; diamond = structure-based,</w:t>
+      </w:r>
+      <w:r>
+        <w:t xml:space="preserve"> </w:t>
+      </w:r>
+      <w:r>
+        <w:t xml:space="preserve">PICNIC/PSPire, n = 2); horizontal bars mark the group median.</w:t>
+      </w:r>
+      <w:r>
+        <w:t xml:space="preserve"> </w:t>
+      </w:r>
+      <w:r>
+        <w:rPr>
+          <w:b/>
+          <w:bCs/>
+        </w:rPr>
+        <w:t xml:space="preserve">(a)</w:t>
+      </w:r>
+      <w:r>
+        <w:t xml:space="preserve"> </w:t>
+      </w:r>
+      <w:r>
+        <w:t xml:space="preserve">Topology-class effect: fraction of proteins for which the first-named region</w:t>
+      </w:r>
+      <w:r>
+        <w:t xml:space="preserve"> </w:t>
+      </w:r>
+      <w:r>
+        <w:t xml:space="preserve">scores higher than the second, using only unspliced (per-segment-mean)</w:t>
+      </w:r>
+      <w:r>
+        <w:t xml:space="preserve"> </w:t>
+      </w:r>
+      <w:r>
+        <w:t xml:space="preserve">scores, for the three pairwise region contrasts. Cytoplasmic scores exceed</w:t>
+      </w:r>
+      <w:r>
+        <w:t xml:space="preserve"> </w:t>
+      </w:r>
+      <w:r>
+        <w:t xml:space="preserve">TM for nearly every tool, including both structure-based tools; the</w:t>
+      </w:r>
+      <w:r>
+        <w:t xml:space="preserve"> </w:t>
+      </w:r>
+      <w:r>
+        <w:t xml:space="preserve">TM-vs-extracellular/lumenal contrast is weaker and mixed in direction across</w:t>
+      </w:r>
+      <w:r>
+        <w:t xml:space="preserve"> </w:t>
+      </w:r>
+      <w:r>
+        <w:t xml:space="preserve">tools.</w:t>
+      </w:r>
+      <w:r>
+        <w:t xml:space="preserve"> </w:t>
+      </w:r>
+      <w:r>
+        <w:rPr>
+          <w:b/>
+          <w:bCs/>
+        </w:rPr>
+        <w:t xml:space="preserve">(b)</w:t>
+      </w:r>
+      <w:r>
+        <w:t xml:space="preserve"> </w:t>
+      </w:r>
+      <w:r>
+        <w:t xml:space="preserve">Slicing/splicing artefact: fraction of proteins for which the</w:t>
+      </w:r>
+      <w:r>
+        <w:t xml:space="preserve"> </w:t>
+      </w:r>
+      <w:r>
+        <w:t xml:space="preserve">spliced (single-query concatenated sequence, or renumbered</w:t>
+      </w:r>
+      <w:r>
+        <w:t xml:space="preserve"> </w:t>
+      </w:r>
+      <w:r>
+        <w:t xml:space="preserve">coordinate-preserving concatenated structure for PICNIC/PSPire) score</w:t>
+      </w:r>
+      <w:r>
+        <w:t xml:space="preserve"> </w:t>
+      </w:r>
+      <w:r>
+        <w:t xml:space="preserve">exceeds the unspliced (segment-mean) score, for the same region. Medians</w:t>
+      </w:r>
+      <w:r>
+        <w:t xml:space="preserve"> </w:t>
+      </w:r>
+      <w:r>
+        <w:t xml:space="preserve">cluster near 0.5 for most sequence-based tools, but PICNIC and PSPire both</w:t>
+      </w:r>
+      <w:r>
+        <w:t xml:space="preserve"> </w:t>
+      </w:r>
+      <w:r>
+        <w:t xml:space="preserve">show a near-complete, tool-consistent score drop specifically for</w:t>
+      </w:r>
+      <w:r>
+        <w:t xml:space="preserve"> </w:t>
+      </w:r>
+      <w:r>
+        <w:t xml:space="preserve">concatenated Transmembrane structures (concatenated score higher in 0/56 and</w:t>
+      </w:r>
+      <w:r>
+        <w:t xml:space="preserve"> </w:t>
+      </w:r>
+      <w:r>
+        <w:t xml:space="preserve">1/56 proteins respectively), a topology-specific effect not present in their</w:t>
+      </w:r>
+      <w:r>
+        <w:t xml:space="preserve"> </w:t>
+      </w:r>
+      <w:r>
+        <w:t xml:space="preserve">cytoplasmic or extracellular/lumenal splicing tests. Full statistics in</w:t>
       </w:r>
       <w:r>
         <w:t xml:space="preserve"> </w:t>
@@ -6380,25 +7040,25 @@
         <w:rPr>
           <w:rStyle w:val="VerbatimChar"/>
         </w:rPr>
-        <w:t xml:space="preserve">pdb_region</w:t>
-      </w:r>
-      <w:r>
-        <w:t xml:space="preserve"> </w:t>
-      </w:r>
-      <w:r>
-        <w:t xml:space="preserve">fragments, noted in each panel subtitle.</w:t>
-      </w:r>
-      <w:r>
-        <w:t xml:space="preserve"> </w:t>
-      </w:r>
-      <w:r>
-        <w:t xml:space="preserve">TM regions score lowest for every tool except SEG, whose reversal mirrors its</w:t>
-      </w:r>
-      <w:r>
-        <w:t xml:space="preserve"> </w:t>
-      </w:r>
-      <w:r>
-        <w:t xml:space="preserve">lone cytoplasmic-vs-TM inversion in Figure 2b.</w:t>
+        <w:t xml:space="preserve">output/predictor_region_biology_tests.csv</w:t>
+      </w:r>
+      <w:r>
+        <w:t xml:space="preserve"> </w:t>
+      </w:r>
+      <w:r>
+        <w:t xml:space="preserve">and</w:t>
+      </w:r>
+      <w:r>
+        <w:t xml:space="preserve"> </w:t>
+      </w:r>
+      <w:r>
+        <w:rPr>
+          <w:rStyle w:val="VerbatimChar"/>
+        </w:rPr>
+        <w:t xml:space="preserve">output/ predictor_splice_artifact_tests.csv</w:t>
+      </w:r>
+      <w:r>
+        <w:t xml:space="preserve">.</w:t>
       </w:r>
     </w:p>
     <w:p>
@@ -8375,6 +9035,9 @@
     <w:abstractNumId w:val="991"/>
   </w:num>
   <w:num w:numId="1017">
+    <w:abstractNumId w:val="991"/>
+  </w:num>
+  <w:num w:numId="1018">
     <w:abstractNumId w:val="99411"/>
     <w:lvlOverride w:ilvl="0">
       <w:startOverride w:val="1"/>
@@ -8404,7 +9067,7 @@
       <w:startOverride w:val="1"/>
     </w:lvlOverride>
   </w:num>
-  <w:num w:numId="1018">
+  <w:num w:numId="1019">
     <w:abstractNumId w:val="991"/>
   </w:num>
 </w:numbering>
